--- a/docs/package/01_Sales/iNXT_BrokerVerse_Competitive_Battlecard_INTERNAL.docx
+++ b/docs/package/01_Sales/iNXT_BrokerVerse_Competitive_Battlecard_INTERNAL.docx
@@ -789,7 +789,7 @@
             </w:rPr>
             <w:fldChar w:fldCharType="separate"/>
           </w:r>
-          <w:hyperlink w:anchor="__RefHeading___Toc16044_4049217194">
+          <w:hyperlink w:anchor="__RefHeading___Toc16044_3199679052">
             <w:r>
               <w:rPr>
                 <w:webHidden/>
@@ -824,7 +824,7 @@
             </w:tabs>
             <w:rPr/>
           </w:pPr>
-          <w:hyperlink w:anchor="__RefHeading___Toc16046_4049217194">
+          <w:hyperlink w:anchor="__RefHeading___Toc16046_3199679052">
             <w:r>
               <w:rPr>
                 <w:webHidden/>
@@ -853,7 +853,7 @@
             </w:tabs>
             <w:rPr/>
           </w:pPr>
-          <w:hyperlink w:anchor="__RefHeading___Toc16048_4049217194">
+          <w:hyperlink w:anchor="__RefHeading___Toc16048_3199679052">
             <w:r>
               <w:rPr>
                 <w:webHidden/>
@@ -875,7 +875,7 @@
             </w:tabs>
             <w:rPr/>
           </w:pPr>
-          <w:hyperlink w:anchor="__RefHeading___Toc16050_4049217194">
+          <w:hyperlink w:anchor="__RefHeading___Toc16050_3199679052">
             <w:r>
               <w:rPr>
                 <w:webHidden/>
@@ -897,7 +897,7 @@
             </w:tabs>
             <w:rPr/>
           </w:pPr>
-          <w:hyperlink w:anchor="__RefHeading___Toc16052_4049217194">
+          <w:hyperlink w:anchor="__RefHeading___Toc16052_3199679052">
             <w:r>
               <w:rPr>
                 <w:webHidden/>
@@ -919,7 +919,7 @@
             </w:tabs>
             <w:rPr/>
           </w:pPr>
-          <w:hyperlink w:anchor="__RefHeading___Toc16054_4049217194">
+          <w:hyperlink w:anchor="__RefHeading___Toc16054_3199679052">
             <w:r>
               <w:rPr>
                 <w:webHidden/>
@@ -941,7 +941,7 @@
             </w:tabs>
             <w:rPr/>
           </w:pPr>
-          <w:hyperlink w:anchor="__RefHeading___Toc16056_4049217194">
+          <w:hyperlink w:anchor="__RefHeading___Toc16056_3199679052">
             <w:r>
               <w:rPr>
                 <w:webHidden/>
@@ -963,7 +963,7 @@
             </w:tabs>
             <w:rPr/>
           </w:pPr>
-          <w:hyperlink w:anchor="__RefHeading___Toc16058_4049217194">
+          <w:hyperlink w:anchor="__RefHeading___Toc16058_3199679052">
             <w:r>
               <w:rPr>
                 <w:webHidden/>
@@ -985,7 +985,7 @@
             </w:tabs>
             <w:rPr/>
           </w:pPr>
-          <w:hyperlink w:anchor="__RefHeading___Toc16060_4049217194">
+          <w:hyperlink w:anchor="__RefHeading___Toc16060_3199679052">
             <w:r>
               <w:rPr>
                 <w:webHidden/>
@@ -1007,7 +1007,7 @@
             </w:tabs>
             <w:rPr/>
           </w:pPr>
-          <w:hyperlink w:anchor="__RefHeading___Toc16062_4049217194">
+          <w:hyperlink w:anchor="__RefHeading___Toc16062_3199679052">
             <w:r>
               <w:rPr>
                 <w:webHidden/>
@@ -1029,7 +1029,7 @@
             </w:tabs>
             <w:rPr/>
           </w:pPr>
-          <w:hyperlink w:anchor="__RefHeading___Toc16064_4049217194">
+          <w:hyperlink w:anchor="__RefHeading___Toc16064_3199679052">
             <w:r>
               <w:rPr>
                 <w:webHidden/>
@@ -1051,7 +1051,7 @@
             </w:tabs>
             <w:rPr/>
           </w:pPr>
-          <w:hyperlink w:anchor="__RefHeading___Toc16066_4049217194">
+          <w:hyperlink w:anchor="__RefHeading___Toc16066_3199679052">
             <w:r>
               <w:rPr>
                 <w:webHidden/>
@@ -1073,7 +1073,7 @@
             </w:tabs>
             <w:rPr/>
           </w:pPr>
-          <w:hyperlink w:anchor="__RefHeading___Toc16068_4049217194">
+          <w:hyperlink w:anchor="__RefHeading___Toc16068_3199679052">
             <w:r>
               <w:rPr>
                 <w:webHidden/>
@@ -1095,7 +1095,7 @@
             </w:tabs>
             <w:rPr/>
           </w:pPr>
-          <w:hyperlink w:anchor="__RefHeading___Toc16070_4049217194">
+          <w:hyperlink w:anchor="__RefHeading___Toc16070_3199679052">
             <w:r>
               <w:rPr>
                 <w:webHidden/>
@@ -1117,7 +1117,7 @@
             </w:tabs>
             <w:rPr/>
           </w:pPr>
-          <w:hyperlink w:anchor="__RefHeading___Toc16072_4049217194">
+          <w:hyperlink w:anchor="__RefHeading___Toc16072_3199679052">
             <w:r>
               <w:rPr>
                 <w:webHidden/>
@@ -1139,7 +1139,7 @@
             </w:tabs>
             <w:rPr/>
           </w:pPr>
-          <w:hyperlink w:anchor="__RefHeading___Toc16074_4049217194">
+          <w:hyperlink w:anchor="__RefHeading___Toc16074_3199679052">
             <w:r>
               <w:rPr>
                 <w:webHidden/>
@@ -1161,7 +1161,7 @@
             </w:tabs>
             <w:rPr/>
           </w:pPr>
-          <w:hyperlink w:anchor="__RefHeading___Toc16076_4049217194">
+          <w:hyperlink w:anchor="__RefHeading___Toc16076_3199679052">
             <w:r>
               <w:rPr>
                 <w:webHidden/>
@@ -1183,7 +1183,7 @@
             </w:tabs>
             <w:rPr/>
           </w:pPr>
-          <w:hyperlink w:anchor="__RefHeading___Toc16078_4049217194">
+          <w:hyperlink w:anchor="__RefHeading___Toc16078_3199679052">
             <w:r>
               <w:rPr>
                 <w:webHidden/>
@@ -1205,7 +1205,7 @@
             </w:tabs>
             <w:rPr/>
           </w:pPr>
-          <w:hyperlink w:anchor="__RefHeading___Toc16080_4049217194">
+          <w:hyperlink w:anchor="__RefHeading___Toc16080_3199679052">
             <w:r>
               <w:rPr>
                 <w:webHidden/>
@@ -1227,7 +1227,7 @@
             </w:tabs>
             <w:rPr/>
           </w:pPr>
-          <w:hyperlink w:anchor="__RefHeading___Toc16082_4049217194">
+          <w:hyperlink w:anchor="__RefHeading___Toc16082_3199679052">
             <w:r>
               <w:rPr>
                 <w:webHidden/>
@@ -1249,7 +1249,7 @@
             </w:tabs>
             <w:rPr/>
           </w:pPr>
-          <w:hyperlink w:anchor="__RefHeading___Toc16084_4049217194">
+          <w:hyperlink w:anchor="__RefHeading___Toc16084_3199679052">
             <w:r>
               <w:rPr>
                 <w:webHidden/>
@@ -1271,7 +1271,7 @@
             </w:tabs>
             <w:rPr/>
           </w:pPr>
-          <w:hyperlink w:anchor="__RefHeading___Toc16086_4049217194">
+          <w:hyperlink w:anchor="__RefHeading___Toc16086_3199679052">
             <w:r>
               <w:rPr>
                 <w:webHidden/>
@@ -1293,7 +1293,7 @@
             </w:tabs>
             <w:rPr/>
           </w:pPr>
-          <w:hyperlink w:anchor="__RefHeading___Toc16088_4049217194">
+          <w:hyperlink w:anchor="__RefHeading___Toc16088_3199679052">
             <w:r>
               <w:rPr>
                 <w:webHidden/>
@@ -1315,7 +1315,7 @@
             </w:tabs>
             <w:rPr/>
           </w:pPr>
-          <w:hyperlink w:anchor="__RefHeading___Toc16090_4049217194">
+          <w:hyperlink w:anchor="__RefHeading___Toc16090_3199679052">
             <w:r>
               <w:rPr>
                 <w:webHidden/>
@@ -1337,7 +1337,7 @@
             </w:tabs>
             <w:rPr/>
           </w:pPr>
-          <w:hyperlink w:anchor="__RefHeading___Toc16092_4049217194">
+          <w:hyperlink w:anchor="__RefHeading___Toc16092_3199679052">
             <w:r>
               <w:rPr>
                 <w:webHidden/>
@@ -1359,7 +1359,7 @@
             </w:tabs>
             <w:rPr/>
           </w:pPr>
-          <w:hyperlink w:anchor="__RefHeading___Toc16094_4049217194">
+          <w:hyperlink w:anchor="__RefHeading___Toc16094_3199679052">
             <w:r>
               <w:rPr>
                 <w:webHidden/>
@@ -1381,7 +1381,7 @@
             </w:tabs>
             <w:rPr/>
           </w:pPr>
-          <w:hyperlink w:anchor="__RefHeading___Toc16096_4049217194">
+          <w:hyperlink w:anchor="__RefHeading___Toc16096_3199679052">
             <w:r>
               <w:rPr>
                 <w:webHidden/>
@@ -1403,7 +1403,7 @@
             </w:tabs>
             <w:rPr/>
           </w:pPr>
-          <w:hyperlink w:anchor="__RefHeading___Toc16098_4049217194">
+          <w:hyperlink w:anchor="__RefHeading___Toc16098_3199679052">
             <w:r>
               <w:rPr>
                 <w:webHidden/>
@@ -1425,7 +1425,7 @@
             </w:tabs>
             <w:rPr/>
           </w:pPr>
-          <w:hyperlink w:anchor="__RefHeading___Toc16100_4049217194">
+          <w:hyperlink w:anchor="__RefHeading___Toc16100_3199679052">
             <w:r>
               <w:rPr>
                 <w:webHidden/>
@@ -1447,7 +1447,7 @@
             </w:tabs>
             <w:rPr/>
           </w:pPr>
-          <w:hyperlink w:anchor="__RefHeading___Toc16102_4049217194">
+          <w:hyperlink w:anchor="__RefHeading___Toc16102_3199679052">
             <w:r>
               <w:rPr>
                 <w:webHidden/>
@@ -1469,7 +1469,7 @@
             </w:tabs>
             <w:rPr/>
           </w:pPr>
-          <w:hyperlink w:anchor="__RefHeading___Toc16104_4049217194">
+          <w:hyperlink w:anchor="__RefHeading___Toc16104_3199679052">
             <w:r>
               <w:rPr>
                 <w:webHidden/>
@@ -1491,7 +1491,7 @@
             </w:tabs>
             <w:rPr/>
           </w:pPr>
-          <w:hyperlink w:anchor="__RefHeading___Toc16106_4049217194">
+          <w:hyperlink w:anchor="__RefHeading___Toc16106_3199679052">
             <w:r>
               <w:rPr>
                 <w:webHidden/>
@@ -1513,7 +1513,7 @@
             </w:tabs>
             <w:rPr/>
           </w:pPr>
-          <w:hyperlink w:anchor="__RefHeading___Toc16108_4049217194">
+          <w:hyperlink w:anchor="__RefHeading___Toc16108_3199679052">
             <w:r>
               <w:rPr>
                 <w:webHidden/>
@@ -1535,7 +1535,7 @@
             </w:tabs>
             <w:rPr/>
           </w:pPr>
-          <w:hyperlink w:anchor="__RefHeading___Toc16110_4049217194">
+          <w:hyperlink w:anchor="__RefHeading___Toc16110_3199679052">
             <w:r>
               <w:rPr>
                 <w:webHidden/>
@@ -1557,7 +1557,7 @@
             </w:tabs>
             <w:rPr/>
           </w:pPr>
-          <w:hyperlink w:anchor="__RefHeading___Toc16112_4049217194">
+          <w:hyperlink w:anchor="__RefHeading___Toc16112_3199679052">
             <w:r>
               <w:rPr>
                 <w:webHidden/>
@@ -1579,7 +1579,7 @@
             </w:tabs>
             <w:rPr/>
           </w:pPr>
-          <w:hyperlink w:anchor="__RefHeading___Toc16114_4049217194">
+          <w:hyperlink w:anchor="__RefHeading___Toc16114_3199679052">
             <w:r>
               <w:rPr>
                 <w:webHidden/>
@@ -1601,7 +1601,7 @@
             </w:tabs>
             <w:rPr/>
           </w:pPr>
-          <w:hyperlink w:anchor="__RefHeading___Toc16116_4049217194">
+          <w:hyperlink w:anchor="__RefHeading___Toc16116_3199679052">
             <w:r>
               <w:rPr>
                 <w:webHidden/>
@@ -1623,7 +1623,7 @@
             </w:tabs>
             <w:rPr/>
           </w:pPr>
-          <w:hyperlink w:anchor="__RefHeading___Toc16118_4049217194">
+          <w:hyperlink w:anchor="__RefHeading___Toc16118_3199679052">
             <w:r>
               <w:rPr>
                 <w:webHidden/>
@@ -1645,7 +1645,7 @@
             </w:tabs>
             <w:rPr/>
           </w:pPr>
-          <w:hyperlink w:anchor="__RefHeading___Toc16120_4049217194">
+          <w:hyperlink w:anchor="__RefHeading___Toc16120_3199679052">
             <w:r>
               <w:rPr>
                 <w:webHidden/>
@@ -1667,7 +1667,7 @@
             </w:tabs>
             <w:rPr/>
           </w:pPr>
-          <w:hyperlink w:anchor="__RefHeading___Toc16122_4049217194">
+          <w:hyperlink w:anchor="__RefHeading___Toc16122_3199679052">
             <w:r>
               <w:rPr>
                 <w:webHidden/>
@@ -1689,7 +1689,7 @@
             </w:tabs>
             <w:rPr/>
           </w:pPr>
-          <w:hyperlink w:anchor="__RefHeading___Toc16124_4049217194">
+          <w:hyperlink w:anchor="__RefHeading___Toc16124_3199679052">
             <w:r>
               <w:rPr>
                 <w:webHidden/>
@@ -1711,7 +1711,7 @@
             </w:tabs>
             <w:rPr/>
           </w:pPr>
-          <w:hyperlink w:anchor="__RefHeading___Toc16126_4049217194">
+          <w:hyperlink w:anchor="__RefHeading___Toc16126_3199679052">
             <w:r>
               <w:rPr>
                 <w:webHidden/>
@@ -1733,7 +1733,7 @@
             </w:tabs>
             <w:rPr/>
           </w:pPr>
-          <w:hyperlink w:anchor="__RefHeading___Toc16128_4049217194">
+          <w:hyperlink w:anchor="__RefHeading___Toc16128_3199679052">
             <w:r>
               <w:rPr>
                 <w:webHidden/>
@@ -1755,7 +1755,7 @@
             </w:tabs>
             <w:rPr/>
           </w:pPr>
-          <w:hyperlink w:anchor="__RefHeading___Toc16130_4049217194">
+          <w:hyperlink w:anchor="__RefHeading___Toc16130_3199679052">
             <w:r>
               <w:rPr>
                 <w:webHidden/>
@@ -1803,7 +1803,7 @@
       <w:r>
         <w:br w:type="page"/>
       </w:r>
-      <w:bookmarkStart w:id="0" w:name="__RefHeading___Toc16044_4049217194"/>
+      <w:bookmarkStart w:id="0" w:name="__RefHeading___Toc16044_3199679052"/>
       <w:bookmarkStart w:id="1" w:name="_Toc48319687"/>
       <w:bookmarkStart w:id="2" w:name="_Toc11824118"/>
       <w:bookmarkEnd w:id="0"/>
@@ -2448,7 +2448,7 @@
           <w:spacing w:val="0"/>
         </w:rPr>
       </w:pPr>
-      <w:bookmarkStart w:id="4" w:name="__RefHeading___Toc16046_4049217194"/>
+      <w:bookmarkStart w:id="4" w:name="__RefHeading___Toc16046_3199679052"/>
       <w:bookmarkStart w:id="5" w:name="_Toc233203388"/>
       <w:bookmarkEnd w:id="4"/>
       <w:r>
@@ -4306,7 +4306,7 @@
         <w:pageBreakBefore w:val="false"/>
         <w:rPr/>
       </w:pPr>
-      <w:bookmarkStart w:id="6" w:name="__RefHeading___Toc16048_4049217194"/>
+      <w:bookmarkStart w:id="6" w:name="__RefHeading___Toc16048_3199679052"/>
       <w:bookmarkEnd w:id="6"/>
       <w:r>
         <w:rPr>
@@ -4492,7 +4492,7 @@
         <w:pStyle w:val="Heading1"/>
         <w:rPr/>
       </w:pPr>
-      <w:bookmarkStart w:id="7" w:name="__RefHeading___Toc16050_4049217194"/>
+      <w:bookmarkStart w:id="7" w:name="__RefHeading___Toc16050_3199679052"/>
       <w:bookmarkEnd w:id="7"/>
       <w:r>
         <w:rPr>
@@ -4509,7 +4509,7 @@
         <w:pStyle w:val="Heading2"/>
         <w:rPr/>
       </w:pPr>
-      <w:bookmarkStart w:id="8" w:name="__RefHeading___Toc16052_4049217194"/>
+      <w:bookmarkStart w:id="8" w:name="__RefHeading___Toc16052_3199679052"/>
       <w:bookmarkEnd w:id="8"/>
       <w:r>
         <w:rPr>
@@ -4541,7 +4541,7 @@
         <w:pStyle w:val="Heading2"/>
         <w:rPr/>
       </w:pPr>
-      <w:bookmarkStart w:id="9" w:name="__RefHeading___Toc16054_4049217194"/>
+      <w:bookmarkStart w:id="9" w:name="__RefHeading___Toc16054_3199679052"/>
       <w:bookmarkEnd w:id="9"/>
       <w:r>
         <w:rPr>
@@ -4634,7 +4634,7 @@
         <w:pStyle w:val="Heading2"/>
         <w:rPr/>
       </w:pPr>
-      <w:bookmarkStart w:id="10" w:name="__RefHeading___Toc16056_4049217194"/>
+      <w:bookmarkStart w:id="10" w:name="__RefHeading___Toc16056_3199679052"/>
       <w:bookmarkEnd w:id="10"/>
       <w:r>
         <w:rPr>
@@ -4749,7 +4749,7 @@
         <w:pStyle w:val="Heading1"/>
         <w:rPr/>
       </w:pPr>
-      <w:bookmarkStart w:id="11" w:name="__RefHeading___Toc16058_4049217194"/>
+      <w:bookmarkStart w:id="11" w:name="__RefHeading___Toc16058_3199679052"/>
       <w:bookmarkEnd w:id="11"/>
       <w:r>
         <w:rPr>
@@ -4766,7 +4766,7 @@
         <w:pStyle w:val="Heading2"/>
         <w:rPr/>
       </w:pPr>
-      <w:bookmarkStart w:id="12" w:name="__RefHeading___Toc16060_4049217194"/>
+      <w:bookmarkStart w:id="12" w:name="__RefHeading___Toc16060_3199679052"/>
       <w:bookmarkEnd w:id="12"/>
       <w:r>
         <w:rPr>
@@ -4798,7 +4798,7 @@
         <w:pStyle w:val="Heading2"/>
         <w:rPr/>
       </w:pPr>
-      <w:bookmarkStart w:id="13" w:name="__RefHeading___Toc16062_4049217194"/>
+      <w:bookmarkStart w:id="13" w:name="__RefHeading___Toc16062_3199679052"/>
       <w:bookmarkEnd w:id="13"/>
       <w:r>
         <w:rPr>
@@ -4872,7 +4872,7 @@
         <w:pStyle w:val="Heading2"/>
         <w:rPr/>
       </w:pPr>
-      <w:bookmarkStart w:id="14" w:name="__RefHeading___Toc16064_4049217194"/>
+      <w:bookmarkStart w:id="14" w:name="__RefHeading___Toc16064_3199679052"/>
       <w:bookmarkEnd w:id="14"/>
       <w:r>
         <w:rPr>
@@ -4984,7 +4984,7 @@
         <w:pStyle w:val="Heading2"/>
         <w:rPr/>
       </w:pPr>
-      <w:bookmarkStart w:id="15" w:name="__RefHeading___Toc16066_4049217194"/>
+      <w:bookmarkStart w:id="15" w:name="__RefHeading___Toc16066_3199679052"/>
       <w:bookmarkEnd w:id="15"/>
       <w:r>
         <w:rPr>
@@ -5096,7 +5096,7 @@
         <w:pStyle w:val="Heading2"/>
         <w:rPr/>
       </w:pPr>
-      <w:bookmarkStart w:id="16" w:name="__RefHeading___Toc16068_4049217194"/>
+      <w:bookmarkStart w:id="16" w:name="__RefHeading___Toc16068_3199679052"/>
       <w:bookmarkEnd w:id="16"/>
       <w:r>
         <w:rPr>
@@ -5836,7 +5836,7 @@
         <w:pStyle w:val="Heading2"/>
         <w:rPr/>
       </w:pPr>
-      <w:bookmarkStart w:id="17" w:name="__RefHeading___Toc16070_4049217194"/>
+      <w:bookmarkStart w:id="17" w:name="__RefHeading___Toc16070_3199679052"/>
       <w:bookmarkEnd w:id="17"/>
       <w:r>
         <w:rPr>
@@ -5910,7 +5910,7 @@
         <w:pStyle w:val="Heading2"/>
         <w:rPr/>
       </w:pPr>
-      <w:bookmarkStart w:id="18" w:name="__RefHeading___Toc16072_4049217194"/>
+      <w:bookmarkStart w:id="18" w:name="__RefHeading___Toc16072_3199679052"/>
       <w:bookmarkEnd w:id="18"/>
       <w:r>
         <w:rPr>
@@ -5968,7 +5968,7 @@
         <w:pStyle w:val="Heading1"/>
         <w:rPr/>
       </w:pPr>
-      <w:bookmarkStart w:id="19" w:name="__RefHeading___Toc16074_4049217194"/>
+      <w:bookmarkStart w:id="19" w:name="__RefHeading___Toc16074_3199679052"/>
       <w:bookmarkEnd w:id="19"/>
       <w:r>
         <w:rPr>
@@ -5985,7 +5985,7 @@
         <w:pStyle w:val="Heading2"/>
         <w:rPr/>
       </w:pPr>
-      <w:bookmarkStart w:id="20" w:name="__RefHeading___Toc16076_4049217194"/>
+      <w:bookmarkStart w:id="20" w:name="__RefHeading___Toc16076_3199679052"/>
       <w:bookmarkEnd w:id="20"/>
       <w:r>
         <w:rPr>
@@ -6017,7 +6017,7 @@
         <w:pStyle w:val="Heading2"/>
         <w:rPr/>
       </w:pPr>
-      <w:bookmarkStart w:id="21" w:name="__RefHeading___Toc16078_4049217194"/>
+      <w:bookmarkStart w:id="21" w:name="__RefHeading___Toc16078_3199679052"/>
       <w:bookmarkEnd w:id="21"/>
       <w:r>
         <w:rPr>
@@ -6072,7 +6072,7 @@
         <w:pStyle w:val="Heading2"/>
         <w:rPr/>
       </w:pPr>
-      <w:bookmarkStart w:id="22" w:name="__RefHeading___Toc16080_4049217194"/>
+      <w:bookmarkStart w:id="22" w:name="__RefHeading___Toc16080_3199679052"/>
       <w:bookmarkEnd w:id="22"/>
       <w:r>
         <w:rPr>
@@ -6165,7 +6165,7 @@
         <w:pStyle w:val="Heading2"/>
         <w:rPr/>
       </w:pPr>
-      <w:bookmarkStart w:id="23" w:name="__RefHeading___Toc16082_4049217194"/>
+      <w:bookmarkStart w:id="23" w:name="__RefHeading___Toc16082_3199679052"/>
       <w:bookmarkEnd w:id="23"/>
       <w:r>
         <w:rPr>
@@ -6258,7 +6258,7 @@
         <w:pStyle w:val="Heading2"/>
         <w:rPr/>
       </w:pPr>
-      <w:bookmarkStart w:id="24" w:name="__RefHeading___Toc16084_4049217194"/>
+      <w:bookmarkStart w:id="24" w:name="__RefHeading___Toc16084_3199679052"/>
       <w:bookmarkEnd w:id="24"/>
       <w:r>
         <w:rPr>
@@ -6884,7 +6884,7 @@
         <w:pStyle w:val="Heading2"/>
         <w:rPr/>
       </w:pPr>
-      <w:bookmarkStart w:id="25" w:name="__RefHeading___Toc16086_4049217194"/>
+      <w:bookmarkStart w:id="25" w:name="__RefHeading___Toc16086_3199679052"/>
       <w:bookmarkEnd w:id="25"/>
       <w:r>
         <w:rPr>
@@ -6939,7 +6939,7 @@
         <w:pStyle w:val="Heading2"/>
         <w:rPr/>
       </w:pPr>
-      <w:bookmarkStart w:id="26" w:name="__RefHeading___Toc16088_4049217194"/>
+      <w:bookmarkStart w:id="26" w:name="__RefHeading___Toc16088_3199679052"/>
       <w:bookmarkEnd w:id="26"/>
       <w:r>
         <w:rPr>
@@ -6997,7 +6997,7 @@
         <w:pStyle w:val="Heading1"/>
         <w:rPr/>
       </w:pPr>
-      <w:bookmarkStart w:id="27" w:name="__RefHeading___Toc16090_4049217194"/>
+      <w:bookmarkStart w:id="27" w:name="__RefHeading___Toc16090_3199679052"/>
       <w:bookmarkEnd w:id="27"/>
       <w:r>
         <w:rPr>
@@ -7014,7 +7014,7 @@
         <w:pStyle w:val="Heading2"/>
         <w:rPr/>
       </w:pPr>
-      <w:bookmarkStart w:id="28" w:name="__RefHeading___Toc16092_4049217194"/>
+      <w:bookmarkStart w:id="28" w:name="__RefHeading___Toc16092_3199679052"/>
       <w:bookmarkEnd w:id="28"/>
       <w:r>
         <w:rPr>
@@ -7046,7 +7046,7 @@
         <w:pStyle w:val="Heading2"/>
         <w:rPr/>
       </w:pPr>
-      <w:bookmarkStart w:id="29" w:name="__RefHeading___Toc16094_4049217194"/>
+      <w:bookmarkStart w:id="29" w:name="__RefHeading___Toc16094_3199679052"/>
       <w:bookmarkEnd w:id="29"/>
       <w:r>
         <w:rPr>
@@ -7120,7 +7120,7 @@
         <w:pStyle w:val="Heading2"/>
         <w:rPr/>
       </w:pPr>
-      <w:bookmarkStart w:id="30" w:name="__RefHeading___Toc16096_4049217194"/>
+      <w:bookmarkStart w:id="30" w:name="__RefHeading___Toc16096_3199679052"/>
       <w:bookmarkEnd w:id="30"/>
       <w:r>
         <w:rPr>
@@ -7804,7 +7804,7 @@
         <w:pStyle w:val="Heading2"/>
         <w:rPr/>
       </w:pPr>
-      <w:bookmarkStart w:id="31" w:name="__RefHeading___Toc16098_4049217194"/>
+      <w:bookmarkStart w:id="31" w:name="__RefHeading___Toc16098_3199679052"/>
       <w:bookmarkEnd w:id="31"/>
       <w:r>
         <w:rPr>
@@ -7897,7 +7897,7 @@
         <w:pStyle w:val="Heading2"/>
         <w:rPr/>
       </w:pPr>
-      <w:bookmarkStart w:id="32" w:name="__RefHeading___Toc16100_4049217194"/>
+      <w:bookmarkStart w:id="32" w:name="__RefHeading___Toc16100_3199679052"/>
       <w:bookmarkEnd w:id="32"/>
       <w:r>
         <w:rPr>
@@ -8523,7 +8523,7 @@
         <w:pStyle w:val="Heading2"/>
         <w:rPr/>
       </w:pPr>
-      <w:bookmarkStart w:id="33" w:name="__RefHeading___Toc16102_4049217194"/>
+      <w:bookmarkStart w:id="33" w:name="__RefHeading___Toc16102_3199679052"/>
       <w:bookmarkEnd w:id="33"/>
       <w:r>
         <w:rPr>
@@ -8597,7 +8597,7 @@
         <w:pStyle w:val="Heading2"/>
         <w:rPr/>
       </w:pPr>
-      <w:bookmarkStart w:id="34" w:name="__RefHeading___Toc16104_4049217194"/>
+      <w:bookmarkStart w:id="34" w:name="__RefHeading___Toc16104_3199679052"/>
       <w:bookmarkEnd w:id="34"/>
       <w:r>
         <w:rPr>
@@ -8672,7 +8672,7 @@
         <w:pStyle w:val="Heading1"/>
         <w:rPr/>
       </w:pPr>
-      <w:bookmarkStart w:id="35" w:name="__RefHeading___Toc16106_4049217194"/>
+      <w:bookmarkStart w:id="35" w:name="__RefHeading___Toc16106_3199679052"/>
       <w:bookmarkEnd w:id="35"/>
       <w:r>
         <w:rPr>
@@ -8689,7 +8689,7 @@
         <w:pStyle w:val="Heading2"/>
         <w:rPr/>
       </w:pPr>
-      <w:bookmarkStart w:id="36" w:name="__RefHeading___Toc16108_4049217194"/>
+      <w:bookmarkStart w:id="36" w:name="__RefHeading___Toc16108_3199679052"/>
       <w:bookmarkEnd w:id="36"/>
       <w:r>
         <w:rPr>
@@ -8721,7 +8721,7 @@
         <w:pStyle w:val="Heading2"/>
         <w:rPr/>
       </w:pPr>
-      <w:bookmarkStart w:id="37" w:name="__RefHeading___Toc16110_4049217194"/>
+      <w:bookmarkStart w:id="37" w:name="__RefHeading___Toc16110_3199679052"/>
       <w:bookmarkEnd w:id="37"/>
       <w:r>
         <w:rPr>
@@ -8795,7 +8795,7 @@
         <w:pStyle w:val="Heading2"/>
         <w:rPr/>
       </w:pPr>
-      <w:bookmarkStart w:id="38" w:name="__RefHeading___Toc16112_4049217194"/>
+      <w:bookmarkStart w:id="38" w:name="__RefHeading___Toc16112_3199679052"/>
       <w:bookmarkEnd w:id="38"/>
       <w:r>
         <w:rPr>
@@ -8888,7 +8888,7 @@
         <w:pStyle w:val="Heading2"/>
         <w:rPr/>
       </w:pPr>
-      <w:bookmarkStart w:id="39" w:name="__RefHeading___Toc16114_4049217194"/>
+      <w:bookmarkStart w:id="39" w:name="__RefHeading___Toc16114_3199679052"/>
       <w:bookmarkEnd w:id="39"/>
       <w:r>
         <w:rPr>
@@ -8981,7 +8981,7 @@
         <w:pStyle w:val="Heading2"/>
         <w:rPr/>
       </w:pPr>
-      <w:bookmarkStart w:id="40" w:name="__RefHeading___Toc16116_4049217194"/>
+      <w:bookmarkStart w:id="40" w:name="__RefHeading___Toc16116_3199679052"/>
       <w:bookmarkEnd w:id="40"/>
       <w:r>
         <w:rPr>
@@ -9607,7 +9607,7 @@
         <w:pStyle w:val="Heading2"/>
         <w:rPr/>
       </w:pPr>
-      <w:bookmarkStart w:id="41" w:name="__RefHeading___Toc16118_4049217194"/>
+      <w:bookmarkStart w:id="41" w:name="__RefHeading___Toc16118_3199679052"/>
       <w:bookmarkEnd w:id="41"/>
       <w:r>
         <w:rPr>
@@ -9681,7 +9681,7 @@
         <w:pStyle w:val="Heading2"/>
         <w:rPr/>
       </w:pPr>
-      <w:bookmarkStart w:id="42" w:name="__RefHeading___Toc16120_4049217194"/>
+      <w:bookmarkStart w:id="42" w:name="__RefHeading___Toc16120_3199679052"/>
       <w:bookmarkEnd w:id="42"/>
       <w:r>
         <w:rPr>
@@ -9720,7 +9720,7 @@
         <w:pStyle w:val="Heading1"/>
         <w:rPr/>
       </w:pPr>
-      <w:bookmarkStart w:id="43" w:name="__RefHeading___Toc16122_4049217194"/>
+      <w:bookmarkStart w:id="43" w:name="__RefHeading___Toc16122_3199679052"/>
       <w:bookmarkEnd w:id="43"/>
       <w:r>
         <w:rPr>
@@ -10339,7 +10339,7 @@
       <w:r>
         <w:br w:type="page"/>
       </w:r>
-      <w:bookmarkStart w:id="44" w:name="__RefHeading___Toc16124_4049217194"/>
+      <w:bookmarkStart w:id="44" w:name="__RefHeading___Toc16124_3199679052"/>
       <w:bookmarkEnd w:id="44"/>
       <w:r>
         <w:rPr>
@@ -11072,7 +11072,7 @@
       <w:r>
         <w:br w:type="page"/>
       </w:r>
-      <w:bookmarkStart w:id="45" w:name="__RefHeading___Toc16126_4049217194"/>
+      <w:bookmarkStart w:id="45" w:name="__RefHeading___Toc16126_3199679052"/>
       <w:bookmarkEnd w:id="45"/>
       <w:r>
         <w:rPr>
@@ -11734,7 +11734,7 @@
       <w:r>
         <w:br w:type="page"/>
       </w:r>
-      <w:bookmarkStart w:id="46" w:name="__RefHeading___Toc16128_4049217194"/>
+      <w:bookmarkStart w:id="46" w:name="__RefHeading___Toc16128_3199679052"/>
       <w:bookmarkEnd w:id="46"/>
       <w:r>
         <w:rPr>
@@ -11783,7 +11783,7 @@
           <w:spacing w:val="0"/>
         </w:rPr>
       </w:pPr>
-      <w:bookmarkStart w:id="47" w:name="__RefHeading___Toc16130_4049217194"/>
+      <w:bookmarkStart w:id="47" w:name="__RefHeading___Toc16130_3199679052"/>
       <w:bookmarkStart w:id="48" w:name="_Toc233203395"/>
       <w:bookmarkEnd w:id="47"/>
       <w:r>

--- a/docs/package/01_Sales/iNXT_BrokerVerse_Competitive_Battlecard_INTERNAL.docx
+++ b/docs/package/01_Sales/iNXT_BrokerVerse_Competitive_Battlecard_INTERNAL.docx
@@ -10,7 +10,7 @@
       <w:r>
         <w:rPr/>
         <w:drawing>
-          <wp:anchor behindDoc="1" distT="0" distB="0" distL="0" distR="0" simplePos="0" locked="0" layoutInCell="0" allowOverlap="1" relativeHeight="23">
+          <wp:anchor behindDoc="1" distT="0" distB="0" distL="0" distR="0" simplePos="0" locked="0" layoutInCell="0" allowOverlap="1" relativeHeight="24">
             <wp:simplePos x="0" y="0"/>
             <wp:positionH relativeFrom="margin">
               <wp:posOffset>-914400</wp:posOffset>
@@ -55,7 +55,7 @@
           </wp:anchor>
         </w:drawing>
         <w:drawing>
-          <wp:anchor behindDoc="1" distT="0" distB="0" distL="0" distR="0" simplePos="0" locked="0" layoutInCell="0" allowOverlap="1" relativeHeight="34">
+          <wp:anchor behindDoc="1" distT="0" distB="0" distL="0" distR="0" simplePos="0" locked="0" layoutInCell="0" allowOverlap="1" relativeHeight="35">
             <wp:simplePos x="0" y="0"/>
             <wp:positionH relativeFrom="margin">
               <wp:align>center</wp:align>
@@ -111,7 +111,7 @@
         <mc:AlternateContent>
           <mc:Choice Requires="wps">
             <w:drawing>
-              <wp:anchor behindDoc="0" distT="45720" distB="45720" distL="114300" distR="114300" simplePos="0" locked="0" layoutInCell="0" allowOverlap="1" relativeHeight="24" wp14:anchorId="3D43415C">
+              <wp:anchor behindDoc="0" distT="45720" distB="45720" distL="114300" distR="114300" simplePos="0" locked="0" layoutInCell="0" allowOverlap="1" relativeHeight="25" wp14:anchorId="3D43415C">
                 <wp:simplePos x="0" y="0"/>
                 <wp:positionH relativeFrom="page">
                   <wp:posOffset>194310</wp:posOffset>
@@ -226,7 +226,7 @@
         <mc:AlternateContent>
           <mc:Choice Requires="wps">
             <w:drawing>
-              <wp:anchor behindDoc="0" distT="45720" distB="45720" distL="113030" distR="114935" simplePos="0" locked="0" layoutInCell="0" allowOverlap="1" relativeHeight="26" wp14:anchorId="58C23128">
+              <wp:anchor behindDoc="0" distT="45720" distB="45720" distL="113030" distR="114935" simplePos="0" locked="0" layoutInCell="0" allowOverlap="1" relativeHeight="27" wp14:anchorId="58C23128">
                 <wp:simplePos x="0" y="0"/>
                 <wp:positionH relativeFrom="page">
                   <wp:posOffset>3094990</wp:posOffset>
@@ -285,7 +285,7 @@
                                 <w:bCs/>
                                 <w:color w:val="1D74BA"/>
                               </w:rPr>
-                              <w:t>1.0</w:t>
+                              <w:t>1.1</w:t>
                             </w:r>
                           </w:p>
                         </w:txbxContent>
@@ -328,7 +328,7 @@
                           <w:bCs/>
                           <w:color w:val="1D74BA"/>
                         </w:rPr>
-                        <w:t>1.0</w:t>
+                        <w:t>1.1</w:t>
                       </w:r>
                     </w:p>
                   </w:txbxContent>
@@ -341,7 +341,7 @@
         <mc:AlternateContent>
           <mc:Choice Requires="wps">
             <w:drawing>
-              <wp:anchor behindDoc="0" distT="45720" distB="45720" distL="114300" distR="113665" simplePos="0" locked="0" layoutInCell="0" allowOverlap="1" relativeHeight="28" wp14:anchorId="1BF25123">
+              <wp:anchor behindDoc="0" distT="45720" distB="45720" distL="114300" distR="113665" simplePos="0" locked="0" layoutInCell="0" allowOverlap="1" relativeHeight="29" wp14:anchorId="1BF25123">
                 <wp:simplePos x="0" y="0"/>
                 <wp:positionH relativeFrom="page">
                   <wp:posOffset>4992370</wp:posOffset>
@@ -400,7 +400,7 @@
                                 <w:bCs/>
                                 <w:color w:val="1D74BA"/>
                               </w:rPr>
-                              <w:t>03 October 2026</w:t>
+                              <w:t>04 October 2026</w:t>
                             </w:r>
                           </w:p>
                         </w:txbxContent>
@@ -443,7 +443,7 @@
                           <w:bCs/>
                           <w:color w:val="1D74BA"/>
                         </w:rPr>
-                        <w:t>03 October 2026</w:t>
+                        <w:t>04 October 2026</w:t>
                       </w:r>
                     </w:p>
                   </w:txbxContent>
@@ -456,7 +456,7 @@
         <mc:AlternateContent>
           <mc:Choice Requires="wps">
             <w:drawing>
-              <wp:anchor behindDoc="0" distT="45720" distB="46355" distL="114300" distR="114300" simplePos="0" locked="0" layoutInCell="0" allowOverlap="1" relativeHeight="30" wp14:anchorId="01DE2BF4">
+              <wp:anchor behindDoc="0" distT="45720" distB="46355" distL="114300" distR="114300" simplePos="0" locked="0" layoutInCell="0" allowOverlap="1" relativeHeight="31" wp14:anchorId="01DE2BF4">
                 <wp:simplePos x="0" y="0"/>
                 <wp:positionH relativeFrom="margin">
                   <wp:align>center</wp:align>
@@ -601,7 +601,7 @@
         <mc:AlternateContent>
           <mc:Choice Requires="wps">
             <w:drawing>
-              <wp:anchor behindDoc="0" distT="45720" distB="50800" distL="114300" distR="114300" simplePos="0" locked="0" layoutInCell="0" allowOverlap="1" relativeHeight="32" wp14:anchorId="204C02CC">
+              <wp:anchor behindDoc="0" distT="45720" distB="50800" distL="114300" distR="114300" simplePos="0" locked="0" layoutInCell="0" allowOverlap="1" relativeHeight="33" wp14:anchorId="204C02CC">
                 <wp:simplePos x="0" y="0"/>
                 <wp:positionH relativeFrom="margin">
                   <wp:align>center</wp:align>
@@ -789,7 +789,7 @@
             </w:rPr>
             <w:fldChar w:fldCharType="separate"/>
           </w:r>
-          <w:hyperlink w:anchor="__RefHeading___Toc16044_3199679052">
+          <w:hyperlink w:anchor="__RefHeading___Toc8886_1360963153">
             <w:r>
               <w:rPr>
                 <w:webHidden/>
@@ -824,7 +824,7 @@
             </w:tabs>
             <w:rPr/>
           </w:pPr>
-          <w:hyperlink w:anchor="__RefHeading___Toc16046_3199679052">
+          <w:hyperlink w:anchor="__RefHeading___Toc8888_1360963153">
             <w:r>
               <w:rPr>
                 <w:webHidden/>
@@ -853,7 +853,7 @@
             </w:tabs>
             <w:rPr/>
           </w:pPr>
-          <w:hyperlink w:anchor="__RefHeading___Toc16048_3199679052">
+          <w:hyperlink w:anchor="__RefHeading___Toc8890_1360963153">
             <w:r>
               <w:rPr>
                 <w:webHidden/>
@@ -875,7 +875,7 @@
             </w:tabs>
             <w:rPr/>
           </w:pPr>
-          <w:hyperlink w:anchor="__RefHeading___Toc16050_3199679052">
+          <w:hyperlink w:anchor="__RefHeading___Toc8892_1360963153">
             <w:r>
               <w:rPr>
                 <w:webHidden/>
@@ -883,7 +883,7 @@
               </w:rPr>
               <w:t>4. Where we win and where we do not</w:t>
               <w:tab/>
-              <w:t>6</w:t>
+              <w:t>7</w:t>
             </w:r>
           </w:hyperlink>
         </w:p>
@@ -897,7 +897,7 @@
             </w:tabs>
             <w:rPr/>
           </w:pPr>
-          <w:hyperlink w:anchor="__RefHeading___Toc16052_3199679052">
+          <w:hyperlink w:anchor="__RefHeading___Toc8894_1360963153">
             <w:r>
               <w:rPr>
                 <w:webHidden/>
@@ -905,7 +905,7 @@
               </w:rPr>
               <w:t>4.1 Our position in one paragraph</w:t>
               <w:tab/>
-              <w:t>6</w:t>
+              <w:t>7</w:t>
             </w:r>
           </w:hyperlink>
         </w:p>
@@ -919,7 +919,7 @@
             </w:tabs>
             <w:rPr/>
           </w:pPr>
-          <w:hyperlink w:anchor="__RefHeading___Toc16054_3199679052">
+          <w:hyperlink w:anchor="__RefHeading___Toc8896_1360963153">
             <w:r>
               <w:rPr>
                 <w:webHidden/>
@@ -927,7 +927,7 @@
               </w:rPr>
               <w:t>4.2 Strong fit</w:t>
               <w:tab/>
-              <w:t>6</w:t>
+              <w:t>7</w:t>
             </w:r>
           </w:hyperlink>
         </w:p>
@@ -941,7 +941,7 @@
             </w:tabs>
             <w:rPr/>
           </w:pPr>
-          <w:hyperlink w:anchor="__RefHeading___Toc16056_3199679052">
+          <w:hyperlink w:anchor="__RefHeading___Toc8898_1360963153">
             <w:r>
               <w:rPr>
                 <w:webHidden/>
@@ -949,7 +949,7 @@
               </w:rPr>
               <w:t>4.3 Weak fit (qualify out or set expectations early)</w:t>
               <w:tab/>
-              <w:t>6</w:t>
+              <w:t>7</w:t>
             </w:r>
           </w:hyperlink>
         </w:p>
@@ -963,7 +963,7 @@
             </w:tabs>
             <w:rPr/>
           </w:pPr>
-          <w:hyperlink w:anchor="__RefHeading___Toc16058_3199679052">
+          <w:hyperlink w:anchor="__RefHeading___Toc8900_1360963153">
             <w:r>
               <w:rPr>
                 <w:webHidden/>
@@ -971,7 +971,7 @@
               </w:rPr>
               <w:t>5. Alternative 1: spreadsheets and an accounting package</w:t>
               <w:tab/>
-              <w:t>7</w:t>
+              <w:t>8</w:t>
             </w:r>
           </w:hyperlink>
         </w:p>
@@ -985,7 +985,7 @@
             </w:tabs>
             <w:rPr/>
           </w:pPr>
-          <w:hyperlink w:anchor="__RefHeading___Toc16060_3199679052">
+          <w:hyperlink w:anchor="__RefHeading___Toc8902_1360963153">
             <w:r>
               <w:rPr>
                 <w:webHidden/>
@@ -993,7 +993,7 @@
               </w:rPr>
               <w:t>5.1 What the broker has</w:t>
               <w:tab/>
-              <w:t>7</w:t>
+              <w:t>8</w:t>
             </w:r>
           </w:hyperlink>
         </w:p>
@@ -1007,7 +1007,7 @@
             </w:tabs>
             <w:rPr/>
           </w:pPr>
-          <w:hyperlink w:anchor="__RefHeading___Toc16062_3199679052">
+          <w:hyperlink w:anchor="__RefHeading___Toc8904_1360963153">
             <w:r>
               <w:rPr>
                 <w:webHidden/>
@@ -1015,7 +1015,7 @@
               </w:rPr>
               <w:t>5.2 Why they stay</w:t>
               <w:tab/>
-              <w:t>7</w:t>
+              <w:t>8</w:t>
             </w:r>
           </w:hyperlink>
         </w:p>
@@ -1029,7 +1029,7 @@
             </w:tabs>
             <w:rPr/>
           </w:pPr>
-          <w:hyperlink w:anchor="__RefHeading___Toc16064_3199679052">
+          <w:hyperlink w:anchor="__RefHeading___Toc8906_1360963153">
             <w:r>
               <w:rPr>
                 <w:webHidden/>
@@ -1037,7 +1037,7 @@
               </w:rPr>
               <w:t>5.3 Where it hurts (to uncover, not to assert)</w:t>
               <w:tab/>
-              <w:t>7</w:t>
+              <w:t>8</w:t>
             </w:r>
           </w:hyperlink>
         </w:p>
@@ -1051,7 +1051,7 @@
             </w:tabs>
             <w:rPr/>
           </w:pPr>
-          <w:hyperlink w:anchor="__RefHeading___Toc16066_3199679052">
+          <w:hyperlink w:anchor="__RefHeading___Toc8908_1360963153">
             <w:r>
               <w:rPr>
                 <w:webHidden/>
@@ -1059,7 +1059,7 @@
               </w:rPr>
               <w:t>5.4 Discovery questions</w:t>
               <w:tab/>
-              <w:t>7</w:t>
+              <w:t>8</w:t>
             </w:r>
           </w:hyperlink>
         </w:p>
@@ -1073,7 +1073,7 @@
             </w:tabs>
             <w:rPr/>
           </w:pPr>
-          <w:hyperlink w:anchor="__RefHeading___Toc16068_3199679052">
+          <w:hyperlink w:anchor="__RefHeading___Toc8910_1360963153">
             <w:r>
               <w:rPr>
                 <w:webHidden/>
@@ -1081,7 +1081,7 @@
               </w:rPr>
               <w:t>5.5 Proof points</w:t>
               <w:tab/>
-              <w:t>7</w:t>
+              <w:t>8</w:t>
             </w:r>
           </w:hyperlink>
         </w:p>
@@ -1095,7 +1095,7 @@
             </w:tabs>
             <w:rPr/>
           </w:pPr>
-          <w:hyperlink w:anchor="__RefHeading___Toc16070_3199679052">
+          <w:hyperlink w:anchor="__RefHeading___Toc8912_1360963153">
             <w:r>
               <w:rPr>
                 <w:webHidden/>
@@ -1103,7 +1103,7 @@
               </w:rPr>
               <w:t>5.6 Landmines to set</w:t>
               <w:tab/>
-              <w:t>8</w:t>
+              <w:t>9</w:t>
             </w:r>
           </w:hyperlink>
         </w:p>
@@ -1117,7 +1117,7 @@
             </w:tabs>
             <w:rPr/>
           </w:pPr>
-          <w:hyperlink w:anchor="__RefHeading___Toc16072_3199679052">
+          <w:hyperlink w:anchor="__RefHeading___Toc8914_1360963153">
             <w:r>
               <w:rPr>
                 <w:webHidden/>
@@ -1125,7 +1125,7 @@
               </w:rPr>
               <w:t>5.7 Watch out</w:t>
               <w:tab/>
-              <w:t>8</w:t>
+              <w:t>9</w:t>
             </w:r>
           </w:hyperlink>
         </w:p>
@@ -1139,7 +1139,7 @@
             </w:tabs>
             <w:rPr/>
           </w:pPr>
-          <w:hyperlink w:anchor="__RefHeading___Toc16074_3199679052">
+          <w:hyperlink w:anchor="__RefHeading___Toc8916_1360963153">
             <w:r>
               <w:rPr>
                 <w:webHidden/>
@@ -1147,7 +1147,7 @@
               </w:rPr>
               <w:t>6. Alternative 2: insurer portals</w:t>
               <w:tab/>
-              <w:t>9</w:t>
+              <w:t>10</w:t>
             </w:r>
           </w:hyperlink>
         </w:p>
@@ -1161,7 +1161,7 @@
             </w:tabs>
             <w:rPr/>
           </w:pPr>
-          <w:hyperlink w:anchor="__RefHeading___Toc16076_3199679052">
+          <w:hyperlink w:anchor="__RefHeading___Toc8918_1360963153">
             <w:r>
               <w:rPr>
                 <w:webHidden/>
@@ -1169,7 +1169,7 @@
               </w:rPr>
               <w:t>6.1 What the broker has</w:t>
               <w:tab/>
-              <w:t>9</w:t>
+              <w:t>10</w:t>
             </w:r>
           </w:hyperlink>
         </w:p>
@@ -1183,7 +1183,7 @@
             </w:tabs>
             <w:rPr/>
           </w:pPr>
-          <w:hyperlink w:anchor="__RefHeading___Toc16078_3199679052">
+          <w:hyperlink w:anchor="__RefHeading___Toc8920_1360963153">
             <w:r>
               <w:rPr>
                 <w:webHidden/>
@@ -1191,7 +1191,7 @@
               </w:rPr>
               <w:t>6.2 Why they stay</w:t>
               <w:tab/>
-              <w:t>9</w:t>
+              <w:t>10</w:t>
             </w:r>
           </w:hyperlink>
         </w:p>
@@ -1205,7 +1205,7 @@
             </w:tabs>
             <w:rPr/>
           </w:pPr>
-          <w:hyperlink w:anchor="__RefHeading___Toc16080_3199679052">
+          <w:hyperlink w:anchor="__RefHeading___Toc8922_1360963153">
             <w:r>
               <w:rPr>
                 <w:webHidden/>
@@ -1213,7 +1213,7 @@
               </w:rPr>
               <w:t>6.3 Where it hurts</w:t>
               <w:tab/>
-              <w:t>9</w:t>
+              <w:t>10</w:t>
             </w:r>
           </w:hyperlink>
         </w:p>
@@ -1227,7 +1227,7 @@
             </w:tabs>
             <w:rPr/>
           </w:pPr>
-          <w:hyperlink w:anchor="__RefHeading___Toc16082_3199679052">
+          <w:hyperlink w:anchor="__RefHeading___Toc8924_1360963153">
             <w:r>
               <w:rPr>
                 <w:webHidden/>
@@ -1235,7 +1235,7 @@
               </w:rPr>
               <w:t>6.4 Discovery questions</w:t>
               <w:tab/>
-              <w:t>9</w:t>
+              <w:t>10</w:t>
             </w:r>
           </w:hyperlink>
         </w:p>
@@ -1249,7 +1249,7 @@
             </w:tabs>
             <w:rPr/>
           </w:pPr>
-          <w:hyperlink w:anchor="__RefHeading___Toc16084_3199679052">
+          <w:hyperlink w:anchor="__RefHeading___Toc8926_1360963153">
             <w:r>
               <w:rPr>
                 <w:webHidden/>
@@ -1257,7 +1257,7 @@
               </w:rPr>
               <w:t>6.5 Proof points</w:t>
               <w:tab/>
-              <w:t>9</w:t>
+              <w:t>10</w:t>
             </w:r>
           </w:hyperlink>
         </w:p>
@@ -1271,7 +1271,7 @@
             </w:tabs>
             <w:rPr/>
           </w:pPr>
-          <w:hyperlink w:anchor="__RefHeading___Toc16086_3199679052">
+          <w:hyperlink w:anchor="__RefHeading___Toc8928_1360963153">
             <w:r>
               <w:rPr>
                 <w:webHidden/>
@@ -1279,7 +1279,7 @@
               </w:rPr>
               <w:t>6.6 Landmines to set</w:t>
               <w:tab/>
-              <w:t>9</w:t>
+              <w:t>10</w:t>
             </w:r>
           </w:hyperlink>
         </w:p>
@@ -1293,7 +1293,7 @@
             </w:tabs>
             <w:rPr/>
           </w:pPr>
-          <w:hyperlink w:anchor="__RefHeading___Toc16088_3199679052">
+          <w:hyperlink w:anchor="__RefHeading___Toc8930_1360963153">
             <w:r>
               <w:rPr>
                 <w:webHidden/>
@@ -1301,7 +1301,7 @@
               </w:rPr>
               <w:t>6.7 Watch out</w:t>
               <w:tab/>
-              <w:t>10</w:t>
+              <w:t>11</w:t>
             </w:r>
           </w:hyperlink>
         </w:p>
@@ -1315,7 +1315,7 @@
             </w:tabs>
             <w:rPr/>
           </w:pPr>
-          <w:hyperlink w:anchor="__RefHeading___Toc16090_3199679052">
+          <w:hyperlink w:anchor="__RefHeading___Toc8932_1360963153">
             <w:r>
               <w:rPr>
                 <w:webHidden/>
@@ -1323,7 +1323,7 @@
               </w:rPr>
               <w:t>7. Alternative 3: regional or global broking systems</w:t>
               <w:tab/>
-              <w:t>11</w:t>
+              <w:t>12</w:t>
             </w:r>
           </w:hyperlink>
         </w:p>
@@ -1337,7 +1337,7 @@
             </w:tabs>
             <w:rPr/>
           </w:pPr>
-          <w:hyperlink w:anchor="__RefHeading___Toc16092_3199679052">
+          <w:hyperlink w:anchor="__RefHeading___Toc8934_1360963153">
             <w:r>
               <w:rPr>
                 <w:webHidden/>
@@ -1345,7 +1345,7 @@
               </w:rPr>
               <w:t>7.1 What the broker sees</w:t>
               <w:tab/>
-              <w:t>11</w:t>
+              <w:t>12</w:t>
             </w:r>
           </w:hyperlink>
         </w:p>
@@ -1359,7 +1359,7 @@
             </w:tabs>
             <w:rPr/>
           </w:pPr>
-          <w:hyperlink w:anchor="__RefHeading___Toc16094_3199679052">
+          <w:hyperlink w:anchor="__RefHeading___Toc8936_1360963153">
             <w:r>
               <w:rPr>
                 <w:webHidden/>
@@ -1367,7 +1367,7 @@
               </w:rPr>
               <w:t>7.2 Why they are chosen</w:t>
               <w:tab/>
-              <w:t>11</w:t>
+              <w:t>12</w:t>
             </w:r>
           </w:hyperlink>
         </w:p>
@@ -1381,7 +1381,7 @@
             </w:tabs>
             <w:rPr/>
           </w:pPr>
-          <w:hyperlink w:anchor="__RefHeading___Toc16096_3199679052">
+          <w:hyperlink w:anchor="__RefHeading___Toc8938_1360963153">
             <w:r>
               <w:rPr>
                 <w:webHidden/>
@@ -1389,7 +1389,7 @@
               </w:rPr>
               <w:t>7.3 Where we compete</w:t>
               <w:tab/>
-              <w:t>11</w:t>
+              <w:t>12</w:t>
             </w:r>
           </w:hyperlink>
         </w:p>
@@ -1403,7 +1403,7 @@
             </w:tabs>
             <w:rPr/>
           </w:pPr>
-          <w:hyperlink w:anchor="__RefHeading___Toc16098_3199679052">
+          <w:hyperlink w:anchor="__RefHeading___Toc8940_1360963153">
             <w:r>
               <w:rPr>
                 <w:webHidden/>
@@ -1411,7 +1411,7 @@
               </w:rPr>
               <w:t>7.4 Discovery questions</w:t>
               <w:tab/>
-              <w:t>11</w:t>
+              <w:t>12</w:t>
             </w:r>
           </w:hyperlink>
         </w:p>
@@ -1425,7 +1425,7 @@
             </w:tabs>
             <w:rPr/>
           </w:pPr>
-          <w:hyperlink w:anchor="__RefHeading___Toc16100_3199679052">
+          <w:hyperlink w:anchor="__RefHeading___Toc8942_1360963153">
             <w:r>
               <w:rPr>
                 <w:webHidden/>
@@ -1433,7 +1433,7 @@
               </w:rPr>
               <w:t>7.5 Proof points</w:t>
               <w:tab/>
-              <w:t>11</w:t>
+              <w:t>13</w:t>
             </w:r>
           </w:hyperlink>
         </w:p>
@@ -1447,7 +1447,7 @@
             </w:tabs>
             <w:rPr/>
           </w:pPr>
-          <w:hyperlink w:anchor="__RefHeading___Toc16102_3199679052">
+          <w:hyperlink w:anchor="__RefHeading___Toc8944_1360963153">
             <w:r>
               <w:rPr>
                 <w:webHidden/>
@@ -1455,7 +1455,7 @@
               </w:rPr>
               <w:t>7.6 Landmines to set</w:t>
               <w:tab/>
-              <w:t>12</w:t>
+              <w:t>13</w:t>
             </w:r>
           </w:hyperlink>
         </w:p>
@@ -1469,7 +1469,7 @@
             </w:tabs>
             <w:rPr/>
           </w:pPr>
-          <w:hyperlink w:anchor="__RefHeading___Toc16104_3199679052">
+          <w:hyperlink w:anchor="__RefHeading___Toc8946_1360963153">
             <w:r>
               <w:rPr>
                 <w:webHidden/>
@@ -1477,7 +1477,7 @@
               </w:rPr>
               <w:t>7.7 Watch out</w:t>
               <w:tab/>
-              <w:t>12</w:t>
+              <w:t>13</w:t>
             </w:r>
           </w:hyperlink>
         </w:p>
@@ -1491,7 +1491,7 @@
             </w:tabs>
             <w:rPr/>
           </w:pPr>
-          <w:hyperlink w:anchor="__RefHeading___Toc16106_3199679052">
+          <w:hyperlink w:anchor="__RefHeading___Toc8948_1360963153">
             <w:r>
               <w:rPr>
                 <w:webHidden/>
@@ -1499,7 +1499,7 @@
               </w:rPr>
               <w:t>8. Alternative 4: a custom build</w:t>
               <w:tab/>
-              <w:t>13</w:t>
+              <w:t>14</w:t>
             </w:r>
           </w:hyperlink>
         </w:p>
@@ -1513,7 +1513,7 @@
             </w:tabs>
             <w:rPr/>
           </w:pPr>
-          <w:hyperlink w:anchor="__RefHeading___Toc16108_3199679052">
+          <w:hyperlink w:anchor="__RefHeading___Toc8950_1360963153">
             <w:r>
               <w:rPr>
                 <w:webHidden/>
@@ -1521,7 +1521,7 @@
               </w:rPr>
               <w:t>8.1 What the broker considers</w:t>
               <w:tab/>
-              <w:t>13</w:t>
+              <w:t>14</w:t>
             </w:r>
           </w:hyperlink>
         </w:p>
@@ -1535,7 +1535,7 @@
             </w:tabs>
             <w:rPr/>
           </w:pPr>
-          <w:hyperlink w:anchor="__RefHeading___Toc16110_3199679052">
+          <w:hyperlink w:anchor="__RefHeading___Toc8952_1360963153">
             <w:r>
               <w:rPr>
                 <w:webHidden/>
@@ -1543,7 +1543,7 @@
               </w:rPr>
               <w:t>8.2 Why they choose it</w:t>
               <w:tab/>
-              <w:t>13</w:t>
+              <w:t>14</w:t>
             </w:r>
           </w:hyperlink>
         </w:p>
@@ -1557,7 +1557,7 @@
             </w:tabs>
             <w:rPr/>
           </w:pPr>
-          <w:hyperlink w:anchor="__RefHeading___Toc16112_3199679052">
+          <w:hyperlink w:anchor="__RefHeading___Toc8954_1360963153">
             <w:r>
               <w:rPr>
                 <w:webHidden/>
@@ -1565,7 +1565,7 @@
               </w:rPr>
               <w:t>8.3 Where it hurts</w:t>
               <w:tab/>
-              <w:t>13</w:t>
+              <w:t>14</w:t>
             </w:r>
           </w:hyperlink>
         </w:p>
@@ -1579,7 +1579,7 @@
             </w:tabs>
             <w:rPr/>
           </w:pPr>
-          <w:hyperlink w:anchor="__RefHeading___Toc16114_3199679052">
+          <w:hyperlink w:anchor="__RefHeading___Toc8956_1360963153">
             <w:r>
               <w:rPr>
                 <w:webHidden/>
@@ -1587,7 +1587,7 @@
               </w:rPr>
               <w:t>8.4 Discovery questions</w:t>
               <w:tab/>
-              <w:t>13</w:t>
+              <w:t>14</w:t>
             </w:r>
           </w:hyperlink>
         </w:p>
@@ -1601,7 +1601,7 @@
             </w:tabs>
             <w:rPr/>
           </w:pPr>
-          <w:hyperlink w:anchor="__RefHeading___Toc16116_3199679052">
+          <w:hyperlink w:anchor="__RefHeading___Toc8958_1360963153">
             <w:r>
               <w:rPr>
                 <w:webHidden/>
@@ -1609,7 +1609,7 @@
               </w:rPr>
               <w:t>8.5 Proof points</w:t>
               <w:tab/>
-              <w:t>13</w:t>
+              <w:t>14</w:t>
             </w:r>
           </w:hyperlink>
         </w:p>
@@ -1623,7 +1623,7 @@
             </w:tabs>
             <w:rPr/>
           </w:pPr>
-          <w:hyperlink w:anchor="__RefHeading___Toc16118_3199679052">
+          <w:hyperlink w:anchor="__RefHeading___Toc8960_1360963153">
             <w:r>
               <w:rPr>
                 <w:webHidden/>
@@ -1631,7 +1631,7 @@
               </w:rPr>
               <w:t>8.6 Landmines to set</w:t>
               <w:tab/>
-              <w:t>14</w:t>
+              <w:t>15</w:t>
             </w:r>
           </w:hyperlink>
         </w:p>
@@ -1645,7 +1645,7 @@
             </w:tabs>
             <w:rPr/>
           </w:pPr>
-          <w:hyperlink w:anchor="__RefHeading___Toc16120_3199679052">
+          <w:hyperlink w:anchor="__RefHeading___Toc8962_1360963153">
             <w:r>
               <w:rPr>
                 <w:webHidden/>
@@ -1653,7 +1653,7 @@
               </w:rPr>
               <w:t>8.7 Watch out</w:t>
               <w:tab/>
-              <w:t>14</w:t>
+              <w:t>15</w:t>
             </w:r>
           </w:hyperlink>
         </w:p>
@@ -1667,7 +1667,7 @@
             </w:tabs>
             <w:rPr/>
           </w:pPr>
-          <w:hyperlink w:anchor="__RefHeading___Toc16122_3199679052">
+          <w:hyperlink w:anchor="__RefHeading___Toc8964_1360963153">
             <w:r>
               <w:rPr>
                 <w:webHidden/>
@@ -1675,7 +1675,7 @@
               </w:rPr>
               <w:t>9. Alternative 5: do nothing now</w:t>
               <w:tab/>
-              <w:t>15</w:t>
+              <w:t>16</w:t>
             </w:r>
           </w:hyperlink>
         </w:p>
@@ -1689,7 +1689,7 @@
             </w:tabs>
             <w:rPr/>
           </w:pPr>
-          <w:hyperlink w:anchor="__RefHeading___Toc16124_3199679052">
+          <w:hyperlink w:anchor="__RefHeading___Toc8966_1360963153">
             <w:r>
               <w:rPr>
                 <w:webHidden/>
@@ -1697,7 +1697,7 @@
               </w:rPr>
               <w:t>10. Objections specific to competition</w:t>
               <w:tab/>
-              <w:t>16</w:t>
+              <w:t>17</w:t>
             </w:r>
           </w:hyperlink>
         </w:p>
@@ -1711,7 +1711,7 @@
             </w:tabs>
             <w:rPr/>
           </w:pPr>
-          <w:hyperlink w:anchor="__RefHeading___Toc16126_3199679052">
+          <w:hyperlink w:anchor="__RefHeading___Toc8968_1360963153">
             <w:r>
               <w:rPr>
                 <w:webHidden/>
@@ -1719,7 +1719,7 @@
               </w:rPr>
               <w:t>11. Disclose early: known limits that competitors may raise</w:t>
               <w:tab/>
-              <w:t>17</w:t>
+              <w:t>18</w:t>
             </w:r>
           </w:hyperlink>
         </w:p>
@@ -1733,7 +1733,7 @@
             </w:tabs>
             <w:rPr/>
           </w:pPr>
-          <w:hyperlink w:anchor="__RefHeading___Toc16128_3199679052">
+          <w:hyperlink w:anchor="__RefHeading___Toc8970_1360963153">
             <w:r>
               <w:rPr>
                 <w:webHidden/>
@@ -1741,7 +1741,7 @@
               </w:rPr>
               <w:t>12. Win and loss log</w:t>
               <w:tab/>
-              <w:t>18</w:t>
+              <w:t>19</w:t>
             </w:r>
           </w:hyperlink>
         </w:p>
@@ -1755,7 +1755,7 @@
             </w:tabs>
             <w:rPr/>
           </w:pPr>
-          <w:hyperlink w:anchor="__RefHeading___Toc16130_3199679052">
+          <w:hyperlink w:anchor="__RefHeading___Toc8972_1360963153">
             <w:r>
               <w:rPr>
                 <w:webHidden/>
@@ -1770,7 +1770,7 @@
                 <w:rStyle w:val="IndexLink"/>
               </w:rPr>
               <w:tab/>
-              <w:t>19</w:t>
+              <w:t>20</w:t>
             </w:r>
           </w:hyperlink>
           <w:r>
@@ -1803,7 +1803,7 @@
       <w:r>
         <w:br w:type="page"/>
       </w:r>
-      <w:bookmarkStart w:id="0" w:name="__RefHeading___Toc16044_3199679052"/>
+      <w:bookmarkStart w:id="0" w:name="__RefHeading___Toc8886_1360963153"/>
       <w:bookmarkStart w:id="1" w:name="_Toc48319687"/>
       <w:bookmarkStart w:id="2" w:name="_Toc11824118"/>
       <w:bookmarkEnd w:id="0"/>
@@ -2160,7 +2160,7 @@
                 <w:szCs w:val="24"/>
                 <w:lang w:val="en-US" w:eastAsia="ja-JP" w:bidi="ar-SA"/>
               </w:rPr>
-              <w:t>03 October 2026</w:t>
+              <w:t>04 October 2026</w:t>
             </w:r>
           </w:p>
         </w:tc>
@@ -2197,7 +2197,7 @@
                 <w:szCs w:val="24"/>
                 <w:lang w:val="en-US" w:eastAsia="ja-JP" w:bidi="ar-SA"/>
               </w:rPr>
-              <w:t>1.0</w:t>
+              <w:t>1.1</w:t>
             </w:r>
           </w:p>
         </w:tc>
@@ -2345,7 +2345,7 @@
                 <w:szCs w:val="24"/>
                 <w:lang w:val="en-US" w:eastAsia="ja-JP" w:bidi="ar-SA"/>
               </w:rPr>
-              <w:t>Initial issue</w:t>
+              <w:t>Position, proof points and limits updated for AML/CFT, the IC and NPC registers, BIR forms and EOPT, integrations, dealer programmes, branding, My Work and the Report Builder</w:t>
             </w:r>
           </w:p>
         </w:tc>
@@ -2448,7 +2448,7 @@
           <w:spacing w:val="0"/>
         </w:rPr>
       </w:pPr>
-      <w:bookmarkStart w:id="4" w:name="__RefHeading___Toc16046_3199679052"/>
+      <w:bookmarkStart w:id="4" w:name="__RefHeading___Toc8888_1360963153"/>
       <w:bookmarkStart w:id="5" w:name="_Toc233203388"/>
       <w:bookmarkEnd w:id="4"/>
       <w:r>
@@ -2705,7 +2705,7 @@
                 <w:szCs w:val="24"/>
                 <w:lang w:val="en-US" w:eastAsia="ja-JP" w:bidi="ar-SA"/>
               </w:rPr>
-              <w:t>AMC</w:t>
+              <w:t>AML</w:t>
             </w:r>
           </w:p>
         </w:tc>
@@ -2742,7 +2742,7 @@
                 <w:szCs w:val="24"/>
                 <w:lang w:val="en-US" w:eastAsia="ja-JP" w:bidi="ar-SA"/>
               </w:rPr>
-              <w:t>Annual Maintenance Contract</w:t>
+              <w:t>Anti-money laundering</w:t>
             </w:r>
           </w:p>
         </w:tc>
@@ -2784,7 +2784,7 @@
                 <w:szCs w:val="24"/>
                 <w:lang w:val="en-US" w:eastAsia="ja-JP" w:bidi="ar-SA"/>
               </w:rPr>
-              <w:t>BIR</w:t>
+              <w:t>AMLC</w:t>
             </w:r>
           </w:p>
         </w:tc>
@@ -2821,7 +2821,7 @@
                 <w:szCs w:val="24"/>
                 <w:lang w:val="en-US" w:eastAsia="ja-JP" w:bidi="ar-SA"/>
               </w:rPr>
-              <w:t>Bureau of Internal Revenue</w:t>
+              <w:t>Anti-Money Laundering Council</w:t>
             </w:r>
           </w:p>
         </w:tc>
@@ -2863,7 +2863,7 @@
                 <w:szCs w:val="24"/>
                 <w:lang w:val="en-US" w:eastAsia="ja-JP" w:bidi="ar-SA"/>
               </w:rPr>
-              <w:t>CR</w:t>
+              <w:t>EIS</w:t>
             </w:r>
           </w:p>
         </w:tc>
@@ -2900,7 +2900,7 @@
                 <w:szCs w:val="24"/>
                 <w:lang w:val="en-US" w:eastAsia="ja-JP" w:bidi="ar-SA"/>
               </w:rPr>
-              <w:t>Change request</w:t>
+              <w:t>Electronic Invoicing System</w:t>
             </w:r>
           </w:p>
         </w:tc>
@@ -2942,7 +2942,7 @@
                 <w:szCs w:val="24"/>
                 <w:lang w:val="en-US" w:eastAsia="ja-JP" w:bidi="ar-SA"/>
               </w:rPr>
-              <w:t>CTPL</w:t>
+              <w:t>EOPT</w:t>
             </w:r>
           </w:p>
         </w:tc>
@@ -2979,7 +2979,7 @@
                 <w:szCs w:val="24"/>
                 <w:lang w:val="en-US" w:eastAsia="ja-JP" w:bidi="ar-SA"/>
               </w:rPr>
-              <w:t>Compulsory Third Party Liability</w:t>
+              <w:t>Ease of Paying Taxes Act</w:t>
             </w:r>
           </w:p>
         </w:tc>
@@ -3021,7 +3021,7 @@
                 <w:szCs w:val="24"/>
                 <w:lang w:val="en-US" w:eastAsia="ja-JP" w:bidi="ar-SA"/>
               </w:rPr>
-              <w:t>DPA</w:t>
+              <w:t>KYC</w:t>
             </w:r>
           </w:p>
         </w:tc>
@@ -3058,7 +3058,7 @@
                 <w:szCs w:val="24"/>
                 <w:lang w:val="en-US" w:eastAsia="ja-JP" w:bidi="ar-SA"/>
               </w:rPr>
-              <w:t>Data Privacy Act of 2012</w:t>
+              <w:t>Know your customer</w:t>
             </w:r>
           </w:p>
         </w:tc>
@@ -3100,7 +3100,7 @@
                 <w:szCs w:val="24"/>
                 <w:lang w:val="en-US" w:eastAsia="ja-JP" w:bidi="ar-SA"/>
               </w:rPr>
-              <w:t>DPO</w:t>
+              <w:t>AMC</w:t>
             </w:r>
           </w:p>
         </w:tc>
@@ -3137,7 +3137,7 @@
                 <w:szCs w:val="24"/>
                 <w:lang w:val="en-US" w:eastAsia="ja-JP" w:bidi="ar-SA"/>
               </w:rPr>
-              <w:t>Data protection officer</w:t>
+              <w:t>Annual Maintenance Contract</w:t>
             </w:r>
           </w:p>
         </w:tc>
@@ -3179,7 +3179,7 @@
                 <w:szCs w:val="24"/>
                 <w:lang w:val="en-US" w:eastAsia="ja-JP" w:bidi="ar-SA"/>
               </w:rPr>
-              <w:t>EWT</w:t>
+              <w:t>BIR</w:t>
             </w:r>
           </w:p>
         </w:tc>
@@ -3216,7 +3216,7 @@
                 <w:szCs w:val="24"/>
                 <w:lang w:val="en-US" w:eastAsia="ja-JP" w:bidi="ar-SA"/>
               </w:rPr>
-              <w:t>Expanded withholding tax</w:t>
+              <w:t>Bureau of Internal Revenue</w:t>
             </w:r>
           </w:p>
         </w:tc>
@@ -3258,7 +3258,7 @@
                 <w:szCs w:val="24"/>
                 <w:lang w:val="en-US" w:eastAsia="ja-JP" w:bidi="ar-SA"/>
               </w:rPr>
-              <w:t>IC</w:t>
+              <w:t>CR</w:t>
             </w:r>
           </w:p>
         </w:tc>
@@ -3295,7 +3295,7 @@
                 <w:szCs w:val="24"/>
                 <w:lang w:val="en-US" w:eastAsia="ja-JP" w:bidi="ar-SA"/>
               </w:rPr>
-              <w:t>Insurance Commission</w:t>
+              <w:t>Change request</w:t>
             </w:r>
           </w:p>
         </w:tc>
@@ -3337,7 +3337,7 @@
                 <w:szCs w:val="24"/>
                 <w:lang w:val="en-US" w:eastAsia="ja-JP" w:bidi="ar-SA"/>
               </w:rPr>
-              <w:t>LOB</w:t>
+              <w:t>CTPL</w:t>
             </w:r>
           </w:p>
         </w:tc>
@@ -3374,7 +3374,7 @@
                 <w:szCs w:val="24"/>
                 <w:lang w:val="en-US" w:eastAsia="ja-JP" w:bidi="ar-SA"/>
               </w:rPr>
-              <w:t>Line of business</w:t>
+              <w:t>Compulsory Third Party Liability</w:t>
             </w:r>
           </w:p>
         </w:tc>
@@ -3416,7 +3416,7 @@
                 <w:szCs w:val="24"/>
                 <w:lang w:val="en-US" w:eastAsia="ja-JP" w:bidi="ar-SA"/>
               </w:rPr>
-              <w:t>OOTB</w:t>
+              <w:t>DPA</w:t>
             </w:r>
           </w:p>
         </w:tc>
@@ -3453,7 +3453,7 @@
                 <w:szCs w:val="24"/>
                 <w:lang w:val="en-US" w:eastAsia="ja-JP" w:bidi="ar-SA"/>
               </w:rPr>
-              <w:t>Out of the box</w:t>
+              <w:t>Data Privacy Act of 2012</w:t>
             </w:r>
           </w:p>
         </w:tc>
@@ -3495,7 +3495,7 @@
                 <w:szCs w:val="24"/>
                 <w:lang w:val="en-US" w:eastAsia="ja-JP" w:bidi="ar-SA"/>
               </w:rPr>
-              <w:t>OR</w:t>
+              <w:t>DPO</w:t>
             </w:r>
           </w:p>
         </w:tc>
@@ -3532,7 +3532,7 @@
                 <w:szCs w:val="24"/>
                 <w:lang w:val="en-US" w:eastAsia="ja-JP" w:bidi="ar-SA"/>
               </w:rPr>
-              <w:t>Official receipt</w:t>
+              <w:t>Data protection officer</w:t>
             </w:r>
           </w:p>
         </w:tc>
@@ -3574,7 +3574,7 @@
                 <w:szCs w:val="24"/>
                 <w:lang w:val="en-US" w:eastAsia="ja-JP" w:bidi="ar-SA"/>
               </w:rPr>
-              <w:t>PHP</w:t>
+              <w:t>EWT</w:t>
             </w:r>
           </w:p>
         </w:tc>
@@ -3611,7 +3611,7 @@
                 <w:szCs w:val="24"/>
                 <w:lang w:val="en-US" w:eastAsia="ja-JP" w:bidi="ar-SA"/>
               </w:rPr>
-              <w:t>Philippine peso</w:t>
+              <w:t>Expanded withholding tax</w:t>
             </w:r>
           </w:p>
         </w:tc>
@@ -3653,7 +3653,7 @@
                 <w:szCs w:val="24"/>
                 <w:lang w:val="en-US" w:eastAsia="ja-JP" w:bidi="ar-SA"/>
               </w:rPr>
-              <w:t>SAWT</w:t>
+              <w:t>IC</w:t>
             </w:r>
           </w:p>
         </w:tc>
@@ -3690,7 +3690,7 @@
                 <w:szCs w:val="24"/>
                 <w:lang w:val="en-US" w:eastAsia="ja-JP" w:bidi="ar-SA"/>
               </w:rPr>
-              <w:t>Summary Alphalist of Withholding Taxes</w:t>
+              <w:t>Insurance Commission</w:t>
             </w:r>
           </w:p>
         </w:tc>
@@ -3732,7 +3732,7 @@
                 <w:szCs w:val="24"/>
                 <w:lang w:val="en-US" w:eastAsia="ja-JP" w:bidi="ar-SA"/>
               </w:rPr>
-              <w:t>QAP</w:t>
+              <w:t>LOB</w:t>
             </w:r>
           </w:p>
         </w:tc>
@@ -3769,7 +3769,7 @@
                 <w:szCs w:val="24"/>
                 <w:lang w:val="en-US" w:eastAsia="ja-JP" w:bidi="ar-SA"/>
               </w:rPr>
-              <w:t>Quarterly Alphalist of Payees</w:t>
+              <w:t>Line of business</w:t>
             </w:r>
           </w:p>
         </w:tc>
@@ -3811,7 +3811,7 @@
                 <w:szCs w:val="24"/>
                 <w:lang w:val="en-US" w:eastAsia="ja-JP" w:bidi="ar-SA"/>
               </w:rPr>
-              <w:t>SLSP</w:t>
+              <w:t>OOTB</w:t>
             </w:r>
           </w:p>
         </w:tc>
@@ -3848,7 +3848,7 @@
                 <w:szCs w:val="24"/>
                 <w:lang w:val="en-US" w:eastAsia="ja-JP" w:bidi="ar-SA"/>
               </w:rPr>
-              <w:t>Summary List of Sales and Purchases</w:t>
+              <w:t>Out of the box</w:t>
             </w:r>
           </w:p>
         </w:tc>
@@ -3890,7 +3890,7 @@
                 <w:szCs w:val="24"/>
                 <w:lang w:val="en-US" w:eastAsia="ja-JP" w:bidi="ar-SA"/>
               </w:rPr>
-              <w:t>SoD</w:t>
+              <w:t>OR</w:t>
             </w:r>
           </w:p>
         </w:tc>
@@ -3927,7 +3927,7 @@
                 <w:szCs w:val="24"/>
                 <w:lang w:val="en-US" w:eastAsia="ja-JP" w:bidi="ar-SA"/>
               </w:rPr>
-              <w:t>Segregation of duties</w:t>
+              <w:t>Official receipt</w:t>
             </w:r>
           </w:p>
         </w:tc>
@@ -3969,7 +3969,7 @@
                 <w:szCs w:val="24"/>
                 <w:lang w:val="en-US" w:eastAsia="ja-JP" w:bidi="ar-SA"/>
               </w:rPr>
-              <w:t>TCO</w:t>
+              <w:t>PHP</w:t>
             </w:r>
           </w:p>
         </w:tc>
@@ -4006,7 +4006,7 @@
                 <w:szCs w:val="24"/>
                 <w:lang w:val="en-US" w:eastAsia="ja-JP" w:bidi="ar-SA"/>
               </w:rPr>
-              <w:t>Total cost of ownership</w:t>
+              <w:t>Philippine peso</w:t>
             </w:r>
           </w:p>
         </w:tc>
@@ -4048,7 +4048,7 @@
                 <w:szCs w:val="24"/>
                 <w:lang w:val="en-US" w:eastAsia="ja-JP" w:bidi="ar-SA"/>
               </w:rPr>
-              <w:t>UAT</w:t>
+              <w:t>SAWT</w:t>
             </w:r>
           </w:p>
         </w:tc>
@@ -4085,6 +4085,401 @@
                 <w:szCs w:val="24"/>
                 <w:lang w:val="en-US" w:eastAsia="ja-JP" w:bidi="ar-SA"/>
               </w:rPr>
+              <w:t>Summary Alphalist of Withholding Taxes</w:t>
+            </w:r>
+          </w:p>
+        </w:tc>
+      </w:tr>
+      <w:tr>
+        <w:trPr>
+          <w:trHeight w:val="449" w:hRule="atLeast"/>
+        </w:trPr>
+        <w:tc>
+          <w:tcPr>
+            <w:tcW w:w="2514" w:type="dxa"/>
+            <w:tcBorders>
+              <w:top w:val="single" w:sz="4" w:space="0" w:color="808080"/>
+              <w:left w:val="single" w:sz="4" w:space="0" w:color="808080"/>
+              <w:bottom w:val="single" w:sz="4" w:space="0" w:color="808080"/>
+              <w:right w:val="single" w:sz="4" w:space="0" w:color="808080"/>
+            </w:tcBorders>
+            <w:vAlign w:val="center"/>
+          </w:tcPr>
+          <w:p>
+            <w:pPr>
+              <w:pStyle w:val="Normal"/>
+              <w:widowControl/>
+              <w:spacing w:lineRule="auto" w:line="240" w:before="60" w:after="0"/>
+              <w:jc w:val="left"/>
+              <w:rPr>
+                <w:rFonts w:ascii="Segoe UI" w:hAnsi="Segoe UI" w:eastAsia="Arial" w:cs="Segoe UI"/>
+                <w:color w:val="101820"/>
+                <w:sz w:val="16"/>
+                <w:szCs w:val="16"/>
+              </w:rPr>
+            </w:pPr>
+            <w:r>
+              <w:rPr>
+                <w:rFonts w:eastAsia="Segoe UI" w:cs="Segoe UI" w:ascii="Segoe UI" w:hAnsi="Segoe UI"/>
+                <w:color w:val="101820"/>
+                <w:kern w:val="0"/>
+                <w:sz w:val="16"/>
+                <w:szCs w:val="24"/>
+                <w:lang w:val="en-US" w:eastAsia="ja-JP" w:bidi="ar-SA"/>
+              </w:rPr>
+              <w:t>QAP</w:t>
+            </w:r>
+          </w:p>
+        </w:tc>
+        <w:tc>
+          <w:tcPr>
+            <w:tcW w:w="3712" w:type="dxa"/>
+            <w:tcBorders>
+              <w:top w:val="single" w:sz="4" w:space="0" w:color="808080"/>
+              <w:left w:val="single" w:sz="4" w:space="0" w:color="808080"/>
+              <w:bottom w:val="single" w:sz="4" w:space="0" w:color="808080"/>
+              <w:right w:val="single" w:sz="4" w:space="0" w:color="808080"/>
+            </w:tcBorders>
+            <w:vAlign w:val="center"/>
+          </w:tcPr>
+          <w:p>
+            <w:pPr>
+              <w:pStyle w:val="Normal"/>
+              <w:widowControl/>
+              <w:spacing w:lineRule="auto" w:line="240" w:before="60" w:after="0"/>
+              <w:jc w:val="left"/>
+              <w:rPr>
+                <w:rFonts w:ascii="Segoe UI" w:hAnsi="Segoe UI" w:eastAsia="Arial" w:cs="Segoe UI"/>
+                <w:color w:val="101820"/>
+                <w:sz w:val="16"/>
+                <w:szCs w:val="16"/>
+              </w:rPr>
+            </w:pPr>
+            <w:r>
+              <w:rPr>
+                <w:rFonts w:eastAsia="Segoe UI" w:cs="Segoe UI" w:ascii="Segoe UI" w:hAnsi="Segoe UI"/>
+                <w:color w:val="101820"/>
+                <w:kern w:val="0"/>
+                <w:sz w:val="16"/>
+                <w:szCs w:val="24"/>
+                <w:lang w:val="en-US" w:eastAsia="ja-JP" w:bidi="ar-SA"/>
+              </w:rPr>
+              <w:t>Quarterly Alphalist of Payees</w:t>
+            </w:r>
+          </w:p>
+        </w:tc>
+      </w:tr>
+      <w:tr>
+        <w:trPr>
+          <w:trHeight w:val="449" w:hRule="atLeast"/>
+        </w:trPr>
+        <w:tc>
+          <w:tcPr>
+            <w:tcW w:w="2514" w:type="dxa"/>
+            <w:tcBorders>
+              <w:top w:val="single" w:sz="4" w:space="0" w:color="808080"/>
+              <w:left w:val="single" w:sz="4" w:space="0" w:color="808080"/>
+              <w:bottom w:val="single" w:sz="4" w:space="0" w:color="808080"/>
+              <w:right w:val="single" w:sz="4" w:space="0" w:color="808080"/>
+            </w:tcBorders>
+            <w:vAlign w:val="center"/>
+          </w:tcPr>
+          <w:p>
+            <w:pPr>
+              <w:pStyle w:val="Normal"/>
+              <w:widowControl/>
+              <w:spacing w:lineRule="auto" w:line="240" w:before="60" w:after="0"/>
+              <w:jc w:val="left"/>
+              <w:rPr>
+                <w:rFonts w:ascii="Segoe UI" w:hAnsi="Segoe UI" w:eastAsia="Arial" w:cs="Segoe UI"/>
+                <w:color w:val="101820"/>
+                <w:sz w:val="16"/>
+                <w:szCs w:val="16"/>
+              </w:rPr>
+            </w:pPr>
+            <w:r>
+              <w:rPr>
+                <w:rFonts w:eastAsia="Segoe UI" w:cs="Segoe UI" w:ascii="Segoe UI" w:hAnsi="Segoe UI"/>
+                <w:color w:val="101820"/>
+                <w:kern w:val="0"/>
+                <w:sz w:val="16"/>
+                <w:szCs w:val="24"/>
+                <w:lang w:val="en-US" w:eastAsia="ja-JP" w:bidi="ar-SA"/>
+              </w:rPr>
+              <w:t>SLSP</w:t>
+            </w:r>
+          </w:p>
+        </w:tc>
+        <w:tc>
+          <w:tcPr>
+            <w:tcW w:w="3712" w:type="dxa"/>
+            <w:tcBorders>
+              <w:top w:val="single" w:sz="4" w:space="0" w:color="808080"/>
+              <w:left w:val="single" w:sz="4" w:space="0" w:color="808080"/>
+              <w:bottom w:val="single" w:sz="4" w:space="0" w:color="808080"/>
+              <w:right w:val="single" w:sz="4" w:space="0" w:color="808080"/>
+            </w:tcBorders>
+            <w:vAlign w:val="center"/>
+          </w:tcPr>
+          <w:p>
+            <w:pPr>
+              <w:pStyle w:val="Normal"/>
+              <w:widowControl/>
+              <w:spacing w:lineRule="auto" w:line="240" w:before="60" w:after="0"/>
+              <w:jc w:val="left"/>
+              <w:rPr>
+                <w:rFonts w:ascii="Segoe UI" w:hAnsi="Segoe UI" w:eastAsia="Arial" w:cs="Segoe UI"/>
+                <w:color w:val="101820"/>
+                <w:sz w:val="16"/>
+                <w:szCs w:val="16"/>
+              </w:rPr>
+            </w:pPr>
+            <w:r>
+              <w:rPr>
+                <w:rFonts w:eastAsia="Segoe UI" w:cs="Segoe UI" w:ascii="Segoe UI" w:hAnsi="Segoe UI"/>
+                <w:color w:val="101820"/>
+                <w:kern w:val="0"/>
+                <w:sz w:val="16"/>
+                <w:szCs w:val="24"/>
+                <w:lang w:val="en-US" w:eastAsia="ja-JP" w:bidi="ar-SA"/>
+              </w:rPr>
+              <w:t>Summary List of Sales and Purchases</w:t>
+            </w:r>
+          </w:p>
+        </w:tc>
+      </w:tr>
+      <w:tr>
+        <w:trPr>
+          <w:trHeight w:val="449" w:hRule="atLeast"/>
+        </w:trPr>
+        <w:tc>
+          <w:tcPr>
+            <w:tcW w:w="2514" w:type="dxa"/>
+            <w:tcBorders>
+              <w:top w:val="single" w:sz="4" w:space="0" w:color="808080"/>
+              <w:left w:val="single" w:sz="4" w:space="0" w:color="808080"/>
+              <w:bottom w:val="single" w:sz="4" w:space="0" w:color="808080"/>
+              <w:right w:val="single" w:sz="4" w:space="0" w:color="808080"/>
+            </w:tcBorders>
+            <w:vAlign w:val="center"/>
+          </w:tcPr>
+          <w:p>
+            <w:pPr>
+              <w:pStyle w:val="Normal"/>
+              <w:widowControl/>
+              <w:spacing w:lineRule="auto" w:line="240" w:before="60" w:after="0"/>
+              <w:jc w:val="left"/>
+              <w:rPr>
+                <w:rFonts w:ascii="Segoe UI" w:hAnsi="Segoe UI" w:eastAsia="Arial" w:cs="Segoe UI"/>
+                <w:color w:val="101820"/>
+                <w:sz w:val="16"/>
+                <w:szCs w:val="16"/>
+              </w:rPr>
+            </w:pPr>
+            <w:r>
+              <w:rPr>
+                <w:rFonts w:eastAsia="Segoe UI" w:cs="Segoe UI" w:ascii="Segoe UI" w:hAnsi="Segoe UI"/>
+                <w:color w:val="101820"/>
+                <w:kern w:val="0"/>
+                <w:sz w:val="16"/>
+                <w:szCs w:val="24"/>
+                <w:lang w:val="en-US" w:eastAsia="ja-JP" w:bidi="ar-SA"/>
+              </w:rPr>
+              <w:t>SoD</w:t>
+            </w:r>
+          </w:p>
+        </w:tc>
+        <w:tc>
+          <w:tcPr>
+            <w:tcW w:w="3712" w:type="dxa"/>
+            <w:tcBorders>
+              <w:top w:val="single" w:sz="4" w:space="0" w:color="808080"/>
+              <w:left w:val="single" w:sz="4" w:space="0" w:color="808080"/>
+              <w:bottom w:val="single" w:sz="4" w:space="0" w:color="808080"/>
+              <w:right w:val="single" w:sz="4" w:space="0" w:color="808080"/>
+            </w:tcBorders>
+            <w:vAlign w:val="center"/>
+          </w:tcPr>
+          <w:p>
+            <w:pPr>
+              <w:pStyle w:val="Normal"/>
+              <w:widowControl/>
+              <w:spacing w:lineRule="auto" w:line="240" w:before="60" w:after="0"/>
+              <w:jc w:val="left"/>
+              <w:rPr>
+                <w:rFonts w:ascii="Segoe UI" w:hAnsi="Segoe UI" w:eastAsia="Arial" w:cs="Segoe UI"/>
+                <w:color w:val="101820"/>
+                <w:sz w:val="16"/>
+                <w:szCs w:val="16"/>
+              </w:rPr>
+            </w:pPr>
+            <w:r>
+              <w:rPr>
+                <w:rFonts w:eastAsia="Segoe UI" w:cs="Segoe UI" w:ascii="Segoe UI" w:hAnsi="Segoe UI"/>
+                <w:color w:val="101820"/>
+                <w:kern w:val="0"/>
+                <w:sz w:val="16"/>
+                <w:szCs w:val="24"/>
+                <w:lang w:val="en-US" w:eastAsia="ja-JP" w:bidi="ar-SA"/>
+              </w:rPr>
+              <w:t>Segregation of duties</w:t>
+            </w:r>
+          </w:p>
+        </w:tc>
+      </w:tr>
+      <w:tr>
+        <w:trPr>
+          <w:trHeight w:val="449" w:hRule="atLeast"/>
+        </w:trPr>
+        <w:tc>
+          <w:tcPr>
+            <w:tcW w:w="2514" w:type="dxa"/>
+            <w:tcBorders>
+              <w:top w:val="single" w:sz="4" w:space="0" w:color="808080"/>
+              <w:left w:val="single" w:sz="4" w:space="0" w:color="808080"/>
+              <w:bottom w:val="single" w:sz="4" w:space="0" w:color="808080"/>
+              <w:right w:val="single" w:sz="4" w:space="0" w:color="808080"/>
+            </w:tcBorders>
+            <w:vAlign w:val="center"/>
+          </w:tcPr>
+          <w:p>
+            <w:pPr>
+              <w:pStyle w:val="Normal"/>
+              <w:widowControl/>
+              <w:spacing w:lineRule="auto" w:line="240" w:before="60" w:after="0"/>
+              <w:jc w:val="left"/>
+              <w:rPr>
+                <w:rFonts w:ascii="Segoe UI" w:hAnsi="Segoe UI" w:eastAsia="Arial" w:cs="Segoe UI"/>
+                <w:color w:val="101820"/>
+                <w:sz w:val="16"/>
+                <w:szCs w:val="16"/>
+              </w:rPr>
+            </w:pPr>
+            <w:r>
+              <w:rPr>
+                <w:rFonts w:eastAsia="Segoe UI" w:cs="Segoe UI" w:ascii="Segoe UI" w:hAnsi="Segoe UI"/>
+                <w:color w:val="101820"/>
+                <w:kern w:val="0"/>
+                <w:sz w:val="16"/>
+                <w:szCs w:val="24"/>
+                <w:lang w:val="en-US" w:eastAsia="ja-JP" w:bidi="ar-SA"/>
+              </w:rPr>
+              <w:t>TCO</w:t>
+            </w:r>
+          </w:p>
+        </w:tc>
+        <w:tc>
+          <w:tcPr>
+            <w:tcW w:w="3712" w:type="dxa"/>
+            <w:tcBorders>
+              <w:top w:val="single" w:sz="4" w:space="0" w:color="808080"/>
+              <w:left w:val="single" w:sz="4" w:space="0" w:color="808080"/>
+              <w:bottom w:val="single" w:sz="4" w:space="0" w:color="808080"/>
+              <w:right w:val="single" w:sz="4" w:space="0" w:color="808080"/>
+            </w:tcBorders>
+            <w:vAlign w:val="center"/>
+          </w:tcPr>
+          <w:p>
+            <w:pPr>
+              <w:pStyle w:val="Normal"/>
+              <w:widowControl/>
+              <w:spacing w:lineRule="auto" w:line="240" w:before="60" w:after="0"/>
+              <w:jc w:val="left"/>
+              <w:rPr>
+                <w:rFonts w:ascii="Segoe UI" w:hAnsi="Segoe UI" w:eastAsia="Arial" w:cs="Segoe UI"/>
+                <w:color w:val="101820"/>
+                <w:sz w:val="16"/>
+                <w:szCs w:val="16"/>
+              </w:rPr>
+            </w:pPr>
+            <w:r>
+              <w:rPr>
+                <w:rFonts w:eastAsia="Segoe UI" w:cs="Segoe UI" w:ascii="Segoe UI" w:hAnsi="Segoe UI"/>
+                <w:color w:val="101820"/>
+                <w:kern w:val="0"/>
+                <w:sz w:val="16"/>
+                <w:szCs w:val="24"/>
+                <w:lang w:val="en-US" w:eastAsia="ja-JP" w:bidi="ar-SA"/>
+              </w:rPr>
+              <w:t>Total cost of ownership</w:t>
+            </w:r>
+          </w:p>
+        </w:tc>
+      </w:tr>
+      <w:tr>
+        <w:trPr>
+          <w:trHeight w:val="449" w:hRule="atLeast"/>
+        </w:trPr>
+        <w:tc>
+          <w:tcPr>
+            <w:tcW w:w="2514" w:type="dxa"/>
+            <w:tcBorders>
+              <w:top w:val="single" w:sz="4" w:space="0" w:color="808080"/>
+              <w:left w:val="single" w:sz="4" w:space="0" w:color="808080"/>
+              <w:bottom w:val="single" w:sz="4" w:space="0" w:color="808080"/>
+              <w:right w:val="single" w:sz="4" w:space="0" w:color="808080"/>
+            </w:tcBorders>
+            <w:vAlign w:val="center"/>
+          </w:tcPr>
+          <w:p>
+            <w:pPr>
+              <w:pStyle w:val="Normal"/>
+              <w:widowControl/>
+              <w:spacing w:lineRule="auto" w:line="240" w:before="60" w:after="0"/>
+              <w:jc w:val="left"/>
+              <w:rPr>
+                <w:rFonts w:ascii="Segoe UI" w:hAnsi="Segoe UI" w:eastAsia="Arial" w:cs="Segoe UI"/>
+                <w:color w:val="101820"/>
+                <w:sz w:val="16"/>
+                <w:szCs w:val="16"/>
+              </w:rPr>
+            </w:pPr>
+            <w:r>
+              <w:rPr>
+                <w:rFonts w:eastAsia="Segoe UI" w:cs="Segoe UI" w:ascii="Segoe UI" w:hAnsi="Segoe UI"/>
+                <w:color w:val="101820"/>
+                <w:kern w:val="0"/>
+                <w:sz w:val="16"/>
+                <w:szCs w:val="24"/>
+                <w:lang w:val="en-US" w:eastAsia="ja-JP" w:bidi="ar-SA"/>
+              </w:rPr>
+              <w:t>UAT</w:t>
+            </w:r>
+          </w:p>
+        </w:tc>
+        <w:tc>
+          <w:tcPr>
+            <w:tcW w:w="3712" w:type="dxa"/>
+            <w:tcBorders>
+              <w:top w:val="single" w:sz="4" w:space="0" w:color="808080"/>
+              <w:left w:val="single" w:sz="4" w:space="0" w:color="808080"/>
+              <w:bottom w:val="single" w:sz="4" w:space="0" w:color="808080"/>
+              <w:right w:val="single" w:sz="4" w:space="0" w:color="808080"/>
+            </w:tcBorders>
+            <w:vAlign w:val="center"/>
+          </w:tcPr>
+          <w:p>
+            <w:pPr>
+              <w:pStyle w:val="Normal"/>
+              <w:widowControl/>
+              <w:spacing w:lineRule="auto" w:line="240" w:before="60" w:after="0"/>
+              <w:jc w:val="left"/>
+              <w:rPr>
+                <w:rFonts w:ascii="Segoe UI" w:hAnsi="Segoe UI" w:eastAsia="Arial" w:cs="Segoe UI"/>
+                <w:color w:val="101820"/>
+                <w:sz w:val="16"/>
+                <w:szCs w:val="16"/>
+              </w:rPr>
+            </w:pPr>
+            <w:r>
+              <w:rPr>
+                <w:rFonts w:eastAsia="Segoe UI" w:cs="Segoe UI" w:ascii="Segoe UI" w:hAnsi="Segoe UI"/>
+                <w:color w:val="101820"/>
+                <w:kern w:val="0"/>
+                <w:sz w:val="16"/>
+                <w:szCs w:val="24"/>
+                <w:lang w:val="en-US" w:eastAsia="ja-JP" w:bidi="ar-SA"/>
+              </w:rPr>
               <w:t>User acceptance test</w:t>
             </w:r>
           </w:p>
@@ -4306,7 +4701,7 @@
         <w:pageBreakBefore w:val="false"/>
         <w:rPr/>
       </w:pPr>
-      <w:bookmarkStart w:id="6" w:name="__RefHeading___Toc16048_3199679052"/>
+      <w:bookmarkStart w:id="6" w:name="__RefHeading___Toc8890_1360963153"/>
       <w:bookmarkEnd w:id="6"/>
       <w:r>
         <w:rPr>
@@ -4492,7 +4887,7 @@
         <w:pStyle w:val="Heading1"/>
         <w:rPr/>
       </w:pPr>
-      <w:bookmarkStart w:id="7" w:name="__RefHeading___Toc16050_3199679052"/>
+      <w:bookmarkStart w:id="7" w:name="__RefHeading___Toc8892_1360963153"/>
       <w:bookmarkEnd w:id="7"/>
       <w:r>
         <w:rPr>
@@ -4509,7 +4904,7 @@
         <w:pStyle w:val="Heading2"/>
         <w:rPr/>
       </w:pPr>
-      <w:bookmarkStart w:id="8" w:name="__RefHeading___Toc16052_3199679052"/>
+      <w:bookmarkStart w:id="8" w:name="__RefHeading___Toc8894_1360963153"/>
       <w:bookmarkEnd w:id="8"/>
       <w:r>
         <w:rPr>
@@ -4533,7 +4928,7 @@
           <w:color w:val="101820"/>
           <w:sz w:val="21"/>
         </w:rPr>
-        <w:t>iNXT BrokerVerse OOTB keeps the broker's policy, money and books in one record, built for Philippine non-life broking: premium taxes by LGU, CTPL tariff, KYC on motor, co-insurance, remittance to insurers by share, direct bill, commission with withholding, bank and insurer reconciliation, month-end close and the BIR working papers (Form 2307, VAT Summary, SAWT, QAP, SLSP). It is delivered as a configured product, not a project, with a published price list, an 8-week plan for a small broker and hosting in Singapore or the Philippines.</w:t>
+        <w:t>iNXT BrokerVerse OOTB keeps the broker's policy, money and books in one record, built for Philippine non-life broking: premium taxes by LGU, CTPL tariff and authentication, client onboarding with risk-based AML/CFT due diligence, screening and AMLC report files, co-insurance, remittance to insurers by share, direct bill, commission with withholding and the licence check on agents, bank and insurer reconciliation, bank payment files, month-end close, the BIR forms and DAT files (2307, 0619-E, 1601-EQ, 1604-E, 2551Q, SAWT, QAP, SLSP), EOPT sales invoices and the CAS books pack, the IC registers and working papers, and the Data Privacy Act functions with a breach register. Connectors to SMS gateways, the CTPL provider, insurers and banks run through one monitored outbox, and each broker's brand prints on every screen, document and e-mail. It is delivered as a configured product, not a project, with a published price list, an 8-week plan for a small broker and hosting in Singapore or the Philippines.</w:t>
       </w:r>
     </w:p>
     <w:p>
@@ -4541,7 +4936,7 @@
         <w:pStyle w:val="Heading2"/>
         <w:rPr/>
       </w:pPr>
-      <w:bookmarkStart w:id="9" w:name="__RefHeading___Toc16054_3199679052"/>
+      <w:bookmarkStart w:id="9" w:name="__RefHeading___Toc8896_1360963153"/>
       <w:bookmarkEnd w:id="9"/>
       <w:r>
         <w:rPr>
@@ -4631,23 +5026,6 @@
     </w:p>
     <w:p>
       <w:pPr>
-        <w:pStyle w:val="Heading2"/>
-        <w:rPr/>
-      </w:pPr>
-      <w:bookmarkStart w:id="10" w:name="__RefHeading___Toc16056_3199679052"/>
-      <w:bookmarkEnd w:id="10"/>
-      <w:r>
-        <w:rPr>
-          <w:rFonts w:eastAsia="Segoe UI" w:cs="Segoe UI"/>
-          <w:b/>
-          <w:color w:val="0F4761"/>
-          <w:sz w:val="26"/>
-        </w:rPr>
-        <w:t>4.3  Weak fit (qualify out or set expectations early)</w:t>
-      </w:r>
-    </w:p>
-    <w:p>
-      <w:pPr>
         <w:pStyle w:val="Normal"/>
         <w:numPr>
           <w:ilvl w:val="0"/>
@@ -4662,7 +5040,7 @@
           <w:color w:val="101820"/>
           <w:sz w:val="21"/>
         </w:rPr>
-        <w:t>A broker that wants every screen to match its current process exactly: OOTB means configuration, and changes are priced change requests.</w:t>
+        <w:t>Brokers who must stand up an AML/CFT programme, IC complaints handling or EOPT invoicing and have no tool for it.</w:t>
       </w:r>
     </w:p>
     <w:p>
@@ -4681,7 +5059,24 @@
           <w:color w:val="101820"/>
           <w:sz w:val="21"/>
         </w:rPr>
-        <w:t>A broker whose main need is a direct API to each insurer: there is none in the OOTB version.</w:t>
+        <w:t>Captive agencies and brokers of motor dealers and banks: dealer programmes, fleets and bank endorsement letters.</w:t>
+      </w:r>
+    </w:p>
+    <w:p>
+      <w:pPr>
+        <w:pStyle w:val="Heading2"/>
+        <w:rPr/>
+      </w:pPr>
+      <w:bookmarkStart w:id="10" w:name="__RefHeading___Toc8898_1360963153"/>
+      <w:bookmarkEnd w:id="10"/>
+      <w:r>
+        <w:rPr>
+          <w:rFonts w:eastAsia="Segoe UI" w:cs="Segoe UI"/>
+          <w:b/>
+          <w:color w:val="0F4761"/>
+          <w:sz w:val="26"/>
+        </w:rPr>
+        <w:t>4.3  Weak fit (qualify out or set expectations early)</w:t>
       </w:r>
     </w:p>
     <w:p>
@@ -4700,7 +5095,7 @@
           <w:color w:val="101820"/>
           <w:sz w:val="21"/>
         </w:rPr>
-        <w:t>Life, pre-need or HMO business: the product is built for non-life broking.</w:t>
+        <w:t>A broker that wants every screen to match its current process exactly: OOTB means configuration, and changes are priced change requests.</w:t>
       </w:r>
     </w:p>
     <w:p>
@@ -4719,7 +5114,7 @@
           <w:color w:val="101820"/>
           <w:sz w:val="21"/>
         </w:rPr>
-        <w:t>A buyer who needs a native mobile application or Filipino screens now.</w:t>
+        <w:t>A broker whose main need is a live API to many insurers on day one: the insurer connector is in the product, but each insurer goes live separately with its own endpoint and acceptance during onboarding.</w:t>
       </w:r>
     </w:p>
     <w:p>
@@ -4738,76 +5133,7 @@
           <w:color w:val="101820"/>
           <w:sz w:val="21"/>
         </w:rPr>
-        <w:t>A broker that only needs a contact list and quote tracking: a CRM or spreadsheet may be enough for them.</w:t>
-      </w:r>
-      <w:r>
-        <w:br w:type="page"/>
-      </w:r>
-    </w:p>
-    <w:p>
-      <w:pPr>
-        <w:pStyle w:val="Heading1"/>
-        <w:rPr/>
-      </w:pPr>
-      <w:bookmarkStart w:id="11" w:name="__RefHeading___Toc16058_3199679052"/>
-      <w:bookmarkEnd w:id="11"/>
-      <w:r>
-        <w:rPr>
-          <w:rFonts w:eastAsia="Segoe UI" w:cs="Segoe UI" w:ascii="Segoe UI" w:hAnsi="Segoe UI"/>
-          <w:b/>
-          <w:color w:val="0F4761"/>
-          <w:sz w:val="32"/>
-        </w:rPr>
-        <w:t>5.  Alternative 1: spreadsheets and an accounting package</w:t>
-      </w:r>
-    </w:p>
-    <w:p>
-      <w:pPr>
-        <w:pStyle w:val="Heading2"/>
-        <w:rPr/>
-      </w:pPr>
-      <w:bookmarkStart w:id="12" w:name="__RefHeading___Toc16060_3199679052"/>
-      <w:bookmarkEnd w:id="12"/>
-      <w:r>
-        <w:rPr>
-          <w:rFonts w:eastAsia="Segoe UI" w:cs="Segoe UI"/>
-          <w:b/>
-          <w:color w:val="0F4761"/>
-          <w:sz w:val="26"/>
-        </w:rPr>
-        <w:t>5.1  What the broker has</w:t>
-      </w:r>
-    </w:p>
-    <w:p>
-      <w:pPr>
-        <w:pStyle w:val="Normal"/>
-        <w:spacing w:lineRule="auto" w:line="276" w:before="0" w:after="120"/>
-        <w:rPr/>
-      </w:pPr>
-      <w:r>
-        <w:rPr>
-          <w:rFonts w:eastAsia="Segoe UI" w:cs="Segoe UI" w:ascii="Segoe UI" w:hAnsi="Segoe UI"/>
-          <w:color w:val="101820"/>
-          <w:sz w:val="21"/>
-        </w:rPr>
-        <w:t>Excel workbooks for the policy register, renewals, collections and remittance; an off-the-shelf accounting package for the books; e-mail and paper for approvals. Often run well by long-serving staff.</w:t>
-      </w:r>
-    </w:p>
-    <w:p>
-      <w:pPr>
-        <w:pStyle w:val="Heading2"/>
-        <w:rPr/>
-      </w:pPr>
-      <w:bookmarkStart w:id="13" w:name="__RefHeading___Toc16062_3199679052"/>
-      <w:bookmarkEnd w:id="13"/>
-      <w:r>
-        <w:rPr>
-          <w:rFonts w:eastAsia="Segoe UI" w:cs="Segoe UI"/>
-          <w:b/>
-          <w:color w:val="0F4761"/>
-          <w:sz w:val="26"/>
-        </w:rPr>
-        <w:t>5.2  Why they stay</w:t>
+        <w:t>Life, pre-need or HMO business: the product is built for non-life broking.</w:t>
       </w:r>
     </w:p>
     <w:p>
@@ -4826,7 +5152,7 @@
           <w:color w:val="101820"/>
           <w:sz w:val="21"/>
         </w:rPr>
-        <w:t>No licence cost visible; the team knows the files.</w:t>
+        <w:t>A buyer who needs a native mobile application or Filipino screens now.</w:t>
       </w:r>
     </w:p>
     <w:p>
@@ -4845,7 +5171,76 @@
           <w:color w:val="101820"/>
           <w:sz w:val="21"/>
         </w:rPr>
-        <w:t>The accounting package is trusted by the external auditor.</w:t>
+        <w:t>A broker that only needs a contact list and quote tracking: a CRM or spreadsheet may be enough for them.</w:t>
+      </w:r>
+      <w:r>
+        <w:br w:type="page"/>
+      </w:r>
+    </w:p>
+    <w:p>
+      <w:pPr>
+        <w:pStyle w:val="Heading1"/>
+        <w:rPr/>
+      </w:pPr>
+      <w:bookmarkStart w:id="11" w:name="__RefHeading___Toc8900_1360963153"/>
+      <w:bookmarkEnd w:id="11"/>
+      <w:r>
+        <w:rPr>
+          <w:rFonts w:eastAsia="Segoe UI" w:cs="Segoe UI" w:ascii="Segoe UI" w:hAnsi="Segoe UI"/>
+          <w:b/>
+          <w:color w:val="0F4761"/>
+          <w:sz w:val="32"/>
+        </w:rPr>
+        <w:t>5.  Alternative 1: spreadsheets and an accounting package</w:t>
+      </w:r>
+    </w:p>
+    <w:p>
+      <w:pPr>
+        <w:pStyle w:val="Heading2"/>
+        <w:rPr/>
+      </w:pPr>
+      <w:bookmarkStart w:id="12" w:name="__RefHeading___Toc8902_1360963153"/>
+      <w:bookmarkEnd w:id="12"/>
+      <w:r>
+        <w:rPr>
+          <w:rFonts w:eastAsia="Segoe UI" w:cs="Segoe UI"/>
+          <w:b/>
+          <w:color w:val="0F4761"/>
+          <w:sz w:val="26"/>
+        </w:rPr>
+        <w:t>5.1  What the broker has</w:t>
+      </w:r>
+    </w:p>
+    <w:p>
+      <w:pPr>
+        <w:pStyle w:val="Normal"/>
+        <w:spacing w:lineRule="auto" w:line="276" w:before="0" w:after="120"/>
+        <w:rPr/>
+      </w:pPr>
+      <w:r>
+        <w:rPr>
+          <w:rFonts w:eastAsia="Segoe UI" w:cs="Segoe UI" w:ascii="Segoe UI" w:hAnsi="Segoe UI"/>
+          <w:color w:val="101820"/>
+          <w:sz w:val="21"/>
+        </w:rPr>
+        <w:t>Excel workbooks for the policy register, renewals, collections and remittance; an off-the-shelf accounting package for the books; e-mail and paper for approvals. Often run well by long-serving staff.</w:t>
+      </w:r>
+    </w:p>
+    <w:p>
+      <w:pPr>
+        <w:pStyle w:val="Heading2"/>
+        <w:rPr/>
+      </w:pPr>
+      <w:bookmarkStart w:id="13" w:name="__RefHeading___Toc8904_1360963153"/>
+      <w:bookmarkEnd w:id="13"/>
+      <w:r>
+        <w:rPr>
+          <w:rFonts w:eastAsia="Segoe UI" w:cs="Segoe UI"/>
+          <w:b/>
+          <w:color w:val="0F4761"/>
+          <w:sz w:val="26"/>
+        </w:rPr>
+        <w:t>5.2  Why they stay</w:t>
       </w:r>
     </w:p>
     <w:p>
@@ -4864,24 +5259,7 @@
           <w:color w:val="101820"/>
           <w:sz w:val="21"/>
         </w:rPr>
-        <w:t>Fear of a long project and of disruption at month-end.</w:t>
-      </w:r>
-    </w:p>
-    <w:p>
-      <w:pPr>
-        <w:pStyle w:val="Heading2"/>
-        <w:rPr/>
-      </w:pPr>
-      <w:bookmarkStart w:id="14" w:name="__RefHeading___Toc16064_3199679052"/>
-      <w:bookmarkEnd w:id="14"/>
-      <w:r>
-        <w:rPr>
-          <w:rFonts w:eastAsia="Segoe UI" w:cs="Segoe UI"/>
-          <w:b/>
-          <w:color w:val="0F4761"/>
-          <w:sz w:val="26"/>
-        </w:rPr>
-        <w:t>5.3  Where it hurts (to uncover, not to assert)</w:t>
+        <w:t>No licence cost visible; the team knows the files.</w:t>
       </w:r>
     </w:p>
     <w:p>
@@ -4900,7 +5278,7 @@
           <w:color w:val="101820"/>
           <w:sz w:val="21"/>
         </w:rPr>
-        <w:t>Premium collected but not yet remitted, per insurer, is worked out by hand.</w:t>
+        <w:t>The accounting package is trusted by the external auditor.</w:t>
       </w:r>
     </w:p>
     <w:p>
@@ -4919,7 +5297,24 @@
           <w:color w:val="101820"/>
           <w:sz w:val="21"/>
         </w:rPr>
-        <w:t>Commission, EWT and Form 2307 are prepared outside the books and reconciled late.</w:t>
+        <w:t>Fear of a long project and of disruption at month-end.</w:t>
+      </w:r>
+    </w:p>
+    <w:p>
+      <w:pPr>
+        <w:pStyle w:val="Heading2"/>
+        <w:rPr/>
+      </w:pPr>
+      <w:bookmarkStart w:id="14" w:name="__RefHeading___Toc8906_1360963153"/>
+      <w:bookmarkEnd w:id="14"/>
+      <w:r>
+        <w:rPr>
+          <w:rFonts w:eastAsia="Segoe UI" w:cs="Segoe UI"/>
+          <w:b/>
+          <w:color w:val="0F4761"/>
+          <w:sz w:val="26"/>
+        </w:rPr>
+        <w:t>5.3  Where it hurts (to uncover, not to assert)</w:t>
       </w:r>
     </w:p>
     <w:p>
@@ -4938,7 +5333,7 @@
           <w:color w:val="101820"/>
           <w:sz w:val="21"/>
         </w:rPr>
-        <w:t>Renewals depend on one person's calendar.</w:t>
+        <w:t>Premium collected but not yet remitted, per insurer, is worked out by hand.</w:t>
       </w:r>
     </w:p>
     <w:p>
@@ -4957,7 +5352,7 @@
           <w:color w:val="101820"/>
           <w:sz w:val="21"/>
         </w:rPr>
-        <w:t>No audit trail of who changed a premium or a rate; no maker-checker.</w:t>
+        <w:t>Commission, EWT and Form 2307 are prepared outside the books and reconciled late.</w:t>
       </w:r>
     </w:p>
     <w:p>
@@ -4976,24 +5371,7 @@
           <w:color w:val="101820"/>
           <w:sz w:val="21"/>
         </w:rPr>
-        <w:t>Personal data in files on laptops and e-mail, with no record of consent or of data subject requests.</w:t>
-      </w:r>
-    </w:p>
-    <w:p>
-      <w:pPr>
-        <w:pStyle w:val="Heading2"/>
-        <w:rPr/>
-      </w:pPr>
-      <w:bookmarkStart w:id="15" w:name="__RefHeading___Toc16066_3199679052"/>
-      <w:bookmarkEnd w:id="15"/>
-      <w:r>
-        <w:rPr>
-          <w:rFonts w:eastAsia="Segoe UI" w:cs="Segoe UI"/>
-          <w:b/>
-          <w:color w:val="0F4761"/>
-          <w:sz w:val="26"/>
-        </w:rPr>
-        <w:t>5.4  Discovery questions</w:t>
+        <w:t>Renewals depend on one person's calendar.</w:t>
       </w:r>
     </w:p>
     <w:p>
@@ -5012,7 +5390,7 @@
           <w:color w:val="101820"/>
           <w:sz w:val="21"/>
         </w:rPr>
-        <w:t>"When a client pays, how many places is the payment typed before it reaches the insurer's remittance?"</w:t>
+        <w:t>No audit trail of who changed a premium or a rate; no maker-checker.</w:t>
       </w:r>
     </w:p>
     <w:p>
@@ -5031,7 +5409,24 @@
           <w:color w:val="101820"/>
           <w:sz w:val="21"/>
         </w:rPr>
-        <w:t>"How do you know today which premium is collected but not yet remitted, per insurer?"</w:t>
+        <w:t>Personal data in files on laptops and e-mail, with no record of consent or of data subject requests.</w:t>
+      </w:r>
+    </w:p>
+    <w:p>
+      <w:pPr>
+        <w:pStyle w:val="Heading2"/>
+        <w:rPr/>
+      </w:pPr>
+      <w:bookmarkStart w:id="15" w:name="__RefHeading___Toc8908_1360963153"/>
+      <w:bookmarkEnd w:id="15"/>
+      <w:r>
+        <w:rPr>
+          <w:rFonts w:eastAsia="Segoe UI" w:cs="Segoe UI"/>
+          <w:b/>
+          <w:color w:val="0F4761"/>
+          <w:sz w:val="26"/>
+        </w:rPr>
+        <w:t>5.4  Discovery questions</w:t>
       </w:r>
     </w:p>
     <w:p>
@@ -5050,7 +5445,7 @@
           <w:color w:val="101820"/>
           <w:sz w:val="21"/>
         </w:rPr>
-        <w:t>"Who prepares Form 2307 and the QAP, and how long does it take each quarter?"</w:t>
+        <w:t>"When a client pays, how many places is the payment typed before it reaches the insurer's remittance?"</w:t>
       </w:r>
     </w:p>
     <w:p>
@@ -5069,7 +5464,7 @@
           <w:color w:val="101820"/>
           <w:sz w:val="21"/>
         </w:rPr>
-        <w:t>"If the person who keeps the renewal file is on leave, who sends the notices?"</w:t>
+        <w:t>"How do you know today which premium is collected but not yet remitted, per insurer?"</w:t>
       </w:r>
     </w:p>
     <w:p>
@@ -5088,15 +5483,53 @@
           <w:color w:val="101820"/>
           <w:sz w:val="21"/>
         </w:rPr>
-        <w:t>"If a client asked for all personal data you hold on them, how would you find it?"</w:t>
+        <w:t>"Who prepares Form 2307 and the QAP, and how long does it take each quarter?"</w:t>
       </w:r>
     </w:p>
     <w:p>
       <w:pPr>
+        <w:pStyle w:val="Normal"/>
+        <w:numPr>
+          <w:ilvl w:val="0"/>
+          <w:numId w:val="1"/>
+        </w:numPr>
+        <w:spacing w:before="0" w:after="60"/>
+        <w:rPr/>
+      </w:pPr>
+      <w:r>
+        <w:rPr>
+          <w:rFonts w:eastAsia="Segoe UI" w:cs="Segoe UI" w:ascii="Segoe UI" w:hAnsi="Segoe UI"/>
+          <w:color w:val="101820"/>
+          <w:sz w:val="21"/>
+        </w:rPr>
+        <w:t>"If the person who keeps the renewal file is on leave, who sends the notices?"</w:t>
+      </w:r>
+    </w:p>
+    <w:p>
+      <w:pPr>
+        <w:pStyle w:val="Normal"/>
+        <w:numPr>
+          <w:ilvl w:val="0"/>
+          <w:numId w:val="1"/>
+        </w:numPr>
+        <w:spacing w:before="0" w:after="60"/>
+        <w:rPr/>
+      </w:pPr>
+      <w:r>
+        <w:rPr>
+          <w:rFonts w:eastAsia="Segoe UI" w:cs="Segoe UI" w:ascii="Segoe UI" w:hAnsi="Segoe UI"/>
+          <w:color w:val="101820"/>
+          <w:sz w:val="21"/>
+        </w:rPr>
+        <w:t>"If a client asked for all personal data you hold on them, how would you find it?"</w:t>
+      </w:r>
+    </w:p>
+    <w:p>
+      <w:pPr>
         <w:pStyle w:val="Heading2"/>
         <w:rPr/>
       </w:pPr>
-      <w:bookmarkStart w:id="16" w:name="__RefHeading___Toc16068_3199679052"/>
+      <w:bookmarkStart w:id="16" w:name="__RefHeading___Toc8910_1360963153"/>
       <w:bookmarkEnd w:id="16"/>
       <w:r>
         <w:rPr>
@@ -5820,6 +6253,234 @@
           </w:p>
         </w:tc>
       </w:tr>
+      <w:tr>
+        <w:trPr/>
+        <w:tc>
+          <w:tcPr>
+            <w:tcW w:w="2662" w:type="dxa"/>
+            <w:tcBorders>
+              <w:top w:val="single" w:sz="4" w:space="0" w:color="BFC7D1"/>
+              <w:left w:val="single" w:sz="4" w:space="0" w:color="BFC7D1"/>
+              <w:bottom w:val="single" w:sz="4" w:space="0" w:color="BFC7D1"/>
+              <w:right w:val="single" w:sz="4" w:space="0" w:color="BFC7D1"/>
+            </w:tcBorders>
+          </w:tcPr>
+          <w:p>
+            <w:pPr>
+              <w:pStyle w:val="Normal"/>
+              <w:widowControl/>
+              <w:spacing w:lineRule="auto" w:line="240" w:before="0" w:after="20"/>
+              <w:jc w:val="left"/>
+              <w:rPr>
+                <w:rFonts w:ascii="Aptos" w:hAnsi="Aptos" w:eastAsia="ＭＳ 明朝" w:cs="Arial"/>
+                <w:kern w:val="0"/>
+                <w:sz w:val="24"/>
+                <w:szCs w:val="24"/>
+                <w:lang w:val="en-US" w:eastAsia="ja-JP" w:bidi="ar-SA"/>
+              </w:rPr>
+            </w:pPr>
+            <w:r>
+              <w:rPr>
+                <w:rFonts w:eastAsia="Segoe UI" w:cs="Segoe UI" w:ascii="Segoe UI" w:hAnsi="Segoe UI"/>
+                <w:color w:val="101820"/>
+                <w:kern w:val="0"/>
+                <w:sz w:val="18"/>
+                <w:szCs w:val="24"/>
+                <w:lang w:val="en-US" w:eastAsia="ja-JP" w:bidi="ar-SA"/>
+              </w:rPr>
+              <w:t>Compliance without a second tool</w:t>
+            </w:r>
+          </w:p>
+        </w:tc>
+        <w:tc>
+          <w:tcPr>
+            <w:tcW w:w="3279" w:type="dxa"/>
+            <w:tcBorders>
+              <w:top w:val="single" w:sz="4" w:space="0" w:color="BFC7D1"/>
+              <w:left w:val="single" w:sz="4" w:space="0" w:color="BFC7D1"/>
+              <w:bottom w:val="single" w:sz="4" w:space="0" w:color="BFC7D1"/>
+              <w:right w:val="single" w:sz="4" w:space="0" w:color="BFC7D1"/>
+            </w:tcBorders>
+          </w:tcPr>
+          <w:p>
+            <w:pPr>
+              <w:pStyle w:val="Normal"/>
+              <w:widowControl/>
+              <w:spacing w:lineRule="auto" w:line="240" w:before="0" w:after="20"/>
+              <w:jc w:val="left"/>
+              <w:rPr>
+                <w:rFonts w:ascii="Aptos" w:hAnsi="Aptos" w:eastAsia="ＭＳ 明朝" w:cs="Arial"/>
+                <w:kern w:val="0"/>
+                <w:sz w:val="24"/>
+                <w:szCs w:val="24"/>
+                <w:lang w:val="en-US" w:eastAsia="ja-JP" w:bidi="ar-SA"/>
+              </w:rPr>
+            </w:pPr>
+            <w:r>
+              <w:rPr>
+                <w:rFonts w:eastAsia="Segoe UI" w:cs="Segoe UI" w:ascii="Segoe UI" w:hAnsi="Segoe UI"/>
+                <w:color w:val="101820"/>
+                <w:kern w:val="0"/>
+                <w:sz w:val="18"/>
+                <w:szCs w:val="24"/>
+                <w:lang w:val="en-US" w:eastAsia="ja-JP" w:bidi="ar-SA"/>
+              </w:rPr>
+              <w:t>AML dashboard, client risk rating and EDD, transaction alerts; licence register with the commission hold; complaints register</w:t>
+            </w:r>
+          </w:p>
+        </w:tc>
+        <w:tc>
+          <w:tcPr>
+            <w:tcW w:w="3073" w:type="dxa"/>
+            <w:tcBorders>
+              <w:top w:val="single" w:sz="4" w:space="0" w:color="BFC7D1"/>
+              <w:left w:val="single" w:sz="4" w:space="0" w:color="BFC7D1"/>
+              <w:bottom w:val="single" w:sz="4" w:space="0" w:color="BFC7D1"/>
+              <w:right w:val="single" w:sz="4" w:space="0" w:color="BFC7D1"/>
+            </w:tcBorders>
+          </w:tcPr>
+          <w:p>
+            <w:pPr>
+              <w:pStyle w:val="Normal"/>
+              <w:widowControl/>
+              <w:spacing w:lineRule="auto" w:line="240" w:before="0" w:after="20"/>
+              <w:jc w:val="left"/>
+              <w:rPr>
+                <w:rFonts w:ascii="Aptos" w:hAnsi="Aptos" w:eastAsia="ＭＳ 明朝" w:cs="Arial"/>
+                <w:kern w:val="0"/>
+                <w:sz w:val="24"/>
+                <w:szCs w:val="24"/>
+                <w:lang w:val="en-US" w:eastAsia="ja-JP" w:bidi="ar-SA"/>
+              </w:rPr>
+            </w:pPr>
+            <w:r>
+              <w:rPr>
+                <w:rFonts w:eastAsia="Segoe UI" w:cs="Segoe UI" w:ascii="Segoe UI" w:hAnsi="Segoe UI"/>
+                <w:color w:val="101820"/>
+                <w:kern w:val="0"/>
+                <w:sz w:val="18"/>
+                <w:szCs w:val="24"/>
+                <w:lang w:val="en-US" w:eastAsia="ja-JP" w:bidi="ar-SA"/>
+              </w:rPr>
+              <w:t>Optional segments: AML/CFT; IC compliance</w:t>
+            </w:r>
+          </w:p>
+        </w:tc>
+      </w:tr>
+      <w:tr>
+        <w:trPr/>
+        <w:tc>
+          <w:tcPr>
+            <w:tcW w:w="2662" w:type="dxa"/>
+            <w:tcBorders>
+              <w:top w:val="single" w:sz="4" w:space="0" w:color="BFC7D1"/>
+              <w:left w:val="single" w:sz="4" w:space="0" w:color="BFC7D1"/>
+              <w:bottom w:val="single" w:sz="4" w:space="0" w:color="BFC7D1"/>
+              <w:right w:val="single" w:sz="4" w:space="0" w:color="BFC7D1"/>
+            </w:tcBorders>
+          </w:tcPr>
+          <w:p>
+            <w:pPr>
+              <w:pStyle w:val="Normal"/>
+              <w:widowControl/>
+              <w:spacing w:lineRule="auto" w:line="240" w:before="0" w:after="20"/>
+              <w:jc w:val="left"/>
+              <w:rPr>
+                <w:rFonts w:ascii="Aptos" w:hAnsi="Aptos" w:eastAsia="ＭＳ 明朝" w:cs="Arial"/>
+                <w:kern w:val="0"/>
+                <w:sz w:val="24"/>
+                <w:szCs w:val="24"/>
+                <w:lang w:val="en-US" w:eastAsia="ja-JP" w:bidi="ar-SA"/>
+              </w:rPr>
+            </w:pPr>
+            <w:r>
+              <w:rPr>
+                <w:rFonts w:eastAsia="Segoe UI" w:cs="Segoe UI" w:ascii="Segoe UI" w:hAnsi="Segoe UI"/>
+                <w:color w:val="101820"/>
+                <w:kern w:val="0"/>
+                <w:sz w:val="18"/>
+                <w:szCs w:val="24"/>
+                <w:lang w:val="en-US" w:eastAsia="ja-JP" w:bidi="ar-SA"/>
+              </w:rPr>
+              <w:t>Everyone knows what to do today</w:t>
+            </w:r>
+          </w:p>
+        </w:tc>
+        <w:tc>
+          <w:tcPr>
+            <w:tcW w:w="3279" w:type="dxa"/>
+            <w:tcBorders>
+              <w:top w:val="single" w:sz="4" w:space="0" w:color="BFC7D1"/>
+              <w:left w:val="single" w:sz="4" w:space="0" w:color="BFC7D1"/>
+              <w:bottom w:val="single" w:sz="4" w:space="0" w:color="BFC7D1"/>
+              <w:right w:val="single" w:sz="4" w:space="0" w:color="BFC7D1"/>
+            </w:tcBorders>
+          </w:tcPr>
+          <w:p>
+            <w:pPr>
+              <w:pStyle w:val="Normal"/>
+              <w:widowControl/>
+              <w:spacing w:lineRule="auto" w:line="240" w:before="0" w:after="20"/>
+              <w:jc w:val="left"/>
+              <w:rPr>
+                <w:rFonts w:ascii="Aptos" w:hAnsi="Aptos" w:eastAsia="ＭＳ 明朝" w:cs="Arial"/>
+                <w:kern w:val="0"/>
+                <w:sz w:val="24"/>
+                <w:szCs w:val="24"/>
+                <w:lang w:val="en-US" w:eastAsia="ja-JP" w:bidi="ar-SA"/>
+              </w:rPr>
+            </w:pPr>
+            <w:r>
+              <w:rPr>
+                <w:rFonts w:eastAsia="Segoe UI" w:cs="Segoe UI" w:ascii="Segoe UI" w:hAnsi="Segoe UI"/>
+                <w:color w:val="101820"/>
+                <w:kern w:val="0"/>
+                <w:sz w:val="18"/>
+                <w:szCs w:val="24"/>
+                <w:lang w:val="en-US" w:eastAsia="ja-JP" w:bidi="ar-SA"/>
+              </w:rPr>
+              <w:t>Operations &gt; My Work: items by category, team view, tasks and calendar</w:t>
+            </w:r>
+          </w:p>
+        </w:tc>
+        <w:tc>
+          <w:tcPr>
+            <w:tcW w:w="3073" w:type="dxa"/>
+            <w:tcBorders>
+              <w:top w:val="single" w:sz="4" w:space="0" w:color="BFC7D1"/>
+              <w:left w:val="single" w:sz="4" w:space="0" w:color="BFC7D1"/>
+              <w:bottom w:val="single" w:sz="4" w:space="0" w:color="BFC7D1"/>
+              <w:right w:val="single" w:sz="4" w:space="0" w:color="BFC7D1"/>
+            </w:tcBorders>
+          </w:tcPr>
+          <w:p>
+            <w:pPr>
+              <w:pStyle w:val="Normal"/>
+              <w:widowControl/>
+              <w:spacing w:lineRule="auto" w:line="240" w:before="0" w:after="20"/>
+              <w:jc w:val="left"/>
+              <w:rPr>
+                <w:rFonts w:ascii="Aptos" w:hAnsi="Aptos" w:eastAsia="ＭＳ 明朝" w:cs="Arial"/>
+                <w:kern w:val="0"/>
+                <w:sz w:val="24"/>
+                <w:szCs w:val="24"/>
+                <w:lang w:val="en-US" w:eastAsia="ja-JP" w:bidi="ar-SA"/>
+              </w:rPr>
+            </w:pPr>
+            <w:r>
+              <w:rPr>
+                <w:rFonts w:eastAsia="Segoe UI" w:cs="Segoe UI" w:ascii="Segoe UI" w:hAnsi="Segoe UI"/>
+                <w:color w:val="101820"/>
+                <w:kern w:val="0"/>
+                <w:sz w:val="18"/>
+                <w:szCs w:val="24"/>
+                <w:lang w:val="en-US" w:eastAsia="ja-JP" w:bidi="ar-SA"/>
+              </w:rPr>
+              <w:t>Optional segment: My Work</w:t>
+            </w:r>
+          </w:p>
+        </w:tc>
+      </w:tr>
     </w:tbl>
     <w:p>
       <w:pPr>
@@ -5836,7 +6497,7 @@
         <w:pStyle w:val="Heading2"/>
         <w:rPr/>
       </w:pPr>
-      <w:bookmarkStart w:id="17" w:name="__RefHeading___Toc16070_3199679052"/>
+      <w:bookmarkStart w:id="17" w:name="__RefHeading___Toc8912_1360963153"/>
       <w:bookmarkEnd w:id="17"/>
       <w:r>
         <w:rPr>
@@ -5910,7 +6571,7 @@
         <w:pStyle w:val="Heading2"/>
         <w:rPr/>
       </w:pPr>
-      <w:bookmarkStart w:id="18" w:name="__RefHeading___Toc16072_3199679052"/>
+      <w:bookmarkStart w:id="18" w:name="__RefHeading___Toc8914_1360963153"/>
       <w:bookmarkEnd w:id="18"/>
       <w:r>
         <w:rPr>
@@ -5968,7 +6629,7 @@
         <w:pStyle w:val="Heading1"/>
         <w:rPr/>
       </w:pPr>
-      <w:bookmarkStart w:id="19" w:name="__RefHeading___Toc16074_3199679052"/>
+      <w:bookmarkStart w:id="19" w:name="__RefHeading___Toc8916_1360963153"/>
       <w:bookmarkEnd w:id="19"/>
       <w:r>
         <w:rPr>
@@ -5985,7 +6646,7 @@
         <w:pStyle w:val="Heading2"/>
         <w:rPr/>
       </w:pPr>
-      <w:bookmarkStart w:id="20" w:name="__RefHeading___Toc16076_3199679052"/>
+      <w:bookmarkStart w:id="20" w:name="__RefHeading___Toc8918_1360963153"/>
       <w:bookmarkEnd w:id="20"/>
       <w:r>
         <w:rPr>
@@ -6017,7 +6678,7 @@
         <w:pStyle w:val="Heading2"/>
         <w:rPr/>
       </w:pPr>
-      <w:bookmarkStart w:id="21" w:name="__RefHeading___Toc16078_3199679052"/>
+      <w:bookmarkStart w:id="21" w:name="__RefHeading___Toc8920_1360963153"/>
       <w:bookmarkEnd w:id="21"/>
       <w:r>
         <w:rPr>
@@ -6072,7 +6733,7 @@
         <w:pStyle w:val="Heading2"/>
         <w:rPr/>
       </w:pPr>
-      <w:bookmarkStart w:id="22" w:name="__RefHeading___Toc16080_3199679052"/>
+      <w:bookmarkStart w:id="22" w:name="__RefHeading___Toc8922_1360963153"/>
       <w:bookmarkEnd w:id="22"/>
       <w:r>
         <w:rPr>
@@ -6165,7 +6826,7 @@
         <w:pStyle w:val="Heading2"/>
         <w:rPr/>
       </w:pPr>
-      <w:bookmarkStart w:id="23" w:name="__RefHeading___Toc16082_3199679052"/>
+      <w:bookmarkStart w:id="23" w:name="__RefHeading___Toc8924_1360963153"/>
       <w:bookmarkEnd w:id="23"/>
       <w:r>
         <w:rPr>
@@ -6258,7 +6919,7 @@
         <w:pStyle w:val="Heading2"/>
         <w:rPr/>
       </w:pPr>
-      <w:bookmarkStart w:id="24" w:name="__RefHeading___Toc16084_3199679052"/>
+      <w:bookmarkStart w:id="24" w:name="__RefHeading___Toc8926_1360963153"/>
       <w:bookmarkEnd w:id="24"/>
       <w:r>
         <w:rPr>
@@ -6884,7 +7545,7 @@
         <w:pStyle w:val="Heading2"/>
         <w:rPr/>
       </w:pPr>
-      <w:bookmarkStart w:id="25" w:name="__RefHeading___Toc16086_3199679052"/>
+      <w:bookmarkStart w:id="25" w:name="__RefHeading___Toc8928_1360963153"/>
       <w:bookmarkEnd w:id="25"/>
       <w:r>
         <w:rPr>
@@ -6939,7 +7600,7 @@
         <w:pStyle w:val="Heading2"/>
         <w:rPr/>
       </w:pPr>
-      <w:bookmarkStart w:id="26" w:name="__RefHeading___Toc16088_3199679052"/>
+      <w:bookmarkStart w:id="26" w:name="__RefHeading___Toc8930_1360963153"/>
       <w:bookmarkEnd w:id="26"/>
       <w:r>
         <w:rPr>
@@ -6967,7 +7628,7 @@
           <w:color w:val="101820"/>
           <w:sz w:val="21"/>
         </w:rPr>
-        <w:t>Do not position BrokerVerse as a replacement for an insurer's CTPL authentication. The insurer's or government system remains; BrokerVerse records the certificate number and authentication code.</w:t>
+        <w:t>Do not position BrokerVerse as a replacement for the CTPL authentication provider. The IC-accredited provider authenticates; BrokerVerse sends the request through its connector, keeps the COC series and records the authentication code.</w:t>
       </w:r>
     </w:p>
     <w:p>
@@ -6986,7 +7647,7 @@
           <w:color w:val="101820"/>
           <w:sz w:val="21"/>
         </w:rPr>
-        <w:t>There is no insurer API in the OOTB version. Exchange is by file and e-mail; an insurer API is a priced change request.</w:t>
+        <w:t>The insurer connector is delivered in test mode. Each insurer goes live with its own endpoint, credentials and acceptance during onboarding, priced per connector; do not promise a date for an insurer before it has agreed.</w:t>
       </w:r>
       <w:r>
         <w:br w:type="page"/>
@@ -6997,7 +7658,7 @@
         <w:pStyle w:val="Heading1"/>
         <w:rPr/>
       </w:pPr>
-      <w:bookmarkStart w:id="27" w:name="__RefHeading___Toc16090_3199679052"/>
+      <w:bookmarkStart w:id="27" w:name="__RefHeading___Toc8932_1360963153"/>
       <w:bookmarkEnd w:id="27"/>
       <w:r>
         <w:rPr>
@@ -7014,7 +7675,7 @@
         <w:pStyle w:val="Heading2"/>
         <w:rPr/>
       </w:pPr>
-      <w:bookmarkStart w:id="28" w:name="__RefHeading___Toc16092_3199679052"/>
+      <w:bookmarkStart w:id="28" w:name="__RefHeading___Toc8934_1360963153"/>
       <w:bookmarkEnd w:id="28"/>
       <w:r>
         <w:rPr>
@@ -7046,7 +7707,7 @@
         <w:pStyle w:val="Heading2"/>
         <w:rPr/>
       </w:pPr>
-      <w:bookmarkStart w:id="29" w:name="__RefHeading___Toc16094_3199679052"/>
+      <w:bookmarkStart w:id="29" w:name="__RefHeading___Toc8936_1360963153"/>
       <w:bookmarkEnd w:id="29"/>
       <w:r>
         <w:rPr>
@@ -7120,7 +7781,7 @@
         <w:pStyle w:val="Heading2"/>
         <w:rPr/>
       </w:pPr>
-      <w:bookmarkStart w:id="30" w:name="__RefHeading___Toc16096_3199679052"/>
+      <w:bookmarkStart w:id="30" w:name="__RefHeading___Toc8938_1360963153"/>
       <w:bookmarkEnd w:id="30"/>
       <w:r>
         <w:rPr>
@@ -7438,7 +8099,7 @@
                 <w:szCs w:val="24"/>
                 <w:lang w:val="en-US" w:eastAsia="ja-JP" w:bidi="ar-SA"/>
               </w:rPr>
-              <w:t>Are Form 2307, VAT Summary, SAWT, QAP and SLSP produced from the ledger in BIR column order?</w:t>
+              <w:t>Are Form 2307, 0619-E, 1601-EQ, 1604-E and 2551Q, with the DAT files of the alphalists, produced from the ledger and reconciled?</w:t>
             </w:r>
           </w:p>
         </w:tc>
@@ -7475,7 +8136,7 @@
                 <w:szCs w:val="24"/>
                 <w:lang w:val="en-US" w:eastAsia="ja-JP" w:bidi="ar-SA"/>
               </w:rPr>
-              <w:t>Accounts &gt; Tax</w:t>
+              <w:t>Accounts &gt; Tax &gt; Withholding Returns, BIR DAT Files</w:t>
             </w:r>
           </w:p>
         </w:tc>
@@ -7515,7 +8176,7 @@
                 <w:szCs w:val="24"/>
                 <w:lang w:val="en-US" w:eastAsia="ja-JP" w:bidi="ar-SA"/>
               </w:rPr>
-              <w:t>Are Philippine bank statement formats delivered for reconciliation?</w:t>
+              <w:t>Are sales invoices issued under the EOPT Act, and is the CAS books pack produced?</w:t>
             </w:r>
           </w:p>
         </w:tc>
@@ -7552,7 +8213,7 @@
                 <w:szCs w:val="24"/>
                 <w:lang w:val="en-US" w:eastAsia="ja-JP" w:bidi="ar-SA"/>
               </w:rPr>
-              <w:t>BDO, BPI, Metrobank and generic formats</w:t>
+              <w:t>Accounts &gt; Tax &gt; Sales Invoices, CAS Books and Documents</w:t>
             </w:r>
           </w:p>
         </w:tc>
@@ -7592,7 +8253,7 @@
                 <w:szCs w:val="24"/>
                 <w:lang w:val="en-US" w:eastAsia="ja-JP" w:bidi="ar-SA"/>
               </w:rPr>
-              <w:t>Is the implementation priced and planned before signature?</w:t>
+              <w:t>Is there an AML/CFT programme with screening, transaction monitoring and AMLC report files?</w:t>
             </w:r>
           </w:p>
         </w:tc>
@@ -7629,7 +8290,7 @@
                 <w:szCs w:val="24"/>
                 <w:lang w:val="en-US" w:eastAsia="ja-JP" w:bidi="ar-SA"/>
               </w:rPr>
-              <w:t>Rate Card; 8, 12 or 16 to 20 weeks by size</w:t>
+              <w:t>Compliance menu</w:t>
             </w:r>
           </w:p>
         </w:tc>
@@ -7669,7 +8330,7 @@
                 <w:szCs w:val="24"/>
                 <w:lang w:val="en-US" w:eastAsia="ja-JP" w:bidi="ar-SA"/>
               </w:rPr>
-              <w:t>Can the data stay in the Philippines?</w:t>
+              <w:t>Are IC licences, insurer certificates of authority and complaints tracked with deadlines?</w:t>
             </w:r>
           </w:p>
         </w:tc>
@@ -7706,7 +8367,7 @@
                 <w:szCs w:val="24"/>
                 <w:lang w:val="en-US" w:eastAsia="ja-JP" w:bidi="ar-SA"/>
               </w:rPr>
-              <w:t>Local partner or broker-hosted options</w:t>
+              <w:t>Compliance &gt; Insurance Commission (compliance registers)</w:t>
             </w:r>
           </w:p>
         </w:tc>
@@ -7746,7 +8407,7 @@
                 <w:szCs w:val="24"/>
                 <w:lang w:val="en-US" w:eastAsia="ja-JP" w:bidi="ar-SA"/>
               </w:rPr>
-              <w:t>Is consent and data subject request handling in the product?</w:t>
+              <w:t>Are Philippine bank statement formats delivered for reconciliation?</w:t>
             </w:r>
           </w:p>
         </w:tc>
@@ -7783,7 +8444,238 @@
                 <w:szCs w:val="24"/>
                 <w:lang w:val="en-US" w:eastAsia="ja-JP" w:bidi="ar-SA"/>
               </w:rPr>
-              <w:t>Master &gt; Data Privacy</w:t>
+              <w:t>BDO, BPI, Metrobank and generic formats</w:t>
+            </w:r>
+          </w:p>
+        </w:tc>
+      </w:tr>
+      <w:tr>
+        <w:trPr/>
+        <w:tc>
+          <w:tcPr>
+            <w:tcW w:w="4507" w:type="dxa"/>
+            <w:tcBorders>
+              <w:top w:val="single" w:sz="4" w:space="0" w:color="BFC7D1"/>
+              <w:left w:val="single" w:sz="4" w:space="0" w:color="BFC7D1"/>
+              <w:bottom w:val="single" w:sz="4" w:space="0" w:color="BFC7D1"/>
+              <w:right w:val="single" w:sz="4" w:space="0" w:color="BFC7D1"/>
+            </w:tcBorders>
+          </w:tcPr>
+          <w:p>
+            <w:pPr>
+              <w:pStyle w:val="Normal"/>
+              <w:widowControl/>
+              <w:spacing w:lineRule="auto" w:line="240" w:before="0" w:after="20"/>
+              <w:jc w:val="left"/>
+              <w:rPr>
+                <w:rFonts w:ascii="Aptos" w:hAnsi="Aptos" w:eastAsia="ＭＳ 明朝" w:cs="Arial"/>
+                <w:kern w:val="0"/>
+                <w:sz w:val="24"/>
+                <w:szCs w:val="24"/>
+                <w:lang w:val="en-US" w:eastAsia="ja-JP" w:bidi="ar-SA"/>
+              </w:rPr>
+            </w:pPr>
+            <w:r>
+              <w:rPr>
+                <w:rFonts w:eastAsia="Segoe UI" w:cs="Segoe UI" w:ascii="Segoe UI" w:hAnsi="Segoe UI"/>
+                <w:color w:val="101820"/>
+                <w:kern w:val="0"/>
+                <w:sz w:val="18"/>
+                <w:szCs w:val="24"/>
+                <w:lang w:val="en-US" w:eastAsia="ja-JP" w:bidi="ar-SA"/>
+              </w:rPr>
+              <w:t>Is the implementation priced and planned before signature?</w:t>
+            </w:r>
+          </w:p>
+        </w:tc>
+        <w:tc>
+          <w:tcPr>
+            <w:tcW w:w="4506" w:type="dxa"/>
+            <w:tcBorders>
+              <w:top w:val="single" w:sz="4" w:space="0" w:color="BFC7D1"/>
+              <w:left w:val="single" w:sz="4" w:space="0" w:color="BFC7D1"/>
+              <w:bottom w:val="single" w:sz="4" w:space="0" w:color="BFC7D1"/>
+              <w:right w:val="single" w:sz="4" w:space="0" w:color="BFC7D1"/>
+            </w:tcBorders>
+          </w:tcPr>
+          <w:p>
+            <w:pPr>
+              <w:pStyle w:val="Normal"/>
+              <w:widowControl/>
+              <w:spacing w:lineRule="auto" w:line="240" w:before="0" w:after="20"/>
+              <w:jc w:val="left"/>
+              <w:rPr>
+                <w:rFonts w:ascii="Aptos" w:hAnsi="Aptos" w:eastAsia="ＭＳ 明朝" w:cs="Arial"/>
+                <w:kern w:val="0"/>
+                <w:sz w:val="24"/>
+                <w:szCs w:val="24"/>
+                <w:lang w:val="en-US" w:eastAsia="ja-JP" w:bidi="ar-SA"/>
+              </w:rPr>
+            </w:pPr>
+            <w:r>
+              <w:rPr>
+                <w:rFonts w:eastAsia="Segoe UI" w:cs="Segoe UI" w:ascii="Segoe UI" w:hAnsi="Segoe UI"/>
+                <w:color w:val="101820"/>
+                <w:kern w:val="0"/>
+                <w:sz w:val="18"/>
+                <w:szCs w:val="24"/>
+                <w:lang w:val="en-US" w:eastAsia="ja-JP" w:bidi="ar-SA"/>
+              </w:rPr>
+              <w:t>Rate Card; 8, 12 or 16 to 20 weeks by size</w:t>
+            </w:r>
+          </w:p>
+        </w:tc>
+      </w:tr>
+      <w:tr>
+        <w:trPr/>
+        <w:tc>
+          <w:tcPr>
+            <w:tcW w:w="4507" w:type="dxa"/>
+            <w:tcBorders>
+              <w:top w:val="single" w:sz="4" w:space="0" w:color="BFC7D1"/>
+              <w:left w:val="single" w:sz="4" w:space="0" w:color="BFC7D1"/>
+              <w:bottom w:val="single" w:sz="4" w:space="0" w:color="BFC7D1"/>
+              <w:right w:val="single" w:sz="4" w:space="0" w:color="BFC7D1"/>
+            </w:tcBorders>
+          </w:tcPr>
+          <w:p>
+            <w:pPr>
+              <w:pStyle w:val="Normal"/>
+              <w:widowControl/>
+              <w:spacing w:lineRule="auto" w:line="240" w:before="0" w:after="20"/>
+              <w:jc w:val="left"/>
+              <w:rPr>
+                <w:rFonts w:ascii="Aptos" w:hAnsi="Aptos" w:eastAsia="ＭＳ 明朝" w:cs="Arial"/>
+                <w:kern w:val="0"/>
+                <w:sz w:val="24"/>
+                <w:szCs w:val="24"/>
+                <w:lang w:val="en-US" w:eastAsia="ja-JP" w:bidi="ar-SA"/>
+              </w:rPr>
+            </w:pPr>
+            <w:r>
+              <w:rPr>
+                <w:rFonts w:eastAsia="Segoe UI" w:cs="Segoe UI" w:ascii="Segoe UI" w:hAnsi="Segoe UI"/>
+                <w:color w:val="101820"/>
+                <w:kern w:val="0"/>
+                <w:sz w:val="18"/>
+                <w:szCs w:val="24"/>
+                <w:lang w:val="en-US" w:eastAsia="ja-JP" w:bidi="ar-SA"/>
+              </w:rPr>
+              <w:t>Can the data stay in the Philippines?</w:t>
+            </w:r>
+          </w:p>
+        </w:tc>
+        <w:tc>
+          <w:tcPr>
+            <w:tcW w:w="4506" w:type="dxa"/>
+            <w:tcBorders>
+              <w:top w:val="single" w:sz="4" w:space="0" w:color="BFC7D1"/>
+              <w:left w:val="single" w:sz="4" w:space="0" w:color="BFC7D1"/>
+              <w:bottom w:val="single" w:sz="4" w:space="0" w:color="BFC7D1"/>
+              <w:right w:val="single" w:sz="4" w:space="0" w:color="BFC7D1"/>
+            </w:tcBorders>
+          </w:tcPr>
+          <w:p>
+            <w:pPr>
+              <w:pStyle w:val="Normal"/>
+              <w:widowControl/>
+              <w:spacing w:lineRule="auto" w:line="240" w:before="0" w:after="20"/>
+              <w:jc w:val="left"/>
+              <w:rPr>
+                <w:rFonts w:ascii="Aptos" w:hAnsi="Aptos" w:eastAsia="ＭＳ 明朝" w:cs="Arial"/>
+                <w:kern w:val="0"/>
+                <w:sz w:val="24"/>
+                <w:szCs w:val="24"/>
+                <w:lang w:val="en-US" w:eastAsia="ja-JP" w:bidi="ar-SA"/>
+              </w:rPr>
+            </w:pPr>
+            <w:r>
+              <w:rPr>
+                <w:rFonts w:eastAsia="Segoe UI" w:cs="Segoe UI" w:ascii="Segoe UI" w:hAnsi="Segoe UI"/>
+                <w:color w:val="101820"/>
+                <w:kern w:val="0"/>
+                <w:sz w:val="18"/>
+                <w:szCs w:val="24"/>
+                <w:lang w:val="en-US" w:eastAsia="ja-JP" w:bidi="ar-SA"/>
+              </w:rPr>
+              <w:t>Local partner or broker-hosted options</w:t>
+            </w:r>
+          </w:p>
+        </w:tc>
+      </w:tr>
+      <w:tr>
+        <w:trPr/>
+        <w:tc>
+          <w:tcPr>
+            <w:tcW w:w="4507" w:type="dxa"/>
+            <w:tcBorders>
+              <w:top w:val="single" w:sz="4" w:space="0" w:color="BFC7D1"/>
+              <w:left w:val="single" w:sz="4" w:space="0" w:color="BFC7D1"/>
+              <w:bottom w:val="single" w:sz="4" w:space="0" w:color="BFC7D1"/>
+              <w:right w:val="single" w:sz="4" w:space="0" w:color="BFC7D1"/>
+            </w:tcBorders>
+          </w:tcPr>
+          <w:p>
+            <w:pPr>
+              <w:pStyle w:val="Normal"/>
+              <w:widowControl/>
+              <w:spacing w:lineRule="auto" w:line="240" w:before="0" w:after="20"/>
+              <w:jc w:val="left"/>
+              <w:rPr>
+                <w:rFonts w:ascii="Aptos" w:hAnsi="Aptos" w:eastAsia="ＭＳ 明朝" w:cs="Arial"/>
+                <w:kern w:val="0"/>
+                <w:sz w:val="24"/>
+                <w:szCs w:val="24"/>
+                <w:lang w:val="en-US" w:eastAsia="ja-JP" w:bidi="ar-SA"/>
+              </w:rPr>
+            </w:pPr>
+            <w:r>
+              <w:rPr>
+                <w:rFonts w:eastAsia="Segoe UI" w:cs="Segoe UI" w:ascii="Segoe UI" w:hAnsi="Segoe UI"/>
+                <w:color w:val="101820"/>
+                <w:kern w:val="0"/>
+                <w:sz w:val="18"/>
+                <w:szCs w:val="24"/>
+                <w:lang w:val="en-US" w:eastAsia="ja-JP" w:bidi="ar-SA"/>
+              </w:rPr>
+              <w:t>Is consent and data subject request handling in the product, with a breach register on the 72-hour clock?</w:t>
+            </w:r>
+          </w:p>
+        </w:tc>
+        <w:tc>
+          <w:tcPr>
+            <w:tcW w:w="4506" w:type="dxa"/>
+            <w:tcBorders>
+              <w:top w:val="single" w:sz="4" w:space="0" w:color="BFC7D1"/>
+              <w:left w:val="single" w:sz="4" w:space="0" w:color="BFC7D1"/>
+              <w:bottom w:val="single" w:sz="4" w:space="0" w:color="BFC7D1"/>
+              <w:right w:val="single" w:sz="4" w:space="0" w:color="BFC7D1"/>
+            </w:tcBorders>
+          </w:tcPr>
+          <w:p>
+            <w:pPr>
+              <w:pStyle w:val="Normal"/>
+              <w:widowControl/>
+              <w:spacing w:lineRule="auto" w:line="240" w:before="0" w:after="20"/>
+              <w:jc w:val="left"/>
+              <w:rPr>
+                <w:rFonts w:ascii="Aptos" w:hAnsi="Aptos" w:eastAsia="ＭＳ 明朝" w:cs="Arial"/>
+                <w:kern w:val="0"/>
+                <w:sz w:val="24"/>
+                <w:szCs w:val="24"/>
+                <w:lang w:val="en-US" w:eastAsia="ja-JP" w:bidi="ar-SA"/>
+              </w:rPr>
+            </w:pPr>
+            <w:r>
+              <w:rPr>
+                <w:rFonts w:eastAsia="Segoe UI" w:cs="Segoe UI" w:ascii="Segoe UI" w:hAnsi="Segoe UI"/>
+                <w:color w:val="101820"/>
+                <w:kern w:val="0"/>
+                <w:sz w:val="18"/>
+                <w:szCs w:val="24"/>
+                <w:lang w:val="en-US" w:eastAsia="ja-JP" w:bidi="ar-SA"/>
+              </w:rPr>
+              <w:t>Master &gt; Data Privacy; Breach Register</w:t>
             </w:r>
           </w:p>
         </w:tc>
@@ -7804,7 +8696,7 @@
         <w:pStyle w:val="Heading2"/>
         <w:rPr/>
       </w:pPr>
-      <w:bookmarkStart w:id="31" w:name="__RefHeading___Toc16098_3199679052"/>
+      <w:bookmarkStart w:id="31" w:name="__RefHeading___Toc8940_1360963153"/>
       <w:bookmarkEnd w:id="31"/>
       <w:r>
         <w:rPr>
@@ -7897,7 +8789,7 @@
         <w:pStyle w:val="Heading2"/>
         <w:rPr/>
       </w:pPr>
-      <w:bookmarkStart w:id="32" w:name="__RefHeading___Toc16100_3199679052"/>
+      <w:bookmarkStart w:id="32" w:name="__RefHeading___Toc8942_1360963153"/>
       <w:bookmarkEnd w:id="32"/>
       <w:r>
         <w:rPr>
@@ -7925,9 +8817,9 @@
         <w:tblLook w:val="04a0" w:noHBand="0" w:noVBand="1" w:firstColumn="1" w:lastRow="0" w:lastColumn="0" w:firstRow="1"/>
       </w:tblPr>
       <w:tblGrid>
-        <w:gridCol w:w="2789"/>
-        <w:gridCol w:w="3435"/>
-        <w:gridCol w:w="2790"/>
+        <w:gridCol w:w="2604"/>
+        <w:gridCol w:w="3204"/>
+        <w:gridCol w:w="3206"/>
       </w:tblGrid>
       <w:tr>
         <w:trPr>
@@ -7935,7 +8827,7 @@
         </w:trPr>
         <w:tc>
           <w:tcPr>
-            <w:tcW w:w="2789" w:type="dxa"/>
+            <w:tcW w:w="2604" w:type="dxa"/>
             <w:tcBorders>
               <w:top w:val="single" w:sz="4" w:space="0" w:color="BFC7D1"/>
               <w:left w:val="single" w:sz="4" w:space="0" w:color="BFC7D1"/>
@@ -7974,7 +8866,7 @@
         </w:tc>
         <w:tc>
           <w:tcPr>
-            <w:tcW w:w="3435" w:type="dxa"/>
+            <w:tcW w:w="3204" w:type="dxa"/>
             <w:tcBorders>
               <w:top w:val="single" w:sz="4" w:space="0" w:color="BFC7D1"/>
               <w:left w:val="single" w:sz="4" w:space="0" w:color="BFC7D1"/>
@@ -8013,7 +8905,7 @@
         </w:tc>
         <w:tc>
           <w:tcPr>
-            <w:tcW w:w="2790" w:type="dxa"/>
+            <w:tcW w:w="3206" w:type="dxa"/>
             <w:tcBorders>
               <w:top w:val="single" w:sz="4" w:space="0" w:color="BFC7D1"/>
               <w:left w:val="single" w:sz="4" w:space="0" w:color="BFC7D1"/>
@@ -8055,7 +8947,7 @@
         <w:trPr/>
         <w:tc>
           <w:tcPr>
-            <w:tcW w:w="2789" w:type="dxa"/>
+            <w:tcW w:w="2604" w:type="dxa"/>
             <w:tcBorders>
               <w:top w:val="single" w:sz="4" w:space="0" w:color="BFC7D1"/>
               <w:left w:val="single" w:sz="4" w:space="0" w:color="BFC7D1"/>
@@ -8092,7 +8984,7 @@
         </w:tc>
         <w:tc>
           <w:tcPr>
-            <w:tcW w:w="3435" w:type="dxa"/>
+            <w:tcW w:w="3204" w:type="dxa"/>
             <w:tcBorders>
               <w:top w:val="single" w:sz="4" w:space="0" w:color="BFC7D1"/>
               <w:left w:val="single" w:sz="4" w:space="0" w:color="BFC7D1"/>
@@ -8129,7 +9021,7 @@
         </w:tc>
         <w:tc>
           <w:tcPr>
-            <w:tcW w:w="2790" w:type="dxa"/>
+            <w:tcW w:w="3206" w:type="dxa"/>
             <w:tcBorders>
               <w:top w:val="single" w:sz="4" w:space="0" w:color="BFC7D1"/>
               <w:left w:val="single" w:sz="4" w:space="0" w:color="BFC7D1"/>
@@ -8169,7 +9061,7 @@
         <w:trPr/>
         <w:tc>
           <w:tcPr>
-            <w:tcW w:w="2789" w:type="dxa"/>
+            <w:tcW w:w="2604" w:type="dxa"/>
             <w:tcBorders>
               <w:top w:val="single" w:sz="4" w:space="0" w:color="BFC7D1"/>
               <w:left w:val="single" w:sz="4" w:space="0" w:color="BFC7D1"/>
@@ -8206,7 +9098,7 @@
         </w:tc>
         <w:tc>
           <w:tcPr>
-            <w:tcW w:w="3435" w:type="dxa"/>
+            <w:tcW w:w="3204" w:type="dxa"/>
             <w:tcBorders>
               <w:top w:val="single" w:sz="4" w:space="0" w:color="BFC7D1"/>
               <w:left w:val="single" w:sz="4" w:space="0" w:color="BFC7D1"/>
@@ -8237,13 +9129,13 @@
                 <w:szCs w:val="24"/>
                 <w:lang w:val="en-US" w:eastAsia="ja-JP" w:bidi="ar-SA"/>
               </w:rPr>
-              <w:t>Form 2307, VAT Summary, SAWT, QAP</w:t>
-            </w:r>
-          </w:p>
-        </w:tc>
-        <w:tc>
-          <w:tcPr>
-            <w:tcW w:w="2790" w:type="dxa"/>
+              <w:t>Form 2307, 1601-EQ with its reconciliation, DAT files, a sales invoice</w:t>
+            </w:r>
+          </w:p>
+        </w:tc>
+        <w:tc>
+          <w:tcPr>
+            <w:tcW w:w="3206" w:type="dxa"/>
             <w:tcBorders>
               <w:top w:val="single" w:sz="4" w:space="0" w:color="BFC7D1"/>
               <w:left w:val="single" w:sz="4" w:space="0" w:color="BFC7D1"/>
@@ -8274,7 +9166,7 @@
                 <w:szCs w:val="24"/>
                 <w:lang w:val="en-US" w:eastAsia="ja-JP" w:bidi="ar-SA"/>
               </w:rPr>
-              <w:t>Demo Script 0:45 Close and tax</w:t>
+              <w:t>Demo Script 0:45 Close and tax; optional segment BIR and EOPT</w:t>
             </w:r>
           </w:p>
         </w:tc>
@@ -8283,7 +9175,7 @@
         <w:trPr/>
         <w:tc>
           <w:tcPr>
-            <w:tcW w:w="2789" w:type="dxa"/>
+            <w:tcW w:w="2604" w:type="dxa"/>
             <w:tcBorders>
               <w:top w:val="single" w:sz="4" w:space="0" w:color="BFC7D1"/>
               <w:left w:val="single" w:sz="4" w:space="0" w:color="BFC7D1"/>
@@ -8320,7 +9212,7 @@
         </w:tc>
         <w:tc>
           <w:tcPr>
-            <w:tcW w:w="3435" w:type="dxa"/>
+            <w:tcW w:w="3204" w:type="dxa"/>
             <w:tcBorders>
               <w:top w:val="single" w:sz="4" w:space="0" w:color="BFC7D1"/>
               <w:left w:val="single" w:sz="4" w:space="0" w:color="BFC7D1"/>
@@ -8357,7 +9249,7 @@
         </w:tc>
         <w:tc>
           <w:tcPr>
-            <w:tcW w:w="2790" w:type="dxa"/>
+            <w:tcW w:w="3206" w:type="dxa"/>
             <w:tcBorders>
               <w:top w:val="single" w:sz="4" w:space="0" w:color="BFC7D1"/>
               <w:left w:val="single" w:sz="4" w:space="0" w:color="BFC7D1"/>
@@ -8397,7 +9289,7 @@
         <w:trPr/>
         <w:tc>
           <w:tcPr>
-            <w:tcW w:w="2789" w:type="dxa"/>
+            <w:tcW w:w="2604" w:type="dxa"/>
             <w:tcBorders>
               <w:top w:val="single" w:sz="4" w:space="0" w:color="BFC7D1"/>
               <w:left w:val="single" w:sz="4" w:space="0" w:color="BFC7D1"/>
@@ -8434,7 +9326,7 @@
         </w:tc>
         <w:tc>
           <w:tcPr>
-            <w:tcW w:w="3435" w:type="dxa"/>
+            <w:tcW w:w="3204" w:type="dxa"/>
             <w:tcBorders>
               <w:top w:val="single" w:sz="4" w:space="0" w:color="BFC7D1"/>
               <w:left w:val="single" w:sz="4" w:space="0" w:color="BFC7D1"/>
@@ -8471,7 +9363,7 @@
         </w:tc>
         <w:tc>
           <w:tcPr>
-            <w:tcW w:w="2790" w:type="dxa"/>
+            <w:tcW w:w="3206" w:type="dxa"/>
             <w:tcBorders>
               <w:top w:val="single" w:sz="4" w:space="0" w:color="BFC7D1"/>
               <w:left w:val="single" w:sz="4" w:space="0" w:color="BFC7D1"/>
@@ -8523,7 +9415,7 @@
         <w:pStyle w:val="Heading2"/>
         <w:rPr/>
       </w:pPr>
-      <w:bookmarkStart w:id="33" w:name="__RefHeading___Toc16102_3199679052"/>
+      <w:bookmarkStart w:id="33" w:name="__RefHeading___Toc8944_1360963153"/>
       <w:bookmarkEnd w:id="33"/>
       <w:r>
         <w:rPr>
@@ -8597,7 +9489,7 @@
         <w:pStyle w:val="Heading2"/>
         <w:rPr/>
       </w:pPr>
-      <w:bookmarkStart w:id="34" w:name="__RefHeading___Toc16104_3199679052"/>
+      <w:bookmarkStart w:id="34" w:name="__RefHeading___Toc8946_1360963153"/>
       <w:bookmarkEnd w:id="34"/>
       <w:r>
         <w:rPr>
@@ -8672,7 +9564,7 @@
         <w:pStyle w:val="Heading1"/>
         <w:rPr/>
       </w:pPr>
-      <w:bookmarkStart w:id="35" w:name="__RefHeading___Toc16106_3199679052"/>
+      <w:bookmarkStart w:id="35" w:name="__RefHeading___Toc8948_1360963153"/>
       <w:bookmarkEnd w:id="35"/>
       <w:r>
         <w:rPr>
@@ -8689,7 +9581,7 @@
         <w:pStyle w:val="Heading2"/>
         <w:rPr/>
       </w:pPr>
-      <w:bookmarkStart w:id="36" w:name="__RefHeading___Toc16108_3199679052"/>
+      <w:bookmarkStart w:id="36" w:name="__RefHeading___Toc8950_1360963153"/>
       <w:bookmarkEnd w:id="36"/>
       <w:r>
         <w:rPr>
@@ -8721,7 +9613,7 @@
         <w:pStyle w:val="Heading2"/>
         <w:rPr/>
       </w:pPr>
-      <w:bookmarkStart w:id="37" w:name="__RefHeading___Toc16110_3199679052"/>
+      <w:bookmarkStart w:id="37" w:name="__RefHeading___Toc8952_1360963153"/>
       <w:bookmarkEnd w:id="37"/>
       <w:r>
         <w:rPr>
@@ -8795,7 +9687,7 @@
         <w:pStyle w:val="Heading2"/>
         <w:rPr/>
       </w:pPr>
-      <w:bookmarkStart w:id="38" w:name="__RefHeading___Toc16112_3199679052"/>
+      <w:bookmarkStart w:id="38" w:name="__RefHeading___Toc8954_1360963153"/>
       <w:bookmarkEnd w:id="38"/>
       <w:r>
         <w:rPr>
@@ -8888,7 +9780,7 @@
         <w:pStyle w:val="Heading2"/>
         <w:rPr/>
       </w:pPr>
-      <w:bookmarkStart w:id="39" w:name="__RefHeading___Toc16114_3199679052"/>
+      <w:bookmarkStart w:id="39" w:name="__RefHeading___Toc8956_1360963153"/>
       <w:bookmarkEnd w:id="39"/>
       <w:r>
         <w:rPr>
@@ -8981,7 +9873,7 @@
         <w:pStyle w:val="Heading2"/>
         <w:rPr/>
       </w:pPr>
-      <w:bookmarkStart w:id="40" w:name="__RefHeading___Toc16116_3199679052"/>
+      <w:bookmarkStart w:id="40" w:name="__RefHeading___Toc8958_1360963153"/>
       <w:bookmarkEnd w:id="40"/>
       <w:r>
         <w:rPr>
@@ -9607,7 +10499,7 @@
         <w:pStyle w:val="Heading2"/>
         <w:rPr/>
       </w:pPr>
-      <w:bookmarkStart w:id="41" w:name="__RefHeading___Toc16118_3199679052"/>
+      <w:bookmarkStart w:id="41" w:name="__RefHeading___Toc8960_1360963153"/>
       <w:bookmarkEnd w:id="41"/>
       <w:r>
         <w:rPr>
@@ -9681,7 +10573,7 @@
         <w:pStyle w:val="Heading2"/>
         <w:rPr/>
       </w:pPr>
-      <w:bookmarkStart w:id="42" w:name="__RefHeading___Toc16120_3199679052"/>
+      <w:bookmarkStart w:id="42" w:name="__RefHeading___Toc8962_1360963153"/>
       <w:bookmarkEnd w:id="42"/>
       <w:r>
         <w:rPr>
@@ -9720,7 +10612,7 @@
         <w:pStyle w:val="Heading1"/>
         <w:rPr/>
       </w:pPr>
-      <w:bookmarkStart w:id="43" w:name="__RefHeading___Toc16122_3199679052"/>
+      <w:bookmarkStart w:id="43" w:name="__RefHeading___Toc8964_1360963153"/>
       <w:bookmarkEnd w:id="43"/>
       <w:r>
         <w:rPr>
@@ -9735,7 +10627,7 @@
     <w:tbl>
       <w:tblPr>
         <w:tblStyle w:val="TableGrid"/>
-        <w:tblW w:w="9014" w:type="dxa"/>
+        <w:tblW w:w="9015" w:type="dxa"/>
         <w:jc w:val="left"/>
         <w:tblInd w:w="0" w:type="dxa"/>
         <w:tblLayout w:type="fixed"/>
@@ -9748,9 +10640,9 @@
         <w:tblLook w:val="04a0" w:noHBand="0" w:noVBand="1" w:firstColumn="1" w:lastRow="0" w:lastColumn="0" w:firstRow="1"/>
       </w:tblPr>
       <w:tblGrid>
-        <w:gridCol w:w="2515"/>
-        <w:gridCol w:w="3354"/>
-        <w:gridCol w:w="3145"/>
+        <w:gridCol w:w="3005"/>
+        <w:gridCol w:w="3005"/>
+        <w:gridCol w:w="3005"/>
       </w:tblGrid>
       <w:tr>
         <w:trPr>
@@ -9758,7 +10650,7 @@
         </w:trPr>
         <w:tc>
           <w:tcPr>
-            <w:tcW w:w="2515" w:type="dxa"/>
+            <w:tcW w:w="3005" w:type="dxa"/>
             <w:tcBorders>
               <w:top w:val="single" w:sz="4" w:space="0" w:color="BFC7D1"/>
               <w:left w:val="single" w:sz="4" w:space="0" w:color="BFC7D1"/>
@@ -9797,7 +10689,7 @@
         </w:tc>
         <w:tc>
           <w:tcPr>
-            <w:tcW w:w="3354" w:type="dxa"/>
+            <w:tcW w:w="3005" w:type="dxa"/>
             <w:tcBorders>
               <w:top w:val="single" w:sz="4" w:space="0" w:color="BFC7D1"/>
               <w:left w:val="single" w:sz="4" w:space="0" w:color="BFC7D1"/>
@@ -9836,7 +10728,7 @@
         </w:tc>
         <w:tc>
           <w:tcPr>
-            <w:tcW w:w="3145" w:type="dxa"/>
+            <w:tcW w:w="3005" w:type="dxa"/>
             <w:tcBorders>
               <w:top w:val="single" w:sz="4" w:space="0" w:color="BFC7D1"/>
               <w:left w:val="single" w:sz="4" w:space="0" w:color="BFC7D1"/>
@@ -9878,7 +10770,7 @@
         <w:trPr/>
         <w:tc>
           <w:tcPr>
-            <w:tcW w:w="2515" w:type="dxa"/>
+            <w:tcW w:w="3005" w:type="dxa"/>
             <w:tcBorders>
               <w:top w:val="single" w:sz="4" w:space="0" w:color="BFC7D1"/>
               <w:left w:val="single" w:sz="4" w:space="0" w:color="BFC7D1"/>
@@ -9915,7 +10807,7 @@
         </w:tc>
         <w:tc>
           <w:tcPr>
-            <w:tcW w:w="3354" w:type="dxa"/>
+            <w:tcW w:w="3005" w:type="dxa"/>
             <w:tcBorders>
               <w:top w:val="single" w:sz="4" w:space="0" w:color="BFC7D1"/>
               <w:left w:val="single" w:sz="4" w:space="0" w:color="BFC7D1"/>
@@ -9952,7 +10844,7 @@
         </w:tc>
         <w:tc>
           <w:tcPr>
-            <w:tcW w:w="3145" w:type="dxa"/>
+            <w:tcW w:w="3005" w:type="dxa"/>
             <w:tcBorders>
               <w:top w:val="single" w:sz="4" w:space="0" w:color="BFC7D1"/>
               <w:left w:val="single" w:sz="4" w:space="0" w:color="BFC7D1"/>
@@ -9992,7 +10884,7 @@
         <w:trPr/>
         <w:tc>
           <w:tcPr>
-            <w:tcW w:w="2515" w:type="dxa"/>
+            <w:tcW w:w="3005" w:type="dxa"/>
             <w:tcBorders>
               <w:top w:val="single" w:sz="4" w:space="0" w:color="BFC7D1"/>
               <w:left w:val="single" w:sz="4" w:space="0" w:color="BFC7D1"/>
@@ -10029,7 +10921,7 @@
         </w:tc>
         <w:tc>
           <w:tcPr>
-            <w:tcW w:w="3354" w:type="dxa"/>
+            <w:tcW w:w="3005" w:type="dxa"/>
             <w:tcBorders>
               <w:top w:val="single" w:sz="4" w:space="0" w:color="BFC7D1"/>
               <w:left w:val="single" w:sz="4" w:space="0" w:color="BFC7D1"/>
@@ -10060,13 +10952,13 @@
                 <w:szCs w:val="24"/>
                 <w:lang w:val="en-US" w:eastAsia="ja-JP" w:bidi="ar-SA"/>
               </w:rPr>
-              <w:t>Show the audit trail, registers and controls</w:t>
-            </w:r>
-          </w:p>
-        </w:tc>
-        <w:tc>
-          <w:tcPr>
-            <w:tcW w:w="3145" w:type="dxa"/>
+              <w:t>Show the audit trail, the IC registers, the AML programme and the controls</w:t>
+            </w:r>
+          </w:p>
+        </w:tc>
+        <w:tc>
+          <w:tcPr>
+            <w:tcW w:w="3005" w:type="dxa"/>
             <w:tcBorders>
               <w:top w:val="single" w:sz="4" w:space="0" w:color="BFC7D1"/>
               <w:left w:val="single" w:sz="4" w:space="0" w:color="BFC7D1"/>
@@ -10097,7 +10989,7 @@
                 <w:szCs w:val="24"/>
                 <w:lang w:val="en-US" w:eastAsia="ja-JP" w:bidi="ar-SA"/>
               </w:rPr>
-              <w:t>Demo Script 0:51 Controls and data privacy</w:t>
+              <w:t>Demo Script 0:51 Controls and data privacy; optional segments</w:t>
             </w:r>
           </w:p>
         </w:tc>
@@ -10106,7 +10998,7 @@
         <w:trPr/>
         <w:tc>
           <w:tcPr>
-            <w:tcW w:w="2515" w:type="dxa"/>
+            <w:tcW w:w="3005" w:type="dxa"/>
             <w:tcBorders>
               <w:top w:val="single" w:sz="4" w:space="0" w:color="BFC7D1"/>
               <w:left w:val="single" w:sz="4" w:space="0" w:color="BFC7D1"/>
@@ -10137,13 +11029,13 @@
                 <w:szCs w:val="24"/>
                 <w:lang w:val="en-US" w:eastAsia="ja-JP" w:bidi="ar-SA"/>
               </w:rPr>
-              <w:t>A key person is leaving or retiring</w:t>
-            </w:r>
-          </w:p>
-        </w:tc>
-        <w:tc>
-          <w:tcPr>
-            <w:tcW w:w="3354" w:type="dxa"/>
+              <w:t>A new rule takes effect (EOPT invoicing, AMLC reporting, complaints handling)</w:t>
+            </w:r>
+          </w:p>
+        </w:tc>
+        <w:tc>
+          <w:tcPr>
+            <w:tcW w:w="3005" w:type="dxa"/>
             <w:tcBorders>
               <w:top w:val="single" w:sz="4" w:space="0" w:color="BFC7D1"/>
               <w:left w:val="single" w:sz="4" w:space="0" w:color="BFC7D1"/>
@@ -10174,13 +11066,13 @@
                 <w:szCs w:val="24"/>
                 <w:lang w:val="en-US" w:eastAsia="ja-JP" w:bidi="ar-SA"/>
               </w:rPr>
-              <w:t>Show renewals, remittance and close running without one person's files</w:t>
-            </w:r>
-          </w:p>
-        </w:tc>
-        <w:tc>
-          <w:tcPr>
-            <w:tcW w:w="3145" w:type="dxa"/>
+              <w:t>Show the screen that meets it and who confirms the settings</w:t>
+            </w:r>
+          </w:p>
+        </w:tc>
+        <w:tc>
+          <w:tcPr>
+            <w:tcW w:w="3005" w:type="dxa"/>
             <w:tcBorders>
               <w:top w:val="single" w:sz="4" w:space="0" w:color="BFC7D1"/>
               <w:left w:val="single" w:sz="4" w:space="0" w:color="BFC7D1"/>
@@ -10211,7 +11103,7 @@
                 <w:szCs w:val="24"/>
                 <w:lang w:val="en-US" w:eastAsia="ja-JP" w:bidi="ar-SA"/>
               </w:rPr>
-              <w:t>Demo Script 0:29 Renewals; 0:45 Close and tax</w:t>
+              <w:t>Optional segments; FAQ</w:t>
             </w:r>
           </w:p>
         </w:tc>
@@ -10220,7 +11112,7 @@
         <w:trPr/>
         <w:tc>
           <w:tcPr>
-            <w:tcW w:w="2515" w:type="dxa"/>
+            <w:tcW w:w="3005" w:type="dxa"/>
             <w:tcBorders>
               <w:top w:val="single" w:sz="4" w:space="0" w:color="BFC7D1"/>
               <w:left w:val="single" w:sz="4" w:space="0" w:color="BFC7D1"/>
@@ -10251,13 +11143,13 @@
                 <w:szCs w:val="24"/>
                 <w:lang w:val="en-US" w:eastAsia="ja-JP" w:bidi="ar-SA"/>
               </w:rPr>
-              <w:t>A system contract is ending</w:t>
-            </w:r>
-          </w:p>
-        </w:tc>
-        <w:tc>
-          <w:tcPr>
-            <w:tcW w:w="3354" w:type="dxa"/>
+              <w:t>A key person is leaving or retiring</w:t>
+            </w:r>
+          </w:p>
+        </w:tc>
+        <w:tc>
+          <w:tcPr>
+            <w:tcW w:w="3005" w:type="dxa"/>
             <w:tcBorders>
               <w:top w:val="single" w:sz="4" w:space="0" w:color="BFC7D1"/>
               <w:left w:val="single" w:sz="4" w:space="0" w:color="BFC7D1"/>
@@ -10288,13 +11180,13 @@
                 <w:szCs w:val="24"/>
                 <w:lang w:val="en-US" w:eastAsia="ja-JP" w:bidi="ar-SA"/>
               </w:rPr>
-              <w:t>Plan back from the end date; small broker 8 weeks</w:t>
-            </w:r>
-          </w:p>
-        </w:tc>
-        <w:tc>
-          <w:tcPr>
-            <w:tcW w:w="3145" w:type="dxa"/>
+              <w:t>Show renewals, remittance and close running without one person's files</w:t>
+            </w:r>
+          </w:p>
+        </w:tc>
+        <w:tc>
+          <w:tcPr>
+            <w:tcW w:w="3005" w:type="dxa"/>
             <w:tcBorders>
               <w:top w:val="single" w:sz="4" w:space="0" w:color="BFC7D1"/>
               <w:left w:val="single" w:sz="4" w:space="0" w:color="BFC7D1"/>
@@ -10325,6 +11217,120 @@
                 <w:szCs w:val="24"/>
                 <w:lang w:val="en-US" w:eastAsia="ja-JP" w:bidi="ar-SA"/>
               </w:rPr>
+              <w:t>Demo Script 0:29 Renewals; 0:45 Close and tax</w:t>
+            </w:r>
+          </w:p>
+        </w:tc>
+      </w:tr>
+      <w:tr>
+        <w:trPr/>
+        <w:tc>
+          <w:tcPr>
+            <w:tcW w:w="3005" w:type="dxa"/>
+            <w:tcBorders>
+              <w:top w:val="single" w:sz="4" w:space="0" w:color="BFC7D1"/>
+              <w:left w:val="single" w:sz="4" w:space="0" w:color="BFC7D1"/>
+              <w:bottom w:val="single" w:sz="4" w:space="0" w:color="BFC7D1"/>
+              <w:right w:val="single" w:sz="4" w:space="0" w:color="BFC7D1"/>
+            </w:tcBorders>
+          </w:tcPr>
+          <w:p>
+            <w:pPr>
+              <w:pStyle w:val="Normal"/>
+              <w:widowControl/>
+              <w:spacing w:lineRule="auto" w:line="240" w:before="0" w:after="20"/>
+              <w:jc w:val="left"/>
+              <w:rPr>
+                <w:rFonts w:ascii="Aptos" w:hAnsi="Aptos" w:eastAsia="ＭＳ 明朝" w:cs="Arial"/>
+                <w:kern w:val="0"/>
+                <w:sz w:val="24"/>
+                <w:szCs w:val="24"/>
+                <w:lang w:val="en-US" w:eastAsia="ja-JP" w:bidi="ar-SA"/>
+              </w:rPr>
+            </w:pPr>
+            <w:r>
+              <w:rPr>
+                <w:rFonts w:eastAsia="Segoe UI" w:cs="Segoe UI" w:ascii="Segoe UI" w:hAnsi="Segoe UI"/>
+                <w:color w:val="101820"/>
+                <w:kern w:val="0"/>
+                <w:sz w:val="18"/>
+                <w:szCs w:val="24"/>
+                <w:lang w:val="en-US" w:eastAsia="ja-JP" w:bidi="ar-SA"/>
+              </w:rPr>
+              <w:t>A system contract is ending</w:t>
+            </w:r>
+          </w:p>
+        </w:tc>
+        <w:tc>
+          <w:tcPr>
+            <w:tcW w:w="3005" w:type="dxa"/>
+            <w:tcBorders>
+              <w:top w:val="single" w:sz="4" w:space="0" w:color="BFC7D1"/>
+              <w:left w:val="single" w:sz="4" w:space="0" w:color="BFC7D1"/>
+              <w:bottom w:val="single" w:sz="4" w:space="0" w:color="BFC7D1"/>
+              <w:right w:val="single" w:sz="4" w:space="0" w:color="BFC7D1"/>
+            </w:tcBorders>
+          </w:tcPr>
+          <w:p>
+            <w:pPr>
+              <w:pStyle w:val="Normal"/>
+              <w:widowControl/>
+              <w:spacing w:lineRule="auto" w:line="240" w:before="0" w:after="20"/>
+              <w:jc w:val="left"/>
+              <w:rPr>
+                <w:rFonts w:ascii="Aptos" w:hAnsi="Aptos" w:eastAsia="ＭＳ 明朝" w:cs="Arial"/>
+                <w:kern w:val="0"/>
+                <w:sz w:val="24"/>
+                <w:szCs w:val="24"/>
+                <w:lang w:val="en-US" w:eastAsia="ja-JP" w:bidi="ar-SA"/>
+              </w:rPr>
+            </w:pPr>
+            <w:r>
+              <w:rPr>
+                <w:rFonts w:eastAsia="Segoe UI" w:cs="Segoe UI" w:ascii="Segoe UI" w:hAnsi="Segoe UI"/>
+                <w:color w:val="101820"/>
+                <w:kern w:val="0"/>
+                <w:sz w:val="18"/>
+                <w:szCs w:val="24"/>
+                <w:lang w:val="en-US" w:eastAsia="ja-JP" w:bidi="ar-SA"/>
+              </w:rPr>
+              <w:t>Plan back from the end date; small broker 8 weeks</w:t>
+            </w:r>
+          </w:p>
+        </w:tc>
+        <w:tc>
+          <w:tcPr>
+            <w:tcW w:w="3005" w:type="dxa"/>
+            <w:tcBorders>
+              <w:top w:val="single" w:sz="4" w:space="0" w:color="BFC7D1"/>
+              <w:left w:val="single" w:sz="4" w:space="0" w:color="BFC7D1"/>
+              <w:bottom w:val="single" w:sz="4" w:space="0" w:color="BFC7D1"/>
+              <w:right w:val="single" w:sz="4" w:space="0" w:color="BFC7D1"/>
+            </w:tcBorders>
+          </w:tcPr>
+          <w:p>
+            <w:pPr>
+              <w:pStyle w:val="Normal"/>
+              <w:widowControl/>
+              <w:spacing w:lineRule="auto" w:line="240" w:before="0" w:after="20"/>
+              <w:jc w:val="left"/>
+              <w:rPr>
+                <w:rFonts w:ascii="Aptos" w:hAnsi="Aptos" w:eastAsia="ＭＳ 明朝" w:cs="Arial"/>
+                <w:kern w:val="0"/>
+                <w:sz w:val="24"/>
+                <w:szCs w:val="24"/>
+                <w:lang w:val="en-US" w:eastAsia="ja-JP" w:bidi="ar-SA"/>
+              </w:rPr>
+            </w:pPr>
+            <w:r>
+              <w:rPr>
+                <w:rFonts w:eastAsia="Segoe UI" w:cs="Segoe UI" w:ascii="Segoe UI" w:hAnsi="Segoe UI"/>
+                <w:color w:val="101820"/>
+                <w:kern w:val="0"/>
+                <w:sz w:val="18"/>
+                <w:szCs w:val="24"/>
+                <w:lang w:val="en-US" w:eastAsia="ja-JP" w:bidi="ar-SA"/>
+              </w:rPr>
               <w:t>Implementation Approach</w:t>
             </w:r>
           </w:p>
@@ -10339,7 +11345,7 @@
       <w:r>
         <w:br w:type="page"/>
       </w:r>
-      <w:bookmarkStart w:id="44" w:name="__RefHeading___Toc16124_3199679052"/>
+      <w:bookmarkStart w:id="44" w:name="__RefHeading___Toc8966_1360963153"/>
       <w:bookmarkEnd w:id="44"/>
       <w:r>
         <w:rPr>
@@ -11072,7 +12078,7 @@
       <w:r>
         <w:br w:type="page"/>
       </w:r>
-      <w:bookmarkStart w:id="45" w:name="__RefHeading___Toc16126_3199679052"/>
+      <w:bookmarkStart w:id="45" w:name="__RefHeading___Toc8968_1360963153"/>
       <w:bookmarkEnd w:id="45"/>
       <w:r>
         <w:rPr>
@@ -11221,7 +12227,7 @@
                 <w:szCs w:val="24"/>
                 <w:lang w:val="en-US" w:eastAsia="ja-JP" w:bidi="ar-SA"/>
               </w:rPr>
-              <w:t>No insurer API</w:t>
+              <w:t>Partner interfaces in test mode</w:t>
             </w:r>
           </w:p>
         </w:tc>
@@ -11258,7 +12264,7 @@
                 <w:szCs w:val="24"/>
                 <w:lang w:val="en-US" w:eastAsia="ja-JP" w:bidi="ar-SA"/>
               </w:rPr>
-              <w:t>Files and e-mail; insurer API as a change request</w:t>
+              <w:t>SMS, CTPL, LTO, insurer, bank file and EIS connectors are delivered in test mode; each partner certifies its interface during onboarding</w:t>
             </w:r>
           </w:p>
         </w:tc>
@@ -11298,7 +12304,7 @@
                 <w:szCs w:val="24"/>
                 <w:lang w:val="en-US" w:eastAsia="ja-JP" w:bidi="ar-SA"/>
               </w:rPr>
-              <w:t>No IC-format report</w:t>
+              <w:t>IC reports are working papers</w:t>
             </w:r>
           </w:p>
         </w:tc>
@@ -11335,7 +12341,7 @@
                 <w:szCs w:val="24"/>
                 <w:lang w:val="en-US" w:eastAsia="ja-JP" w:bidi="ar-SA"/>
               </w:rPr>
-              <w:t>Figures from financial statements and production reports</w:t>
+              <w:t>The accountant confirms the IC annual statement figures and transcribes them onto the IC form set; the broker files</w:t>
             </w:r>
           </w:p>
         </w:tc>
@@ -11452,7 +12458,7 @@
                 <w:szCs w:val="24"/>
                 <w:lang w:val="en-US" w:eastAsia="ja-JP" w:bidi="ar-SA"/>
               </w:rPr>
-              <w:t>No anti-money laundering screening</w:t>
+              <w:t>AML lists not supplied</w:t>
             </w:r>
           </w:p>
         </w:tc>
@@ -11489,7 +12495,7 @@
                 <w:szCs w:val="24"/>
                 <w:lang w:val="en-US" w:eastAsia="ja-JP" w:bidi="ar-SA"/>
               </w:rPr>
-              <w:t>KYC data on motor; no sanctions or PEP screening</w:t>
+              <w:t>The broker loads the lists it is entitled to use or contracts a screening provider; the AMLC file layout is confirmed by the compliance officer</w:t>
             </w:r>
           </w:p>
         </w:tc>
@@ -11529,7 +12535,7 @@
                 <w:szCs w:val="24"/>
                 <w:lang w:val="en-US" w:eastAsia="ja-JP" w:bidi="ar-SA"/>
               </w:rPr>
-              <w:t>No external penetration test yet</w:t>
+              <w:t>Tax treatment</w:t>
             </w:r>
           </w:p>
         </w:tc>
@@ -11566,7 +12572,7 @@
                 <w:szCs w:val="24"/>
                 <w:lang w:val="en-US" w:eastAsia="ja-JP" w:bidi="ar-SA"/>
               </w:rPr>
-              <w:t>Recommended before go-live; committed yearly once hosted</w:t>
+              <w:t>The tax adviser confirms ATCs, rates, invoice wording and VAT treatment; the system does not e-file</w:t>
             </w:r>
           </w:p>
         </w:tc>
@@ -11606,7 +12612,7 @@
                 <w:szCs w:val="24"/>
                 <w:lang w:val="en-US" w:eastAsia="ja-JP" w:bidi="ar-SA"/>
               </w:rPr>
-              <w:t>No ISO/IEC 27001 or SOC 2 certificate of iorta TechNXT</w:t>
+              <w:t>No external penetration test yet</w:t>
             </w:r>
           </w:p>
         </w:tc>
@@ -11643,7 +12649,7 @@
                 <w:szCs w:val="24"/>
                 <w:lang w:val="en-US" w:eastAsia="ja-JP" w:bidi="ar-SA"/>
               </w:rPr>
-              <w:t>Cloud providers hold theirs; iorta TechNXT plan [to confirm]</w:t>
+              <w:t>Recommended before go-live; committed yearly once hosted</w:t>
             </w:r>
           </w:p>
         </w:tc>
@@ -11683,7 +12689,7 @@
                 <w:szCs w:val="24"/>
                 <w:lang w:val="en-US" w:eastAsia="ja-JP" w:bidi="ar-SA"/>
               </w:rPr>
-              <w:t>Client references</w:t>
+              <w:t>No ISO/IEC 27001 or SOC 2 certificate of iorta TechNXT</w:t>
             </w:r>
           </w:p>
         </w:tc>
@@ -11720,6 +12726,83 @@
                 <w:szCs w:val="24"/>
                 <w:lang w:val="en-US" w:eastAsia="ja-JP" w:bidi="ar-SA"/>
               </w:rPr>
+              <w:t>Cloud providers hold theirs; iorta TechNXT plan [to confirm]</w:t>
+            </w:r>
+          </w:p>
+        </w:tc>
+      </w:tr>
+      <w:tr>
+        <w:trPr/>
+        <w:tc>
+          <w:tcPr>
+            <w:tcW w:w="4507" w:type="dxa"/>
+            <w:tcBorders>
+              <w:top w:val="single" w:sz="4" w:space="0" w:color="BFC7D1"/>
+              <w:left w:val="single" w:sz="4" w:space="0" w:color="BFC7D1"/>
+              <w:bottom w:val="single" w:sz="4" w:space="0" w:color="BFC7D1"/>
+              <w:right w:val="single" w:sz="4" w:space="0" w:color="BFC7D1"/>
+            </w:tcBorders>
+          </w:tcPr>
+          <w:p>
+            <w:pPr>
+              <w:pStyle w:val="Normal"/>
+              <w:widowControl/>
+              <w:spacing w:lineRule="auto" w:line="240" w:before="0" w:after="20"/>
+              <w:jc w:val="left"/>
+              <w:rPr>
+                <w:rFonts w:ascii="Aptos" w:hAnsi="Aptos" w:eastAsia="ＭＳ 明朝" w:cs="Arial"/>
+                <w:kern w:val="0"/>
+                <w:sz w:val="24"/>
+                <w:szCs w:val="24"/>
+                <w:lang w:val="en-US" w:eastAsia="ja-JP" w:bidi="ar-SA"/>
+              </w:rPr>
+            </w:pPr>
+            <w:r>
+              <w:rPr>
+                <w:rFonts w:eastAsia="Segoe UI" w:cs="Segoe UI" w:ascii="Segoe UI" w:hAnsi="Segoe UI"/>
+                <w:color w:val="101820"/>
+                <w:kern w:val="0"/>
+                <w:sz w:val="18"/>
+                <w:szCs w:val="24"/>
+                <w:lang w:val="en-US" w:eastAsia="ja-JP" w:bidi="ar-SA"/>
+              </w:rPr>
+              <w:t>Client references</w:t>
+            </w:r>
+          </w:p>
+        </w:tc>
+        <w:tc>
+          <w:tcPr>
+            <w:tcW w:w="4506" w:type="dxa"/>
+            <w:tcBorders>
+              <w:top w:val="single" w:sz="4" w:space="0" w:color="BFC7D1"/>
+              <w:left w:val="single" w:sz="4" w:space="0" w:color="BFC7D1"/>
+              <w:bottom w:val="single" w:sz="4" w:space="0" w:color="BFC7D1"/>
+              <w:right w:val="single" w:sz="4" w:space="0" w:color="BFC7D1"/>
+            </w:tcBorders>
+          </w:tcPr>
+          <w:p>
+            <w:pPr>
+              <w:pStyle w:val="Normal"/>
+              <w:widowControl/>
+              <w:spacing w:lineRule="auto" w:line="240" w:before="0" w:after="20"/>
+              <w:jc w:val="left"/>
+              <w:rPr>
+                <w:rFonts w:ascii="Aptos" w:hAnsi="Aptos" w:eastAsia="ＭＳ 明朝" w:cs="Arial"/>
+                <w:kern w:val="0"/>
+                <w:sz w:val="24"/>
+                <w:szCs w:val="24"/>
+                <w:lang w:val="en-US" w:eastAsia="ja-JP" w:bidi="ar-SA"/>
+              </w:rPr>
+            </w:pPr>
+            <w:r>
+              <w:rPr>
+                <w:rFonts w:eastAsia="Segoe UI" w:cs="Segoe UI" w:ascii="Segoe UI" w:hAnsi="Segoe UI"/>
+                <w:color w:val="101820"/>
+                <w:kern w:val="0"/>
+                <w:sz w:val="18"/>
+                <w:szCs w:val="24"/>
+                <w:lang w:val="en-US" w:eastAsia="ja-JP" w:bidi="ar-SA"/>
+              </w:rPr>
               <w:t>[to confirm which clients iorta TechNXT may name]</w:t>
             </w:r>
           </w:p>
@@ -11734,7 +12817,7 @@
       <w:r>
         <w:br w:type="page"/>
       </w:r>
-      <w:bookmarkStart w:id="46" w:name="__RefHeading___Toc16128_3199679052"/>
+      <w:bookmarkStart w:id="46" w:name="__RefHeading___Toc8970_1360963153"/>
       <w:bookmarkEnd w:id="46"/>
       <w:r>
         <w:rPr>
@@ -11783,7 +12866,7 @@
           <w:spacing w:val="0"/>
         </w:rPr>
       </w:pPr>
-      <w:bookmarkStart w:id="47" w:name="__RefHeading___Toc16130_3199679052"/>
+      <w:bookmarkStart w:id="47" w:name="__RefHeading___Toc8972_1360963153"/>
       <w:bookmarkStart w:id="48" w:name="_Toc233203395"/>
       <w:bookmarkEnd w:id="47"/>
       <w:r>
@@ -13542,7 +14625,7 @@
       <w:r>
         <w:rPr/>
         <w:drawing>
-          <wp:anchor behindDoc="1" distT="0" distB="0" distL="0" distR="0" simplePos="0" locked="0" layoutInCell="0" allowOverlap="1" relativeHeight="22">
+          <wp:anchor behindDoc="1" distT="0" distB="0" distL="0" distR="0" simplePos="0" locked="0" layoutInCell="0" allowOverlap="1" relativeHeight="23">
             <wp:simplePos x="0" y="0"/>
             <wp:positionH relativeFrom="margin">
               <wp:align>center</wp:align>
@@ -13613,7 +14696,7 @@
     <w:r>
       <w:rPr/>
       <w:drawing>
-        <wp:anchor behindDoc="1" distT="0" distB="0" distL="0" distR="0" simplePos="0" locked="0" layoutInCell="0" allowOverlap="1" relativeHeight="21">
+        <wp:anchor behindDoc="1" distT="0" distB="0" distL="0" distR="0" simplePos="0" locked="0" layoutInCell="0" allowOverlap="1" relativeHeight="22">
           <wp:simplePos x="0" y="0"/>
           <wp:positionH relativeFrom="page">
             <wp:align>left</wp:align>
@@ -13672,7 +14755,7 @@
     <w:r>
       <w:rPr/>
       <w:drawing>
-        <wp:anchor behindDoc="1" distT="0" distB="0" distL="0" distR="0" simplePos="0" locked="0" layoutInCell="0" allowOverlap="1" relativeHeight="21">
+        <wp:anchor behindDoc="1" distT="0" distB="0" distL="0" distR="0" simplePos="0" locked="0" layoutInCell="0" allowOverlap="1" relativeHeight="22">
           <wp:simplePos x="0" y="0"/>
           <wp:positionH relativeFrom="page">
             <wp:align>left</wp:align>

--- a/docs/package/01_Sales/iNXT_BrokerVerse_Competitive_Battlecard_INTERNAL.docx
+++ b/docs/package/01_Sales/iNXT_BrokerVerse_Competitive_Battlecard_INTERNAL.docx
@@ -789,7 +789,7 @@
             </w:rPr>
             <w:fldChar w:fldCharType="separate"/>
           </w:r>
-          <w:hyperlink w:anchor="__RefHeading___Toc8886_1360963153">
+          <w:hyperlink w:anchor="__RefHeading___Toc1980_2241325158">
             <w:r>
               <w:rPr>
                 <w:webHidden/>
@@ -824,7 +824,7 @@
             </w:tabs>
             <w:rPr/>
           </w:pPr>
-          <w:hyperlink w:anchor="__RefHeading___Toc8888_1360963153">
+          <w:hyperlink w:anchor="__RefHeading___Toc1982_2241325158">
             <w:r>
               <w:rPr>
                 <w:webHidden/>
@@ -853,7 +853,7 @@
             </w:tabs>
             <w:rPr/>
           </w:pPr>
-          <w:hyperlink w:anchor="__RefHeading___Toc8890_1360963153">
+          <w:hyperlink w:anchor="__RefHeading___Toc1984_2241325158">
             <w:r>
               <w:rPr>
                 <w:webHidden/>
@@ -875,7 +875,7 @@
             </w:tabs>
             <w:rPr/>
           </w:pPr>
-          <w:hyperlink w:anchor="__RefHeading___Toc8892_1360963153">
+          <w:hyperlink w:anchor="__RefHeading___Toc1986_2241325158">
             <w:r>
               <w:rPr>
                 <w:webHidden/>
@@ -897,7 +897,7 @@
             </w:tabs>
             <w:rPr/>
           </w:pPr>
-          <w:hyperlink w:anchor="__RefHeading___Toc8894_1360963153">
+          <w:hyperlink w:anchor="__RefHeading___Toc1988_2241325158">
             <w:r>
               <w:rPr>
                 <w:webHidden/>
@@ -919,7 +919,7 @@
             </w:tabs>
             <w:rPr/>
           </w:pPr>
-          <w:hyperlink w:anchor="__RefHeading___Toc8896_1360963153">
+          <w:hyperlink w:anchor="__RefHeading___Toc1990_2241325158">
             <w:r>
               <w:rPr>
                 <w:webHidden/>
@@ -941,7 +941,7 @@
             </w:tabs>
             <w:rPr/>
           </w:pPr>
-          <w:hyperlink w:anchor="__RefHeading___Toc8898_1360963153">
+          <w:hyperlink w:anchor="__RefHeading___Toc1992_2241325158">
             <w:r>
               <w:rPr>
                 <w:webHidden/>
@@ -963,7 +963,7 @@
             </w:tabs>
             <w:rPr/>
           </w:pPr>
-          <w:hyperlink w:anchor="__RefHeading___Toc8900_1360963153">
+          <w:hyperlink w:anchor="__RefHeading___Toc1994_2241325158">
             <w:r>
               <w:rPr>
                 <w:webHidden/>
@@ -985,7 +985,7 @@
             </w:tabs>
             <w:rPr/>
           </w:pPr>
-          <w:hyperlink w:anchor="__RefHeading___Toc8902_1360963153">
+          <w:hyperlink w:anchor="__RefHeading___Toc1996_2241325158">
             <w:r>
               <w:rPr>
                 <w:webHidden/>
@@ -1007,7 +1007,7 @@
             </w:tabs>
             <w:rPr/>
           </w:pPr>
-          <w:hyperlink w:anchor="__RefHeading___Toc8904_1360963153">
+          <w:hyperlink w:anchor="__RefHeading___Toc1998_2241325158">
             <w:r>
               <w:rPr>
                 <w:webHidden/>
@@ -1029,7 +1029,7 @@
             </w:tabs>
             <w:rPr/>
           </w:pPr>
-          <w:hyperlink w:anchor="__RefHeading___Toc8906_1360963153">
+          <w:hyperlink w:anchor="__RefHeading___Toc2000_2241325158">
             <w:r>
               <w:rPr>
                 <w:webHidden/>
@@ -1051,7 +1051,7 @@
             </w:tabs>
             <w:rPr/>
           </w:pPr>
-          <w:hyperlink w:anchor="__RefHeading___Toc8908_1360963153">
+          <w:hyperlink w:anchor="__RefHeading___Toc2002_2241325158">
             <w:r>
               <w:rPr>
                 <w:webHidden/>
@@ -1073,7 +1073,7 @@
             </w:tabs>
             <w:rPr/>
           </w:pPr>
-          <w:hyperlink w:anchor="__RefHeading___Toc8910_1360963153">
+          <w:hyperlink w:anchor="__RefHeading___Toc2004_2241325158">
             <w:r>
               <w:rPr>
                 <w:webHidden/>
@@ -1095,7 +1095,7 @@
             </w:tabs>
             <w:rPr/>
           </w:pPr>
-          <w:hyperlink w:anchor="__RefHeading___Toc8912_1360963153">
+          <w:hyperlink w:anchor="__RefHeading___Toc2006_2241325158">
             <w:r>
               <w:rPr>
                 <w:webHidden/>
@@ -1117,7 +1117,7 @@
             </w:tabs>
             <w:rPr/>
           </w:pPr>
-          <w:hyperlink w:anchor="__RefHeading___Toc8914_1360963153">
+          <w:hyperlink w:anchor="__RefHeading___Toc2008_2241325158">
             <w:r>
               <w:rPr>
                 <w:webHidden/>
@@ -1139,7 +1139,7 @@
             </w:tabs>
             <w:rPr/>
           </w:pPr>
-          <w:hyperlink w:anchor="__RefHeading___Toc8916_1360963153">
+          <w:hyperlink w:anchor="__RefHeading___Toc2010_2241325158">
             <w:r>
               <w:rPr>
                 <w:webHidden/>
@@ -1161,7 +1161,7 @@
             </w:tabs>
             <w:rPr/>
           </w:pPr>
-          <w:hyperlink w:anchor="__RefHeading___Toc8918_1360963153">
+          <w:hyperlink w:anchor="__RefHeading___Toc2012_2241325158">
             <w:r>
               <w:rPr>
                 <w:webHidden/>
@@ -1183,7 +1183,7 @@
             </w:tabs>
             <w:rPr/>
           </w:pPr>
-          <w:hyperlink w:anchor="__RefHeading___Toc8920_1360963153">
+          <w:hyperlink w:anchor="__RefHeading___Toc2014_2241325158">
             <w:r>
               <w:rPr>
                 <w:webHidden/>
@@ -1205,7 +1205,7 @@
             </w:tabs>
             <w:rPr/>
           </w:pPr>
-          <w:hyperlink w:anchor="__RefHeading___Toc8922_1360963153">
+          <w:hyperlink w:anchor="__RefHeading___Toc2016_2241325158">
             <w:r>
               <w:rPr>
                 <w:webHidden/>
@@ -1227,7 +1227,7 @@
             </w:tabs>
             <w:rPr/>
           </w:pPr>
-          <w:hyperlink w:anchor="__RefHeading___Toc8924_1360963153">
+          <w:hyperlink w:anchor="__RefHeading___Toc2018_2241325158">
             <w:r>
               <w:rPr>
                 <w:webHidden/>
@@ -1249,7 +1249,7 @@
             </w:tabs>
             <w:rPr/>
           </w:pPr>
-          <w:hyperlink w:anchor="__RefHeading___Toc8926_1360963153">
+          <w:hyperlink w:anchor="__RefHeading___Toc2020_2241325158">
             <w:r>
               <w:rPr>
                 <w:webHidden/>
@@ -1271,7 +1271,7 @@
             </w:tabs>
             <w:rPr/>
           </w:pPr>
-          <w:hyperlink w:anchor="__RefHeading___Toc8928_1360963153">
+          <w:hyperlink w:anchor="__RefHeading___Toc2022_2241325158">
             <w:r>
               <w:rPr>
                 <w:webHidden/>
@@ -1293,7 +1293,7 @@
             </w:tabs>
             <w:rPr/>
           </w:pPr>
-          <w:hyperlink w:anchor="__RefHeading___Toc8930_1360963153">
+          <w:hyperlink w:anchor="__RefHeading___Toc2024_2241325158">
             <w:r>
               <w:rPr>
                 <w:webHidden/>
@@ -1315,7 +1315,7 @@
             </w:tabs>
             <w:rPr/>
           </w:pPr>
-          <w:hyperlink w:anchor="__RefHeading___Toc8932_1360963153">
+          <w:hyperlink w:anchor="__RefHeading___Toc2026_2241325158">
             <w:r>
               <w:rPr>
                 <w:webHidden/>
@@ -1337,7 +1337,7 @@
             </w:tabs>
             <w:rPr/>
           </w:pPr>
-          <w:hyperlink w:anchor="__RefHeading___Toc8934_1360963153">
+          <w:hyperlink w:anchor="__RefHeading___Toc2028_2241325158">
             <w:r>
               <w:rPr>
                 <w:webHidden/>
@@ -1359,7 +1359,7 @@
             </w:tabs>
             <w:rPr/>
           </w:pPr>
-          <w:hyperlink w:anchor="__RefHeading___Toc8936_1360963153">
+          <w:hyperlink w:anchor="__RefHeading___Toc2030_2241325158">
             <w:r>
               <w:rPr>
                 <w:webHidden/>
@@ -1381,7 +1381,7 @@
             </w:tabs>
             <w:rPr/>
           </w:pPr>
-          <w:hyperlink w:anchor="__RefHeading___Toc8938_1360963153">
+          <w:hyperlink w:anchor="__RefHeading___Toc2032_2241325158">
             <w:r>
               <w:rPr>
                 <w:webHidden/>
@@ -1403,7 +1403,7 @@
             </w:tabs>
             <w:rPr/>
           </w:pPr>
-          <w:hyperlink w:anchor="__RefHeading___Toc8940_1360963153">
+          <w:hyperlink w:anchor="__RefHeading___Toc2034_2241325158">
             <w:r>
               <w:rPr>
                 <w:webHidden/>
@@ -1425,7 +1425,7 @@
             </w:tabs>
             <w:rPr/>
           </w:pPr>
-          <w:hyperlink w:anchor="__RefHeading___Toc8942_1360963153">
+          <w:hyperlink w:anchor="__RefHeading___Toc2036_2241325158">
             <w:r>
               <w:rPr>
                 <w:webHidden/>
@@ -1447,7 +1447,7 @@
             </w:tabs>
             <w:rPr/>
           </w:pPr>
-          <w:hyperlink w:anchor="__RefHeading___Toc8944_1360963153">
+          <w:hyperlink w:anchor="__RefHeading___Toc2038_2241325158">
             <w:r>
               <w:rPr>
                 <w:webHidden/>
@@ -1469,7 +1469,7 @@
             </w:tabs>
             <w:rPr/>
           </w:pPr>
-          <w:hyperlink w:anchor="__RefHeading___Toc8946_1360963153">
+          <w:hyperlink w:anchor="__RefHeading___Toc2040_2241325158">
             <w:r>
               <w:rPr>
                 <w:webHidden/>
@@ -1491,7 +1491,7 @@
             </w:tabs>
             <w:rPr/>
           </w:pPr>
-          <w:hyperlink w:anchor="__RefHeading___Toc8948_1360963153">
+          <w:hyperlink w:anchor="__RefHeading___Toc2042_2241325158">
             <w:r>
               <w:rPr>
                 <w:webHidden/>
@@ -1513,7 +1513,7 @@
             </w:tabs>
             <w:rPr/>
           </w:pPr>
-          <w:hyperlink w:anchor="__RefHeading___Toc8950_1360963153">
+          <w:hyperlink w:anchor="__RefHeading___Toc2044_2241325158">
             <w:r>
               <w:rPr>
                 <w:webHidden/>
@@ -1535,7 +1535,7 @@
             </w:tabs>
             <w:rPr/>
           </w:pPr>
-          <w:hyperlink w:anchor="__RefHeading___Toc8952_1360963153">
+          <w:hyperlink w:anchor="__RefHeading___Toc2046_2241325158">
             <w:r>
               <w:rPr>
                 <w:webHidden/>
@@ -1557,7 +1557,7 @@
             </w:tabs>
             <w:rPr/>
           </w:pPr>
-          <w:hyperlink w:anchor="__RefHeading___Toc8954_1360963153">
+          <w:hyperlink w:anchor="__RefHeading___Toc2048_2241325158">
             <w:r>
               <w:rPr>
                 <w:webHidden/>
@@ -1579,7 +1579,7 @@
             </w:tabs>
             <w:rPr/>
           </w:pPr>
-          <w:hyperlink w:anchor="__RefHeading___Toc8956_1360963153">
+          <w:hyperlink w:anchor="__RefHeading___Toc2050_2241325158">
             <w:r>
               <w:rPr>
                 <w:webHidden/>
@@ -1601,7 +1601,7 @@
             </w:tabs>
             <w:rPr/>
           </w:pPr>
-          <w:hyperlink w:anchor="__RefHeading___Toc8958_1360963153">
+          <w:hyperlink w:anchor="__RefHeading___Toc2052_2241325158">
             <w:r>
               <w:rPr>
                 <w:webHidden/>
@@ -1623,7 +1623,7 @@
             </w:tabs>
             <w:rPr/>
           </w:pPr>
-          <w:hyperlink w:anchor="__RefHeading___Toc8960_1360963153">
+          <w:hyperlink w:anchor="__RefHeading___Toc2054_2241325158">
             <w:r>
               <w:rPr>
                 <w:webHidden/>
@@ -1645,7 +1645,7 @@
             </w:tabs>
             <w:rPr/>
           </w:pPr>
-          <w:hyperlink w:anchor="__RefHeading___Toc8962_1360963153">
+          <w:hyperlink w:anchor="__RefHeading___Toc2056_2241325158">
             <w:r>
               <w:rPr>
                 <w:webHidden/>
@@ -1667,7 +1667,7 @@
             </w:tabs>
             <w:rPr/>
           </w:pPr>
-          <w:hyperlink w:anchor="__RefHeading___Toc8964_1360963153">
+          <w:hyperlink w:anchor="__RefHeading___Toc2058_2241325158">
             <w:r>
               <w:rPr>
                 <w:webHidden/>
@@ -1689,7 +1689,7 @@
             </w:tabs>
             <w:rPr/>
           </w:pPr>
-          <w:hyperlink w:anchor="__RefHeading___Toc8966_1360963153">
+          <w:hyperlink w:anchor="__RefHeading___Toc2060_2241325158">
             <w:r>
               <w:rPr>
                 <w:webHidden/>
@@ -1711,7 +1711,7 @@
             </w:tabs>
             <w:rPr/>
           </w:pPr>
-          <w:hyperlink w:anchor="__RefHeading___Toc8968_1360963153">
+          <w:hyperlink w:anchor="__RefHeading___Toc2062_2241325158">
             <w:r>
               <w:rPr>
                 <w:webHidden/>
@@ -1733,7 +1733,7 @@
             </w:tabs>
             <w:rPr/>
           </w:pPr>
-          <w:hyperlink w:anchor="__RefHeading___Toc8970_1360963153">
+          <w:hyperlink w:anchor="__RefHeading___Toc2064_2241325158">
             <w:r>
               <w:rPr>
                 <w:webHidden/>
@@ -1755,7 +1755,7 @@
             </w:tabs>
             <w:rPr/>
           </w:pPr>
-          <w:hyperlink w:anchor="__RefHeading___Toc8972_1360963153">
+          <w:hyperlink w:anchor="__RefHeading___Toc2066_2241325158">
             <w:r>
               <w:rPr>
                 <w:webHidden/>
@@ -1803,7 +1803,7 @@
       <w:r>
         <w:br w:type="page"/>
       </w:r>
-      <w:bookmarkStart w:id="0" w:name="__RefHeading___Toc8886_1360963153"/>
+      <w:bookmarkStart w:id="0" w:name="__RefHeading___Toc1980_2241325158"/>
       <w:bookmarkStart w:id="1" w:name="_Toc48319687"/>
       <w:bookmarkStart w:id="2" w:name="_Toc11824118"/>
       <w:bookmarkEnd w:id="0"/>
@@ -2197,7 +2197,7 @@
                 <w:szCs w:val="24"/>
                 <w:lang w:val="en-US" w:eastAsia="ja-JP" w:bidi="ar-SA"/>
               </w:rPr>
-              <w:t>1.1</w:t>
+              <w:t>1.1.1</w:t>
             </w:r>
           </w:p>
         </w:tc>
@@ -2345,7 +2345,7 @@
                 <w:szCs w:val="24"/>
                 <w:lang w:val="en-US" w:eastAsia="ja-JP" w:bidi="ar-SA"/>
               </w:rPr>
-              <w:t>Position, proof points and limits updated for AML/CFT, the IC and NPC registers, BIR forms and EOPT, integrations, dealer programmes, branding, My Work and the Report Builder</w:t>
+              <w:t>Version 1.1.1: release figures aligned with the release verification of 04 October 2026 (proof points). Version 1.1: position, proof points and limits updated for AML/CFT, the IC and NPC registers, BIR forms and EOPT, integrations, dealer programmes, branding, My Work and the Report Builder</w:t>
             </w:r>
           </w:p>
         </w:tc>
@@ -2448,7 +2448,7 @@
           <w:spacing w:val="0"/>
         </w:rPr>
       </w:pPr>
-      <w:bookmarkStart w:id="4" w:name="__RefHeading___Toc8888_1360963153"/>
+      <w:bookmarkStart w:id="4" w:name="__RefHeading___Toc1982_2241325158"/>
       <w:bookmarkStart w:id="5" w:name="_Toc233203388"/>
       <w:bookmarkEnd w:id="4"/>
       <w:r>
@@ -4701,7 +4701,7 @@
         <w:pageBreakBefore w:val="false"/>
         <w:rPr/>
       </w:pPr>
-      <w:bookmarkStart w:id="6" w:name="__RefHeading___Toc8890_1360963153"/>
+      <w:bookmarkStart w:id="6" w:name="__RefHeading___Toc1984_2241325158"/>
       <w:bookmarkEnd w:id="6"/>
       <w:r>
         <w:rPr>
@@ -4887,7 +4887,7 @@
         <w:pStyle w:val="Heading1"/>
         <w:rPr/>
       </w:pPr>
-      <w:bookmarkStart w:id="7" w:name="__RefHeading___Toc8892_1360963153"/>
+      <w:bookmarkStart w:id="7" w:name="__RefHeading___Toc1986_2241325158"/>
       <w:bookmarkEnd w:id="7"/>
       <w:r>
         <w:rPr>
@@ -4904,7 +4904,7 @@
         <w:pStyle w:val="Heading2"/>
         <w:rPr/>
       </w:pPr>
-      <w:bookmarkStart w:id="8" w:name="__RefHeading___Toc8894_1360963153"/>
+      <w:bookmarkStart w:id="8" w:name="__RefHeading___Toc1988_2241325158"/>
       <w:bookmarkEnd w:id="8"/>
       <w:r>
         <w:rPr>
@@ -4936,7 +4936,7 @@
         <w:pStyle w:val="Heading2"/>
         <w:rPr/>
       </w:pPr>
-      <w:bookmarkStart w:id="9" w:name="__RefHeading___Toc8896_1360963153"/>
+      <w:bookmarkStart w:id="9" w:name="__RefHeading___Toc1990_2241325158"/>
       <w:bookmarkEnd w:id="9"/>
       <w:r>
         <w:rPr>
@@ -5067,7 +5067,7 @@
         <w:pStyle w:val="Heading2"/>
         <w:rPr/>
       </w:pPr>
-      <w:bookmarkStart w:id="10" w:name="__RefHeading___Toc8898_1360963153"/>
+      <w:bookmarkStart w:id="10" w:name="__RefHeading___Toc1992_2241325158"/>
       <w:bookmarkEnd w:id="10"/>
       <w:r>
         <w:rPr>
@@ -5182,7 +5182,7 @@
         <w:pStyle w:val="Heading1"/>
         <w:rPr/>
       </w:pPr>
-      <w:bookmarkStart w:id="11" w:name="__RefHeading___Toc8900_1360963153"/>
+      <w:bookmarkStart w:id="11" w:name="__RefHeading___Toc1994_2241325158"/>
       <w:bookmarkEnd w:id="11"/>
       <w:r>
         <w:rPr>
@@ -5199,7 +5199,7 @@
         <w:pStyle w:val="Heading2"/>
         <w:rPr/>
       </w:pPr>
-      <w:bookmarkStart w:id="12" w:name="__RefHeading___Toc8902_1360963153"/>
+      <w:bookmarkStart w:id="12" w:name="__RefHeading___Toc1996_2241325158"/>
       <w:bookmarkEnd w:id="12"/>
       <w:r>
         <w:rPr>
@@ -5231,7 +5231,7 @@
         <w:pStyle w:val="Heading2"/>
         <w:rPr/>
       </w:pPr>
-      <w:bookmarkStart w:id="13" w:name="__RefHeading___Toc8904_1360963153"/>
+      <w:bookmarkStart w:id="13" w:name="__RefHeading___Toc1998_2241325158"/>
       <w:bookmarkEnd w:id="13"/>
       <w:r>
         <w:rPr>
@@ -5305,7 +5305,7 @@
         <w:pStyle w:val="Heading2"/>
         <w:rPr/>
       </w:pPr>
-      <w:bookmarkStart w:id="14" w:name="__RefHeading___Toc8906_1360963153"/>
+      <w:bookmarkStart w:id="14" w:name="__RefHeading___Toc2000_2241325158"/>
       <w:bookmarkEnd w:id="14"/>
       <w:r>
         <w:rPr>
@@ -5417,7 +5417,7 @@
         <w:pStyle w:val="Heading2"/>
         <w:rPr/>
       </w:pPr>
-      <w:bookmarkStart w:id="15" w:name="__RefHeading___Toc8908_1360963153"/>
+      <w:bookmarkStart w:id="15" w:name="__RefHeading___Toc2002_2241325158"/>
       <w:bookmarkEnd w:id="15"/>
       <w:r>
         <w:rPr>
@@ -5529,7 +5529,7 @@
         <w:pStyle w:val="Heading2"/>
         <w:rPr/>
       </w:pPr>
-      <w:bookmarkStart w:id="16" w:name="__RefHeading___Toc8910_1360963153"/>
+      <w:bookmarkStart w:id="16" w:name="__RefHeading___Toc2004_2241325158"/>
       <w:bookmarkEnd w:id="16"/>
       <w:r>
         <w:rPr>
@@ -6497,7 +6497,7 @@
         <w:pStyle w:val="Heading2"/>
         <w:rPr/>
       </w:pPr>
-      <w:bookmarkStart w:id="17" w:name="__RefHeading___Toc8912_1360963153"/>
+      <w:bookmarkStart w:id="17" w:name="__RefHeading___Toc2006_2241325158"/>
       <w:bookmarkEnd w:id="17"/>
       <w:r>
         <w:rPr>
@@ -6571,7 +6571,7 @@
         <w:pStyle w:val="Heading2"/>
         <w:rPr/>
       </w:pPr>
-      <w:bookmarkStart w:id="18" w:name="__RefHeading___Toc8914_1360963153"/>
+      <w:bookmarkStart w:id="18" w:name="__RefHeading___Toc2008_2241325158"/>
       <w:bookmarkEnd w:id="18"/>
       <w:r>
         <w:rPr>
@@ -6629,7 +6629,7 @@
         <w:pStyle w:val="Heading1"/>
         <w:rPr/>
       </w:pPr>
-      <w:bookmarkStart w:id="19" w:name="__RefHeading___Toc8916_1360963153"/>
+      <w:bookmarkStart w:id="19" w:name="__RefHeading___Toc2010_2241325158"/>
       <w:bookmarkEnd w:id="19"/>
       <w:r>
         <w:rPr>
@@ -6646,7 +6646,7 @@
         <w:pStyle w:val="Heading2"/>
         <w:rPr/>
       </w:pPr>
-      <w:bookmarkStart w:id="20" w:name="__RefHeading___Toc8918_1360963153"/>
+      <w:bookmarkStart w:id="20" w:name="__RefHeading___Toc2012_2241325158"/>
       <w:bookmarkEnd w:id="20"/>
       <w:r>
         <w:rPr>
@@ -6678,7 +6678,7 @@
         <w:pStyle w:val="Heading2"/>
         <w:rPr/>
       </w:pPr>
-      <w:bookmarkStart w:id="21" w:name="__RefHeading___Toc8920_1360963153"/>
+      <w:bookmarkStart w:id="21" w:name="__RefHeading___Toc2014_2241325158"/>
       <w:bookmarkEnd w:id="21"/>
       <w:r>
         <w:rPr>
@@ -6733,7 +6733,7 @@
         <w:pStyle w:val="Heading2"/>
         <w:rPr/>
       </w:pPr>
-      <w:bookmarkStart w:id="22" w:name="__RefHeading___Toc8922_1360963153"/>
+      <w:bookmarkStart w:id="22" w:name="__RefHeading___Toc2016_2241325158"/>
       <w:bookmarkEnd w:id="22"/>
       <w:r>
         <w:rPr>
@@ -6826,7 +6826,7 @@
         <w:pStyle w:val="Heading2"/>
         <w:rPr/>
       </w:pPr>
-      <w:bookmarkStart w:id="23" w:name="__RefHeading___Toc8924_1360963153"/>
+      <w:bookmarkStart w:id="23" w:name="__RefHeading___Toc2018_2241325158"/>
       <w:bookmarkEnd w:id="23"/>
       <w:r>
         <w:rPr>
@@ -6919,7 +6919,7 @@
         <w:pStyle w:val="Heading2"/>
         <w:rPr/>
       </w:pPr>
-      <w:bookmarkStart w:id="24" w:name="__RefHeading___Toc8926_1360963153"/>
+      <w:bookmarkStart w:id="24" w:name="__RefHeading___Toc2020_2241325158"/>
       <w:bookmarkEnd w:id="24"/>
       <w:r>
         <w:rPr>
@@ -7545,7 +7545,7 @@
         <w:pStyle w:val="Heading2"/>
         <w:rPr/>
       </w:pPr>
-      <w:bookmarkStart w:id="25" w:name="__RefHeading___Toc8928_1360963153"/>
+      <w:bookmarkStart w:id="25" w:name="__RefHeading___Toc2022_2241325158"/>
       <w:bookmarkEnd w:id="25"/>
       <w:r>
         <w:rPr>
@@ -7600,7 +7600,7 @@
         <w:pStyle w:val="Heading2"/>
         <w:rPr/>
       </w:pPr>
-      <w:bookmarkStart w:id="26" w:name="__RefHeading___Toc8930_1360963153"/>
+      <w:bookmarkStart w:id="26" w:name="__RefHeading___Toc2024_2241325158"/>
       <w:bookmarkEnd w:id="26"/>
       <w:r>
         <w:rPr>
@@ -7658,7 +7658,7 @@
         <w:pStyle w:val="Heading1"/>
         <w:rPr/>
       </w:pPr>
-      <w:bookmarkStart w:id="27" w:name="__RefHeading___Toc8932_1360963153"/>
+      <w:bookmarkStart w:id="27" w:name="__RefHeading___Toc2026_2241325158"/>
       <w:bookmarkEnd w:id="27"/>
       <w:r>
         <w:rPr>
@@ -7675,7 +7675,7 @@
         <w:pStyle w:val="Heading2"/>
         <w:rPr/>
       </w:pPr>
-      <w:bookmarkStart w:id="28" w:name="__RefHeading___Toc8934_1360963153"/>
+      <w:bookmarkStart w:id="28" w:name="__RefHeading___Toc2028_2241325158"/>
       <w:bookmarkEnd w:id="28"/>
       <w:r>
         <w:rPr>
@@ -7707,7 +7707,7 @@
         <w:pStyle w:val="Heading2"/>
         <w:rPr/>
       </w:pPr>
-      <w:bookmarkStart w:id="29" w:name="__RefHeading___Toc8936_1360963153"/>
+      <w:bookmarkStart w:id="29" w:name="__RefHeading___Toc2030_2241325158"/>
       <w:bookmarkEnd w:id="29"/>
       <w:r>
         <w:rPr>
@@ -7781,7 +7781,7 @@
         <w:pStyle w:val="Heading2"/>
         <w:rPr/>
       </w:pPr>
-      <w:bookmarkStart w:id="30" w:name="__RefHeading___Toc8938_1360963153"/>
+      <w:bookmarkStart w:id="30" w:name="__RefHeading___Toc2032_2241325158"/>
       <w:bookmarkEnd w:id="30"/>
       <w:r>
         <w:rPr>
@@ -8696,7 +8696,7 @@
         <w:pStyle w:val="Heading2"/>
         <w:rPr/>
       </w:pPr>
-      <w:bookmarkStart w:id="31" w:name="__RefHeading___Toc8940_1360963153"/>
+      <w:bookmarkStart w:id="31" w:name="__RefHeading___Toc2034_2241325158"/>
       <w:bookmarkEnd w:id="31"/>
       <w:r>
         <w:rPr>
@@ -8789,7 +8789,7 @@
         <w:pStyle w:val="Heading2"/>
         <w:rPr/>
       </w:pPr>
-      <w:bookmarkStart w:id="32" w:name="__RefHeading___Toc8942_1360963153"/>
+      <w:bookmarkStart w:id="32" w:name="__RefHeading___Toc2036_2241325158"/>
       <w:bookmarkEnd w:id="32"/>
       <w:r>
         <w:rPr>
@@ -9415,7 +9415,7 @@
         <w:pStyle w:val="Heading2"/>
         <w:rPr/>
       </w:pPr>
-      <w:bookmarkStart w:id="33" w:name="__RefHeading___Toc8944_1360963153"/>
+      <w:bookmarkStart w:id="33" w:name="__RefHeading___Toc2038_2241325158"/>
       <w:bookmarkEnd w:id="33"/>
       <w:r>
         <w:rPr>
@@ -9489,7 +9489,7 @@
         <w:pStyle w:val="Heading2"/>
         <w:rPr/>
       </w:pPr>
-      <w:bookmarkStart w:id="34" w:name="__RefHeading___Toc8946_1360963153"/>
+      <w:bookmarkStart w:id="34" w:name="__RefHeading___Toc2040_2241325158"/>
       <w:bookmarkEnd w:id="34"/>
       <w:r>
         <w:rPr>
@@ -9564,7 +9564,7 @@
         <w:pStyle w:val="Heading1"/>
         <w:rPr/>
       </w:pPr>
-      <w:bookmarkStart w:id="35" w:name="__RefHeading___Toc8948_1360963153"/>
+      <w:bookmarkStart w:id="35" w:name="__RefHeading___Toc2042_2241325158"/>
       <w:bookmarkEnd w:id="35"/>
       <w:r>
         <w:rPr>
@@ -9581,7 +9581,7 @@
         <w:pStyle w:val="Heading2"/>
         <w:rPr/>
       </w:pPr>
-      <w:bookmarkStart w:id="36" w:name="__RefHeading___Toc8950_1360963153"/>
+      <w:bookmarkStart w:id="36" w:name="__RefHeading___Toc2044_2241325158"/>
       <w:bookmarkEnd w:id="36"/>
       <w:r>
         <w:rPr>
@@ -9613,7 +9613,7 @@
         <w:pStyle w:val="Heading2"/>
         <w:rPr/>
       </w:pPr>
-      <w:bookmarkStart w:id="37" w:name="__RefHeading___Toc8952_1360963153"/>
+      <w:bookmarkStart w:id="37" w:name="__RefHeading___Toc2046_2241325158"/>
       <w:bookmarkEnd w:id="37"/>
       <w:r>
         <w:rPr>
@@ -9687,7 +9687,7 @@
         <w:pStyle w:val="Heading2"/>
         <w:rPr/>
       </w:pPr>
-      <w:bookmarkStart w:id="38" w:name="__RefHeading___Toc8954_1360963153"/>
+      <w:bookmarkStart w:id="38" w:name="__RefHeading___Toc2048_2241325158"/>
       <w:bookmarkEnd w:id="38"/>
       <w:r>
         <w:rPr>
@@ -9780,7 +9780,7 @@
         <w:pStyle w:val="Heading2"/>
         <w:rPr/>
       </w:pPr>
-      <w:bookmarkStart w:id="39" w:name="__RefHeading___Toc8956_1360963153"/>
+      <w:bookmarkStart w:id="39" w:name="__RefHeading___Toc2050_2241325158"/>
       <w:bookmarkEnd w:id="39"/>
       <w:r>
         <w:rPr>
@@ -9873,7 +9873,7 @@
         <w:pStyle w:val="Heading2"/>
         <w:rPr/>
       </w:pPr>
-      <w:bookmarkStart w:id="40" w:name="__RefHeading___Toc8958_1360963153"/>
+      <w:bookmarkStart w:id="40" w:name="__RefHeading___Toc2052_2241325158"/>
       <w:bookmarkEnd w:id="40"/>
       <w:r>
         <w:rPr>
@@ -10099,7 +10099,7 @@
                 <w:szCs w:val="24"/>
                 <w:lang w:val="en-US" w:eastAsia="ja-JP" w:bidi="ar-SA"/>
               </w:rPr>
-              <w:t>497 test cases, 634 automated business-rule tests, 371-step end-to-end cycle</w:t>
+              <w:t>629 test cases, 1,113 automated backend tests and 175 front-end tests, 433-step end-to-end cycle and 52-check go-live rehearsal on the final code</w:t>
             </w:r>
           </w:p>
         </w:tc>
@@ -10499,7 +10499,7 @@
         <w:pStyle w:val="Heading2"/>
         <w:rPr/>
       </w:pPr>
-      <w:bookmarkStart w:id="41" w:name="__RefHeading___Toc8960_1360963153"/>
+      <w:bookmarkStart w:id="41" w:name="__RefHeading___Toc2054_2241325158"/>
       <w:bookmarkEnd w:id="41"/>
       <w:r>
         <w:rPr>
@@ -10573,7 +10573,7 @@
         <w:pStyle w:val="Heading2"/>
         <w:rPr/>
       </w:pPr>
-      <w:bookmarkStart w:id="42" w:name="__RefHeading___Toc8962_1360963153"/>
+      <w:bookmarkStart w:id="42" w:name="__RefHeading___Toc2056_2241325158"/>
       <w:bookmarkEnd w:id="42"/>
       <w:r>
         <w:rPr>
@@ -10612,7 +10612,7 @@
         <w:pStyle w:val="Heading1"/>
         <w:rPr/>
       </w:pPr>
-      <w:bookmarkStart w:id="43" w:name="__RefHeading___Toc8964_1360963153"/>
+      <w:bookmarkStart w:id="43" w:name="__RefHeading___Toc2058_2241325158"/>
       <w:bookmarkEnd w:id="43"/>
       <w:r>
         <w:rPr>
@@ -11345,7 +11345,7 @@
       <w:r>
         <w:br w:type="page"/>
       </w:r>
-      <w:bookmarkStart w:id="44" w:name="__RefHeading___Toc8966_1360963153"/>
+      <w:bookmarkStart w:id="44" w:name="__RefHeading___Toc2060_2241325158"/>
       <w:bookmarkEnd w:id="44"/>
       <w:r>
         <w:rPr>
@@ -12078,7 +12078,7 @@
       <w:r>
         <w:br w:type="page"/>
       </w:r>
-      <w:bookmarkStart w:id="45" w:name="__RefHeading___Toc8968_1360963153"/>
+      <w:bookmarkStart w:id="45" w:name="__RefHeading___Toc2062_2241325158"/>
       <w:bookmarkEnd w:id="45"/>
       <w:r>
         <w:rPr>
@@ -12817,7 +12817,7 @@
       <w:r>
         <w:br w:type="page"/>
       </w:r>
-      <w:bookmarkStart w:id="46" w:name="__RefHeading___Toc8970_1360963153"/>
+      <w:bookmarkStart w:id="46" w:name="__RefHeading___Toc2064_2241325158"/>
       <w:bookmarkEnd w:id="46"/>
       <w:r>
         <w:rPr>
@@ -12866,7 +12866,7 @@
           <w:spacing w:val="0"/>
         </w:rPr>
       </w:pPr>
-      <w:bookmarkStart w:id="47" w:name="__RefHeading___Toc8972_1360963153"/>
+      <w:bookmarkStart w:id="47" w:name="__RefHeading___Toc2066_2241325158"/>
       <w:bookmarkStart w:id="48" w:name="_Toc233203395"/>
       <w:bookmarkEnd w:id="47"/>
       <w:r>
